--- a/ig-winner/data/Pioneer_Party_Instagram_Giveaway_Analysis.docx
+++ b/ig-winner/data/Pioneer_Party_Instagram_Giveaway_Analysis.docx
@@ -23,12 +23,12 @@
           <w:color w:val="002E5D"/>
           <w:sz w:val="44"/>
         </w:rPr>
-        <w:t>BYU Football Ticket Giveaways: Audience &amp; Viral Network Analysis</w:t>
+        <w:t>Instagram Giveaways: Audience Growth &amp; Top Viral Influencers</w:t>
       </w:r>
     </w:p>
     <w:p>
       <w:pPr>
-        <w:spacing w:before="0" w:after="320"/>
+        <w:spacing w:before="0" w:after="280"/>
       </w:pPr>
       <w:r>
         <w:rPr>
@@ -37,34 +37,23 @@
           <w:color w:val="718096"/>
           <w:sz w:val="21"/>
         </w:rPr>
-        <w:t>Executive Insights on Audience Growth, Top Influencers, and Community Loyalty across Giveaways 1 &amp; 2</w:t>
+        <w:t>Complete Analysis of Giveaways 1, 2 &amp; 3 • 2-Hop Viral Multiplier Network &amp; Influencer Deep-Dive</w:t>
         <w:br/>
-        <w:t>Prepared for Emily &amp; Dan Ames • September 2026</w:t>
+        <w:t>Prepared for Emily &amp; Dan Ames • October 2026</w:t>
       </w:r>
     </w:p>
     <w:p>
       <w:pPr>
-        <w:spacing w:before="0" w:after="280"/>
-      </w:pPr>
-      <w:r>
-        <w:rPr>
-          <w:color w:val="E2E8F0"/>
-        </w:rPr>
-        <w:t>——————————————————————————————————————————————————————————</w:t>
-      </w:r>
-    </w:p>
-    <w:p>
-      <w:pPr>
-        <w:spacing w:before="280" w:after="120"/>
+        <w:spacing w:before="240" w:after="120"/>
       </w:pPr>
       <w:r>
         <w:rPr>
           <w:rFonts w:ascii="Calibri" w:hAnsi="Calibri"/>
           <w:b/>
           <w:color w:val="002E5D"/>
-          <w:sz w:val="30"/>
+          <w:sz w:val="28"/>
         </w:rPr>
-        <w:t>1. Executive Summary: Audience Growth &amp; Week 2 Dynamics</w:t>
+        <w:t>1. Executive Summary: 3-Campaign Growth &amp; Audience Overview</w:t>
       </w:r>
     </w:p>
     <w:p>
@@ -75,9 +64,9 @@
         <w:rPr>
           <w:rFonts w:ascii="Calibri" w:hAnsi="Calibri"/>
           <w:color w:val="2D3748"/>
-          <w:sz w:val="22"/>
+          <w:sz w:val="21"/>
         </w:rPr>
-        <w:t>A common question was whether only a few new people engaged in Week 2. The data reveals the exact opposite: Week 2 was an exceptional acquisition engine, bringing in 398 brand-new community members who had never entered Week 1. In total, 63.6% of the Week 2 audience was completely net-new, while simultaneously retaining 228 repeat superfans from the first week.</w:t>
+        <w:t>Across all three Instagram giveaways, Pioneer Party has reached a total unique audience of 1,937 distinct community members, logging over 6,319 verified comments. The latest giveaway (Giveaway 3) captured 549 entrants, generating 1,620 comments. Remarkably, Giveaway 3 maintained a healthy 50/50 balance between brand retention and top-of-funnel acquisition: 270 participants were returning loyalists, while 279 were brand-new followers who had never entered before. Furthermore, 89 core superfans have entered all three giveaways!</w:t>
       </w:r>
     </w:p>
     <w:tbl>
@@ -95,27 +84,24 @@
         </w:tblBorders>
       </w:tblPr>
       <w:tblGrid>
-        <w:gridCol w:w="2412"/>
-        <w:gridCol w:w="2412"/>
-        <w:gridCol w:w="2412"/>
-        <w:gridCol w:w="2412"/>
+        <w:gridCol w:w="2448"/>
+        <w:gridCol w:w="2448"/>
+        <w:gridCol w:w="2448"/>
+        <w:gridCol w:w="2448"/>
       </w:tblGrid>
       <w:tr>
         <w:tc>
           <w:tcPr>
-            <w:tcW w:type="dxa" w:w="2880"/>
+            <w:tcW w:type="dxa" w:w="3600"/>
             <w:shd w:fill="002E5D"/>
             <w:tcMar>
-              <w:top w:w="140" w:type="dxa"/>
-              <w:bottom w:w="140" w:type="dxa"/>
-              <w:left w:w="160" w:type="dxa"/>
-              <w:right w:w="160" w:type="dxa"/>
+              <w:top w:w="130" w:type="dxa"/>
+              <w:bottom w:w="130" w:type="dxa"/>
+              <w:left w:w="140" w:type="dxa"/>
+              <w:right w:w="140" w:type="dxa"/>
             </w:tcMar>
           </w:tcPr>
           <w:p>
-            <w:pPr>
-              <w:jc w:val="left"/>
-            </w:pPr>
             <w:r>
               <w:rPr>
                 <w:rFonts w:ascii="Calibri" w:hAnsi="Calibri"/>
@@ -123,33 +109,7 @@
                 <w:color w:val="FFFFFF"/>
                 <w:sz w:val="19"/>
               </w:rPr>
-              <w:t>Campaign Metric</w:t>
-            </w:r>
-          </w:p>
-        </w:tc>
-        <w:tc>
-          <w:tcPr>
-            <w:tcW w:type="dxa" w:w="1296"/>
-            <w:shd w:fill="002E5D"/>
-            <w:tcMar>
-              <w:top w:w="140" w:type="dxa"/>
-              <w:bottom w:w="140" w:type="dxa"/>
-              <w:left w:w="160" w:type="dxa"/>
-              <w:right w:w="160" w:type="dxa"/>
-            </w:tcMar>
-          </w:tcPr>
-          <w:p>
-            <w:pPr>
-              <w:jc w:val="left"/>
-            </w:pPr>
-            <w:r>
-              <w:rPr>
-                <w:rFonts w:ascii="Calibri" w:hAnsi="Calibri"/>
-                <w:b/>
-                <w:color w:val="FFFFFF"/>
-                <w:sz w:val="19"/>
-              </w:rPr>
-              <w:t>Count</w:t>
+              <w:t>Metric</w:t>
             </w:r>
           </w:p>
         </w:tc>
@@ -158,16 +118,13 @@
             <w:tcW w:type="dxa" w:w="2160"/>
             <w:shd w:fill="002E5D"/>
             <w:tcMar>
-              <w:top w:w="140" w:type="dxa"/>
-              <w:bottom w:w="140" w:type="dxa"/>
-              <w:left w:w="160" w:type="dxa"/>
-              <w:right w:w="160" w:type="dxa"/>
+              <w:top w:w="130" w:type="dxa"/>
+              <w:bottom w:w="130" w:type="dxa"/>
+              <w:left w:w="140" w:type="dxa"/>
+              <w:right w:w="140" w:type="dxa"/>
             </w:tcMar>
           </w:tcPr>
           <w:p>
-            <w:pPr>
-              <w:jc w:val="left"/>
-            </w:pPr>
             <w:r>
               <w:rPr>
                 <w:rFonts w:ascii="Calibri" w:hAnsi="Calibri"/>
@@ -175,25 +132,22 @@
                 <w:color w:val="FFFFFF"/>
                 <w:sz w:val="19"/>
               </w:rPr>
-              <w:t>% of Total Audience</w:t>
+              <w:t>Giveaway 1</w:t>
             </w:r>
           </w:p>
         </w:tc>
         <w:tc>
           <w:tcPr>
-            <w:tcW w:type="dxa" w:w="3744"/>
+            <w:tcW w:type="dxa" w:w="2160"/>
             <w:shd w:fill="002E5D"/>
             <w:tcMar>
-              <w:top w:w="140" w:type="dxa"/>
-              <w:bottom w:w="140" w:type="dxa"/>
-              <w:left w:w="160" w:type="dxa"/>
-              <w:right w:w="160" w:type="dxa"/>
+              <w:top w:w="130" w:type="dxa"/>
+              <w:bottom w:w="130" w:type="dxa"/>
+              <w:left w:w="140" w:type="dxa"/>
+              <w:right w:w="140" w:type="dxa"/>
             </w:tcMar>
           </w:tcPr>
           <w:p>
-            <w:pPr>
-              <w:jc w:val="left"/>
-            </w:pPr>
             <w:r>
               <w:rPr>
                 <w:rFonts w:ascii="Calibri" w:hAnsi="Calibri"/>
@@ -201,7 +155,30 @@
                 <w:color w:val="FFFFFF"/>
                 <w:sz w:val="19"/>
               </w:rPr>
-              <w:t>Strategic Takeaway</w:t>
+              <w:t>Giveaway 2</w:t>
+            </w:r>
+          </w:p>
+        </w:tc>
+        <w:tc>
+          <w:tcPr>
+            <w:tcW w:type="dxa" w:w="2448"/>
+            <w:shd w:fill="002E5D"/>
+            <w:tcMar>
+              <w:top w:w="130" w:type="dxa"/>
+              <w:bottom w:w="130" w:type="dxa"/>
+              <w:left w:w="140" w:type="dxa"/>
+              <w:right w:w="140" w:type="dxa"/>
+            </w:tcMar>
+          </w:tcPr>
+          <w:p>
+            <w:r>
+              <w:rPr>
+                <w:rFonts w:ascii="Calibri" w:hAnsi="Calibri"/>
+                <w:b/>
+                <w:color w:val="FFFFFF"/>
+                <w:sz w:val="19"/>
+              </w:rPr>
+              <w:t>Giveaway 3 (Latest)</w:t>
             </w:r>
           </w:p>
         </w:tc>
@@ -209,53 +186,24 @@
       <w:tr>
         <w:tc>
           <w:tcPr>
-            <w:tcW w:type="dxa" w:w="2880"/>
+            <w:tcW w:type="dxa" w:w="3600"/>
             <w:shd w:fill="F7FAFC"/>
             <w:tcMar>
-              <w:top w:w="100" w:type="dxa"/>
-              <w:bottom w:w="100" w:type="dxa"/>
-              <w:left w:w="160" w:type="dxa"/>
-              <w:right w:w="160" w:type="dxa"/>
+              <w:top w:w="90" w:type="dxa"/>
+              <w:bottom w:w="90" w:type="dxa"/>
+              <w:left w:w="140" w:type="dxa"/>
+              <w:right w:w="140" w:type="dxa"/>
             </w:tcMar>
           </w:tcPr>
           <w:p>
-            <w:pPr>
-              <w:jc w:val="left"/>
-            </w:pPr>
             <w:r>
               <w:rPr>
                 <w:rFonts w:ascii="Calibri" w:hAnsi="Calibri"/>
                 <w:b/>
                 <w:color w:val="002E5D"/>
-                <w:sz w:val="19"/>
+                <w:sz w:val="18"/>
               </w:rPr>
-              <w:t>Total Unique Entrants</w:t>
-            </w:r>
-          </w:p>
-        </w:tc>
-        <w:tc>
-          <w:tcPr>
-            <w:tcW w:type="dxa" w:w="1296"/>
-            <w:shd w:fill="F7FAFC"/>
-            <w:tcMar>
-              <w:top w:w="100" w:type="dxa"/>
-              <w:bottom w:w="100" w:type="dxa"/>
-              <w:left w:w="160" w:type="dxa"/>
-              <w:right w:w="160" w:type="dxa"/>
-            </w:tcMar>
-          </w:tcPr>
-          <w:p>
-            <w:pPr>
-              <w:jc w:val="right"/>
-            </w:pPr>
-            <w:r>
-              <w:rPr>
-                <w:rFonts w:ascii="Calibri" w:hAnsi="Calibri"/>
-                <w:b/>
-                <w:color w:val="0062B8"/>
-                <w:sz w:val="19"/>
-              </w:rPr>
-              <w:t>1,661</w:t>
+              <w:t>Verified Comments Logged</w:t>
             </w:r>
           </w:p>
         </w:tc>
@@ -264,48 +212,64 @@
             <w:tcW w:type="dxa" w:w="2160"/>
             <w:shd w:fill="F7FAFC"/>
             <w:tcMar>
-              <w:top w:w="100" w:type="dxa"/>
-              <w:bottom w:w="100" w:type="dxa"/>
-              <w:left w:w="160" w:type="dxa"/>
-              <w:right w:w="160" w:type="dxa"/>
+              <w:top w:w="90" w:type="dxa"/>
+              <w:bottom w:w="90" w:type="dxa"/>
+              <w:left w:w="140" w:type="dxa"/>
+              <w:right w:w="140" w:type="dxa"/>
             </w:tcMar>
           </w:tcPr>
           <w:p>
-            <w:pPr>
-              <w:jc w:val="right"/>
-            </w:pPr>
             <w:r>
               <w:rPr>
                 <w:rFonts w:ascii="Calibri" w:hAnsi="Calibri"/>
                 <w:color w:val="2D3748"/>
-                <w:sz w:val="19"/>
+                <w:sz w:val="18"/>
               </w:rPr>
-              <w:t>100.0%</w:t>
+              <w:t>3,151 comments</w:t>
             </w:r>
           </w:p>
         </w:tc>
         <w:tc>
           <w:tcPr>
-            <w:tcW w:type="dxa" w:w="3744"/>
+            <w:tcW w:type="dxa" w:w="2160"/>
             <w:shd w:fill="F7FAFC"/>
             <w:tcMar>
-              <w:top w:w="100" w:type="dxa"/>
-              <w:bottom w:w="100" w:type="dxa"/>
-              <w:left w:w="160" w:type="dxa"/>
-              <w:right w:w="160" w:type="dxa"/>
+              <w:top w:w="90" w:type="dxa"/>
+              <w:bottom w:w="90" w:type="dxa"/>
+              <w:left w:w="140" w:type="dxa"/>
+              <w:right w:w="140" w:type="dxa"/>
             </w:tcMar>
           </w:tcPr>
           <w:p>
-            <w:pPr>
-              <w:jc w:val="left"/>
-            </w:pPr>
             <w:r>
               <w:rPr>
                 <w:rFonts w:ascii="Calibri" w:hAnsi="Calibri"/>
                 <w:color w:val="2D3748"/>
-                <w:sz w:val="19"/>
+                <w:sz w:val="18"/>
               </w:rPr>
-              <w:t>Overall community reach across both Instagram promotions</w:t>
+              <w:t>1,548 comments</w:t>
+            </w:r>
+          </w:p>
+        </w:tc>
+        <w:tc>
+          <w:tcPr>
+            <w:tcW w:type="dxa" w:w="2448"/>
+            <w:shd w:fill="F7FAFC"/>
+            <w:tcMar>
+              <w:top w:w="90" w:type="dxa"/>
+              <w:bottom w:w="90" w:type="dxa"/>
+              <w:left w:w="140" w:type="dxa"/>
+              <w:right w:w="140" w:type="dxa"/>
+            </w:tcMar>
+          </w:tcPr>
+          <w:p>
+            <w:r>
+              <w:rPr>
+                <w:rFonts w:ascii="Calibri" w:hAnsi="Calibri"/>
+                <w:color w:val="2D3748"/>
+                <w:sz w:val="18"/>
+              </w:rPr>
+              <w:t>1,620 comments</w:t>
             </w:r>
           </w:p>
         </w:tc>
@@ -313,53 +277,24 @@
       <w:tr>
         <w:tc>
           <w:tcPr>
-            <w:tcW w:type="dxa" w:w="2880"/>
+            <w:tcW w:type="dxa" w:w="3600"/>
             <w:shd w:fill="FFFFFF"/>
             <w:tcMar>
-              <w:top w:w="100" w:type="dxa"/>
-              <w:bottom w:w="100" w:type="dxa"/>
-              <w:left w:w="160" w:type="dxa"/>
-              <w:right w:w="160" w:type="dxa"/>
+              <w:top w:w="90" w:type="dxa"/>
+              <w:bottom w:w="90" w:type="dxa"/>
+              <w:left w:w="140" w:type="dxa"/>
+              <w:right w:w="140" w:type="dxa"/>
             </w:tcMar>
           </w:tcPr>
           <w:p>
-            <w:pPr>
-              <w:jc w:val="left"/>
-            </w:pPr>
             <w:r>
               <w:rPr>
                 <w:rFonts w:ascii="Calibri" w:hAnsi="Calibri"/>
                 <w:b/>
                 <w:color w:val="002E5D"/>
-                <w:sz w:val="19"/>
+                <w:sz w:val="18"/>
               </w:rPr>
-              <w:t>Giveaway 1 Entrants (Week 1)</w:t>
-            </w:r>
-          </w:p>
-        </w:tc>
-        <w:tc>
-          <w:tcPr>
-            <w:tcW w:type="dxa" w:w="1296"/>
-            <w:shd w:fill="FFFFFF"/>
-            <w:tcMar>
-              <w:top w:w="100" w:type="dxa"/>
-              <w:bottom w:w="100" w:type="dxa"/>
-              <w:left w:w="160" w:type="dxa"/>
-              <w:right w:w="160" w:type="dxa"/>
-            </w:tcMar>
-          </w:tcPr>
-          <w:p>
-            <w:pPr>
-              <w:jc w:val="right"/>
-            </w:pPr>
-            <w:r>
-              <w:rPr>
-                <w:rFonts w:ascii="Calibri" w:hAnsi="Calibri"/>
-                <w:b/>
-                <w:color w:val="0062B8"/>
-                <w:sz w:val="19"/>
-              </w:rPr>
-              <w:t>1,263</w:t>
+              <w:t>Unique Entrants</w:t>
             </w:r>
           </w:p>
         </w:tc>
@@ -368,48 +303,64 @@
             <w:tcW w:type="dxa" w:w="2160"/>
             <w:shd w:fill="FFFFFF"/>
             <w:tcMar>
-              <w:top w:w="100" w:type="dxa"/>
-              <w:bottom w:w="100" w:type="dxa"/>
-              <w:left w:w="160" w:type="dxa"/>
-              <w:right w:w="160" w:type="dxa"/>
+              <w:top w:w="90" w:type="dxa"/>
+              <w:bottom w:w="90" w:type="dxa"/>
+              <w:left w:w="140" w:type="dxa"/>
+              <w:right w:w="140" w:type="dxa"/>
             </w:tcMar>
           </w:tcPr>
           <w:p>
-            <w:pPr>
-              <w:jc w:val="right"/>
-            </w:pPr>
             <w:r>
               <w:rPr>
                 <w:rFonts w:ascii="Calibri" w:hAnsi="Calibri"/>
                 <w:color w:val="2D3748"/>
-                <w:sz w:val="19"/>
+                <w:sz w:val="18"/>
               </w:rPr>
-              <w:t>76.0%</w:t>
+              <w:t>1,263 people</w:t>
             </w:r>
           </w:p>
         </w:tc>
         <w:tc>
           <w:tcPr>
-            <w:tcW w:type="dxa" w:w="3744"/>
+            <w:tcW w:type="dxa" w:w="2160"/>
             <w:shd w:fill="FFFFFF"/>
             <w:tcMar>
-              <w:top w:w="100" w:type="dxa"/>
-              <w:bottom w:w="100" w:type="dxa"/>
-              <w:left w:w="160" w:type="dxa"/>
-              <w:right w:w="160" w:type="dxa"/>
+              <w:top w:w="90" w:type="dxa"/>
+              <w:bottom w:w="90" w:type="dxa"/>
+              <w:left w:w="140" w:type="dxa"/>
+              <w:right w:w="140" w:type="dxa"/>
             </w:tcMar>
           </w:tcPr>
           <w:p>
-            <w:pPr>
-              <w:jc w:val="left"/>
-            </w:pPr>
             <w:r>
               <w:rPr>
                 <w:rFonts w:ascii="Calibri" w:hAnsi="Calibri"/>
                 <w:color w:val="2D3748"/>
-                <w:sz w:val="19"/>
+                <w:sz w:val="18"/>
               </w:rPr>
-              <w:t>3,151 verified comments logged from the 21-min screen recording</w:t>
+              <w:t>626 people</w:t>
+            </w:r>
+          </w:p>
+        </w:tc>
+        <w:tc>
+          <w:tcPr>
+            <w:tcW w:type="dxa" w:w="2448"/>
+            <w:shd w:fill="FFFFFF"/>
+            <w:tcMar>
+              <w:top w:w="90" w:type="dxa"/>
+              <w:bottom w:w="90" w:type="dxa"/>
+              <w:left w:w="140" w:type="dxa"/>
+              <w:right w:w="140" w:type="dxa"/>
+            </w:tcMar>
+          </w:tcPr>
+          <w:p>
+            <w:r>
+              <w:rPr>
+                <w:rFonts w:ascii="Calibri" w:hAnsi="Calibri"/>
+                <w:color w:val="2D3748"/>
+                <w:sz w:val="18"/>
+              </w:rPr>
+              <w:t>549 people</w:t>
             </w:r>
           </w:p>
         </w:tc>
@@ -417,53 +368,24 @@
       <w:tr>
         <w:tc>
           <w:tcPr>
-            <w:tcW w:type="dxa" w:w="2880"/>
+            <w:tcW w:type="dxa" w:w="3600"/>
             <w:shd w:fill="F7FAFC"/>
             <w:tcMar>
-              <w:top w:w="100" w:type="dxa"/>
-              <w:bottom w:w="100" w:type="dxa"/>
-              <w:left w:w="160" w:type="dxa"/>
-              <w:right w:w="160" w:type="dxa"/>
+              <w:top w:w="90" w:type="dxa"/>
+              <w:bottom w:w="90" w:type="dxa"/>
+              <w:left w:w="140" w:type="dxa"/>
+              <w:right w:w="140" w:type="dxa"/>
             </w:tcMar>
           </w:tcPr>
           <w:p>
-            <w:pPr>
-              <w:jc w:val="left"/>
-            </w:pPr>
             <w:r>
               <w:rPr>
                 <w:rFonts w:ascii="Calibri" w:hAnsi="Calibri"/>
                 <w:b/>
                 <w:color w:val="002E5D"/>
-                <w:sz w:val="19"/>
+                <w:sz w:val="18"/>
               </w:rPr>
-              <w:t>Giveaway 2 Entrants (Week 2)</w:t>
-            </w:r>
-          </w:p>
-        </w:tc>
-        <w:tc>
-          <w:tcPr>
-            <w:tcW w:type="dxa" w:w="1296"/>
-            <w:shd w:fill="F7FAFC"/>
-            <w:tcMar>
-              <w:top w:w="100" w:type="dxa"/>
-              <w:bottom w:w="100" w:type="dxa"/>
-              <w:left w:w="160" w:type="dxa"/>
-              <w:right w:w="160" w:type="dxa"/>
-            </w:tcMar>
-          </w:tcPr>
-          <w:p>
-            <w:pPr>
-              <w:jc w:val="right"/>
-            </w:pPr>
-            <w:r>
-              <w:rPr>
-                <w:rFonts w:ascii="Calibri" w:hAnsi="Calibri"/>
-                <w:b/>
-                <w:color w:val="0062B8"/>
-                <w:sz w:val="19"/>
-              </w:rPr>
-              <w:t>626</w:t>
+              <w:t>Net-New Followers Acquired</w:t>
             </w:r>
           </w:p>
         </w:tc>
@@ -472,48 +394,64 @@
             <w:tcW w:type="dxa" w:w="2160"/>
             <w:shd w:fill="F7FAFC"/>
             <w:tcMar>
-              <w:top w:w="100" w:type="dxa"/>
-              <w:bottom w:w="100" w:type="dxa"/>
-              <w:left w:w="160" w:type="dxa"/>
-              <w:right w:w="160" w:type="dxa"/>
+              <w:top w:w="90" w:type="dxa"/>
+              <w:bottom w:w="90" w:type="dxa"/>
+              <w:left w:w="140" w:type="dxa"/>
+              <w:right w:w="140" w:type="dxa"/>
             </w:tcMar>
           </w:tcPr>
           <w:p>
-            <w:pPr>
-              <w:jc w:val="right"/>
-            </w:pPr>
             <w:r>
               <w:rPr>
                 <w:rFonts w:ascii="Calibri" w:hAnsi="Calibri"/>
                 <w:color w:val="2D3748"/>
-                <w:sz w:val="19"/>
+                <w:sz w:val="18"/>
               </w:rPr>
-              <w:t>37.7%</w:t>
+              <w:t>1,263 (Baseline)</w:t>
             </w:r>
           </w:p>
         </w:tc>
         <w:tc>
           <w:tcPr>
-            <w:tcW w:type="dxa" w:w="3744"/>
+            <w:tcW w:type="dxa" w:w="2160"/>
             <w:shd w:fill="F7FAFC"/>
             <w:tcMar>
-              <w:top w:w="100" w:type="dxa"/>
-              <w:bottom w:w="100" w:type="dxa"/>
-              <w:left w:w="160" w:type="dxa"/>
-              <w:right w:w="160" w:type="dxa"/>
+              <w:top w:w="90" w:type="dxa"/>
+              <w:bottom w:w="90" w:type="dxa"/>
+              <w:left w:w="140" w:type="dxa"/>
+              <w:right w:w="140" w:type="dxa"/>
             </w:tcMar>
           </w:tcPr>
           <w:p>
-            <w:pPr>
-              <w:jc w:val="left"/>
-            </w:pPr>
             <w:r>
               <w:rPr>
                 <w:rFonts w:ascii="Calibri" w:hAnsi="Calibri"/>
                 <w:color w:val="2D3748"/>
-                <w:sz w:val="19"/>
+                <w:sz w:val="18"/>
               </w:rPr>
-              <w:t>1,548 verified comments logged with product &amp; store praises</w:t>
+              <w:t>398 (63.6%)</w:t>
+            </w:r>
+          </w:p>
+        </w:tc>
+        <w:tc>
+          <w:tcPr>
+            <w:tcW w:type="dxa" w:w="2448"/>
+            <w:shd w:fill="F7FAFC"/>
+            <w:tcMar>
+              <w:top w:w="90" w:type="dxa"/>
+              <w:bottom w:w="90" w:type="dxa"/>
+              <w:left w:w="140" w:type="dxa"/>
+              <w:right w:w="140" w:type="dxa"/>
+            </w:tcMar>
+          </w:tcPr>
+          <w:p>
+            <w:r>
+              <w:rPr>
+                <w:rFonts w:ascii="Calibri" w:hAnsi="Calibri"/>
+                <w:color w:val="2D3748"/>
+                <w:sz w:val="18"/>
+              </w:rPr>
+              <w:t>279 (50.8%)</w:t>
             </w:r>
           </w:p>
         </w:tc>
@@ -521,53 +459,24 @@
       <w:tr>
         <w:tc>
           <w:tcPr>
-            <w:tcW w:type="dxa" w:w="2880"/>
+            <w:tcW w:type="dxa" w:w="3600"/>
             <w:shd w:fill="FFFFFF"/>
             <w:tcMar>
-              <w:top w:w="100" w:type="dxa"/>
-              <w:bottom w:w="100" w:type="dxa"/>
-              <w:left w:w="160" w:type="dxa"/>
-              <w:right w:w="160" w:type="dxa"/>
+              <w:top w:w="90" w:type="dxa"/>
+              <w:bottom w:w="90" w:type="dxa"/>
+              <w:left w:w="140" w:type="dxa"/>
+              <w:right w:w="140" w:type="dxa"/>
             </w:tcMar>
           </w:tcPr>
           <w:p>
-            <w:pPr>
-              <w:jc w:val="left"/>
-            </w:pPr>
             <w:r>
               <w:rPr>
                 <w:rFonts w:ascii="Calibri" w:hAnsi="Calibri"/>
                 <w:b/>
                 <w:color w:val="002E5D"/>
-                <w:sz w:val="19"/>
+                <w:sz w:val="18"/>
               </w:rPr>
-              <w:t>Brand-New Week 2 Entrants</w:t>
-            </w:r>
-          </w:p>
-        </w:tc>
-        <w:tc>
-          <w:tcPr>
-            <w:tcW w:type="dxa" w:w="1296"/>
-            <w:shd w:fill="FFFFFF"/>
-            <w:tcMar>
-              <w:top w:w="100" w:type="dxa"/>
-              <w:bottom w:w="100" w:type="dxa"/>
-              <w:left w:w="160" w:type="dxa"/>
-              <w:right w:w="160" w:type="dxa"/>
-            </w:tcMar>
-          </w:tcPr>
-          <w:p>
-            <w:pPr>
-              <w:jc w:val="right"/>
-            </w:pPr>
-            <w:r>
-              <w:rPr>
-                <w:rFonts w:ascii="Calibri" w:hAnsi="Calibri"/>
-                <w:b/>
-                <w:color w:val="0062B8"/>
-                <w:sz w:val="19"/>
-              </w:rPr>
-              <w:t>398</w:t>
+              <w:t>Returning Loyalists</w:t>
             </w:r>
           </w:p>
         </w:tc>
@@ -576,48 +485,64 @@
             <w:tcW w:type="dxa" w:w="2160"/>
             <w:shd w:fill="FFFFFF"/>
             <w:tcMar>
-              <w:top w:w="100" w:type="dxa"/>
-              <w:bottom w:w="100" w:type="dxa"/>
-              <w:left w:w="160" w:type="dxa"/>
-              <w:right w:w="160" w:type="dxa"/>
+              <w:top w:w="90" w:type="dxa"/>
+              <w:bottom w:w="90" w:type="dxa"/>
+              <w:left w:w="140" w:type="dxa"/>
+              <w:right w:w="140" w:type="dxa"/>
             </w:tcMar>
           </w:tcPr>
           <w:p>
-            <w:pPr>
-              <w:jc w:val="right"/>
-            </w:pPr>
             <w:r>
               <w:rPr>
                 <w:rFonts w:ascii="Calibri" w:hAnsi="Calibri"/>
                 <w:color w:val="2D3748"/>
-                <w:sz w:val="19"/>
+                <w:sz w:val="18"/>
               </w:rPr>
-              <w:t>24.0%</w:t>
+              <w:t>—</w:t>
             </w:r>
           </w:p>
         </w:tc>
         <w:tc>
           <w:tcPr>
-            <w:tcW w:type="dxa" w:w="3744"/>
+            <w:tcW w:type="dxa" w:w="2160"/>
             <w:shd w:fill="FFFFFF"/>
             <w:tcMar>
-              <w:top w:w="100" w:type="dxa"/>
-              <w:bottom w:w="100" w:type="dxa"/>
-              <w:left w:w="160" w:type="dxa"/>
-              <w:right w:w="160" w:type="dxa"/>
+              <w:top w:w="90" w:type="dxa"/>
+              <w:bottom w:w="90" w:type="dxa"/>
+              <w:left w:w="140" w:type="dxa"/>
+              <w:right w:w="140" w:type="dxa"/>
             </w:tcMar>
           </w:tcPr>
           <w:p>
-            <w:pPr>
-              <w:jc w:val="left"/>
-            </w:pPr>
             <w:r>
               <w:rPr>
                 <w:rFonts w:ascii="Calibri" w:hAnsi="Calibri"/>
                 <w:color w:val="2D3748"/>
-                <w:sz w:val="19"/>
+                <w:sz w:val="18"/>
               </w:rPr>
-              <w:t>63.6% of Week 2 entrants were first-time participants!</w:t>
+              <w:t>228 people</w:t>
+            </w:r>
+          </w:p>
+        </w:tc>
+        <w:tc>
+          <w:tcPr>
+            <w:tcW w:type="dxa" w:w="2448"/>
+            <w:shd w:fill="FFFFFF"/>
+            <w:tcMar>
+              <w:top w:w="90" w:type="dxa"/>
+              <w:bottom w:w="90" w:type="dxa"/>
+              <w:left w:w="140" w:type="dxa"/>
+              <w:right w:w="140" w:type="dxa"/>
+            </w:tcMar>
+          </w:tcPr>
+          <w:p>
+            <w:r>
+              <w:rPr>
+                <w:rFonts w:ascii="Calibri" w:hAnsi="Calibri"/>
+                <w:color w:val="2D3748"/>
+                <w:sz w:val="18"/>
+              </w:rPr>
+              <w:t>270 people</w:t>
             </w:r>
           </w:p>
         </w:tc>
@@ -625,53 +550,24 @@
       <w:tr>
         <w:tc>
           <w:tcPr>
-            <w:tcW w:type="dxa" w:w="2880"/>
+            <w:tcW w:type="dxa" w:w="3600"/>
             <w:shd w:fill="F7FAFC"/>
             <w:tcMar>
-              <w:top w:w="100" w:type="dxa"/>
-              <w:bottom w:w="100" w:type="dxa"/>
-              <w:left w:w="160" w:type="dxa"/>
-              <w:right w:w="160" w:type="dxa"/>
+              <w:top w:w="90" w:type="dxa"/>
+              <w:bottom w:w="90" w:type="dxa"/>
+              <w:left w:w="140" w:type="dxa"/>
+              <w:right w:w="140" w:type="dxa"/>
             </w:tcMar>
           </w:tcPr>
           <w:p>
-            <w:pPr>
-              <w:jc w:val="left"/>
-            </w:pPr>
             <w:r>
               <w:rPr>
                 <w:rFonts w:ascii="Calibri" w:hAnsi="Calibri"/>
                 <w:b/>
                 <w:color w:val="002E5D"/>
-                <w:sz w:val="19"/>
+                <w:sz w:val="18"/>
               </w:rPr>
-              <w:t>Repeat Entrants ('Superfans')</w:t>
-            </w:r>
-          </w:p>
-        </w:tc>
-        <w:tc>
-          <w:tcPr>
-            <w:tcW w:type="dxa" w:w="1296"/>
-            <w:shd w:fill="F7FAFC"/>
-            <w:tcMar>
-              <w:top w:w="100" w:type="dxa"/>
-              <w:bottom w:w="100" w:type="dxa"/>
-              <w:left w:w="160" w:type="dxa"/>
-              <w:right w:w="160" w:type="dxa"/>
-            </w:tcMar>
-          </w:tcPr>
-          <w:p>
-            <w:pPr>
-              <w:jc w:val="right"/>
-            </w:pPr>
-            <w:r>
-              <w:rPr>
-                <w:rFonts w:ascii="Calibri" w:hAnsi="Calibri"/>
-                <w:b/>
-                <w:color w:val="0062B8"/>
-                <w:sz w:val="19"/>
-              </w:rPr>
-              <w:t>228</w:t>
+              <w:t>Top Direct Tagger</w:t>
             </w:r>
           </w:p>
         </w:tc>
@@ -680,48 +576,64 @@
             <w:tcW w:type="dxa" w:w="2160"/>
             <w:shd w:fill="F7FAFC"/>
             <w:tcMar>
-              <w:top w:w="100" w:type="dxa"/>
-              <w:bottom w:w="100" w:type="dxa"/>
-              <w:left w:w="160" w:type="dxa"/>
-              <w:right w:w="160" w:type="dxa"/>
+              <w:top w:w="90" w:type="dxa"/>
+              <w:bottom w:w="90" w:type="dxa"/>
+              <w:left w:w="140" w:type="dxa"/>
+              <w:right w:w="140" w:type="dxa"/>
             </w:tcMar>
           </w:tcPr>
           <w:p>
-            <w:pPr>
-              <w:jc w:val="right"/>
-            </w:pPr>
             <w:r>
               <w:rPr>
                 <w:rFonts w:ascii="Calibri" w:hAnsi="Calibri"/>
                 <w:color w:val="2D3748"/>
-                <w:sz w:val="19"/>
+                <w:sz w:val="18"/>
               </w:rPr>
-              <w:t>13.7%</w:t>
+              <w:t>@tw / @whithowlett</w:t>
             </w:r>
           </w:p>
         </w:tc>
         <w:tc>
           <w:tcPr>
-            <w:tcW w:type="dxa" w:w="3744"/>
+            <w:tcW w:type="dxa" w:w="2160"/>
             <w:shd w:fill="F7FAFC"/>
             <w:tcMar>
-              <w:top w:w="100" w:type="dxa"/>
-              <w:bottom w:w="100" w:type="dxa"/>
-              <w:left w:w="160" w:type="dxa"/>
-              <w:right w:w="160" w:type="dxa"/>
+              <w:top w:w="90" w:type="dxa"/>
+              <w:bottom w:w="90" w:type="dxa"/>
+              <w:left w:w="140" w:type="dxa"/>
+              <w:right w:w="140" w:type="dxa"/>
             </w:tcMar>
           </w:tcPr>
           <w:p>
-            <w:pPr>
-              <w:jc w:val="left"/>
-            </w:pPr>
             <w:r>
               <w:rPr>
                 <w:rFonts w:ascii="Calibri" w:hAnsi="Calibri"/>
                 <w:color w:val="2D3748"/>
-                <w:sz w:val="19"/>
+                <w:sz w:val="18"/>
               </w:rPr>
-              <w:t>18.1% return rate from Week 1 (loyal brand advocates)</w:t>
+              <w:t>@taylor_bement (40)</w:t>
+            </w:r>
+          </w:p>
+        </w:tc>
+        <w:tc>
+          <w:tcPr>
+            <w:tcW w:type="dxa" w:w="2448"/>
+            <w:shd w:fill="F7FAFC"/>
+            <w:tcMar>
+              <w:top w:w="90" w:type="dxa"/>
+              <w:bottom w:w="90" w:type="dxa"/>
+              <w:left w:w="140" w:type="dxa"/>
+              <w:right w:w="140" w:type="dxa"/>
+            </w:tcMar>
+          </w:tcPr>
+          <w:p>
+            <w:r>
+              <w:rPr>
+                <w:rFonts w:ascii="Calibri" w:hAnsi="Calibri"/>
+                <w:color w:val="2D3748"/>
+                <w:sz w:val="18"/>
+              </w:rPr>
+              <w:t>@abbisnyder (48)</w:t>
             </w:r>
           </w:p>
         </w:tc>
@@ -729,53 +641,24 @@
       <w:tr>
         <w:tc>
           <w:tcPr>
-            <w:tcW w:type="dxa" w:w="2880"/>
+            <w:tcW w:type="dxa" w:w="3600"/>
             <w:shd w:fill="FFFFFF"/>
             <w:tcMar>
-              <w:top w:w="100" w:type="dxa"/>
-              <w:bottom w:w="100" w:type="dxa"/>
-              <w:left w:w="160" w:type="dxa"/>
-              <w:right w:w="160" w:type="dxa"/>
+              <w:top w:w="90" w:type="dxa"/>
+              <w:bottom w:w="90" w:type="dxa"/>
+              <w:left w:w="140" w:type="dxa"/>
+              <w:right w:w="140" w:type="dxa"/>
             </w:tcMar>
           </w:tcPr>
           <w:p>
-            <w:pPr>
-              <w:jc w:val="left"/>
-            </w:pPr>
             <w:r>
               <w:rPr>
                 <w:rFonts w:ascii="Calibri" w:hAnsi="Calibri"/>
                 <w:b/>
                 <w:color w:val="002E5D"/>
-                <w:sz w:val="19"/>
+                <w:sz w:val="18"/>
               </w:rPr>
-              <w:t>Total Comments Across Both</w:t>
-            </w:r>
-          </w:p>
-        </w:tc>
-        <w:tc>
-          <w:tcPr>
-            <w:tcW w:type="dxa" w:w="1296"/>
-            <w:shd w:fill="FFFFFF"/>
-            <w:tcMar>
-              <w:top w:w="100" w:type="dxa"/>
-              <w:bottom w:w="100" w:type="dxa"/>
-              <w:left w:w="160" w:type="dxa"/>
-              <w:right w:w="160" w:type="dxa"/>
-            </w:tcMar>
-          </w:tcPr>
-          <w:p>
-            <w:pPr>
-              <w:jc w:val="right"/>
-            </w:pPr>
-            <w:r>
-              <w:rPr>
-                <w:rFonts w:ascii="Calibri" w:hAnsi="Calibri"/>
-                <w:b/>
-                <w:color w:val="0062B8"/>
-                <w:sz w:val="19"/>
-              </w:rPr>
-              <w:t>4,699</w:t>
+              <w:t>Total 3-Campaign Audience</w:t>
             </w:r>
           </w:p>
         </w:tc>
@@ -784,48 +667,64 @@
             <w:tcW w:type="dxa" w:w="2160"/>
             <w:shd w:fill="FFFFFF"/>
             <w:tcMar>
-              <w:top w:w="100" w:type="dxa"/>
-              <w:bottom w:w="100" w:type="dxa"/>
-              <w:left w:w="160" w:type="dxa"/>
-              <w:right w:w="160" w:type="dxa"/>
+              <w:top w:w="90" w:type="dxa"/>
+              <w:bottom w:w="90" w:type="dxa"/>
+              <w:left w:w="140" w:type="dxa"/>
+              <w:right w:w="140" w:type="dxa"/>
             </w:tcMar>
           </w:tcPr>
           <w:p>
-            <w:pPr>
-              <w:jc w:val="right"/>
-            </w:pPr>
             <w:r>
               <w:rPr>
                 <w:rFonts w:ascii="Calibri" w:hAnsi="Calibri"/>
                 <w:color w:val="2D3748"/>
-                <w:sz w:val="19"/>
+                <w:sz w:val="18"/>
               </w:rPr>
-              <w:t>—</w:t>
+              <w:t>1,937 Unique Handles</w:t>
             </w:r>
           </w:p>
         </w:tc>
         <w:tc>
           <w:tcPr>
-            <w:tcW w:type="dxa" w:w="3744"/>
+            <w:tcW w:type="dxa" w:w="2160"/>
             <w:shd w:fill="FFFFFF"/>
             <w:tcMar>
-              <w:top w:w="100" w:type="dxa"/>
-              <w:bottom w:w="100" w:type="dxa"/>
-              <w:left w:w="160" w:type="dxa"/>
-              <w:right w:w="160" w:type="dxa"/>
+              <w:top w:w="90" w:type="dxa"/>
+              <w:bottom w:w="90" w:type="dxa"/>
+              <w:left w:w="140" w:type="dxa"/>
+              <w:right w:w="140" w:type="dxa"/>
             </w:tcMar>
           </w:tcPr>
           <w:p>
-            <w:pPr>
-              <w:jc w:val="left"/>
-            </w:pPr>
             <w:r>
               <w:rPr>
                 <w:rFonts w:ascii="Calibri" w:hAnsi="Calibri"/>
                 <w:color w:val="2D3748"/>
-                <w:sz w:val="19"/>
+                <w:sz w:val="18"/>
               </w:rPr>
-              <w:t>Combined verified comments analyzed for sentiment and tags</w:t>
+              <w:t>6,319 Total Comments</w:t>
+            </w:r>
+          </w:p>
+        </w:tc>
+        <w:tc>
+          <w:tcPr>
+            <w:tcW w:type="dxa" w:w="2448"/>
+            <w:shd w:fill="FFFFFF"/>
+            <w:tcMar>
+              <w:top w:w="90" w:type="dxa"/>
+              <w:bottom w:w="90" w:type="dxa"/>
+              <w:left w:w="140" w:type="dxa"/>
+              <w:right w:w="140" w:type="dxa"/>
+            </w:tcMar>
+          </w:tcPr>
+          <w:p>
+            <w:r>
+              <w:rPr>
+                <w:rFonts w:ascii="Calibri" w:hAnsi="Calibri"/>
+                <w:color w:val="2D3748"/>
+                <w:sz w:val="18"/>
+              </w:rPr>
+              <w:t>89 In All 3 Giveaways</w:t>
             </w:r>
           </w:p>
         </w:tc>
@@ -845,9 +744,9 @@
           <w:rFonts w:ascii="Calibri" w:hAnsi="Calibri"/>
           <w:b/>
           <w:color w:val="002E5D"/>
-          <w:sz w:val="30"/>
+          <w:sz w:val="28"/>
         </w:rPr>
-        <w:t>2. The Greatest Influencers: 2-Hop Viral Tagging Chains</w:t>
+        <w:t>2. The Top Influencers in the Latest Giveaway (2-Hop Viral Chains)</w:t>
       </w:r>
     </w:p>
     <w:p>
@@ -858,9 +757,9 @@
         <w:rPr>
           <w:rFonts w:ascii="Calibri" w:hAnsi="Calibri"/>
           <w:color w:val="2D3748"/>
-          <w:sz w:val="22"/>
+          <w:sz w:val="21"/>
         </w:rPr>
-        <w:t>To find the true word-of-mouth ambassadors, we calculated a 2-hop recursive network graph. This measures not merely who tagged the most people, but who tagged friends that subsequently entered the giveaway and tagged even more people (User A -&gt; User B -&gt; User C). This captures true viral multiplier reach.</w:t>
+        <w:t>To identify who shared the giveaway with the most people who subsequently shared it with others, we analyzed the 2-hop viral network graph (User A -&gt; User B -&gt; User C). Here are the top influencers who drove the highest viral conversion in Giveaway 3:</w:t>
       </w:r>
     </w:p>
     <w:tbl>
@@ -878,12 +777,11 @@
         </w:tblBorders>
       </w:tblPr>
       <w:tblGrid>
-        <w:gridCol w:w="1608"/>
-        <w:gridCol w:w="1608"/>
-        <w:gridCol w:w="1608"/>
-        <w:gridCol w:w="1608"/>
-        <w:gridCol w:w="1608"/>
-        <w:gridCol w:w="1608"/>
+        <w:gridCol w:w="1958"/>
+        <w:gridCol w:w="1958"/>
+        <w:gridCol w:w="1958"/>
+        <w:gridCol w:w="1958"/>
+        <w:gridCol w:w="1958"/>
       </w:tblGrid>
       <w:tr>
         <w:tc>
@@ -891,10 +789,10 @@
             <w:tcW w:type="dxa" w:w="864"/>
             <w:shd w:fill="002E5D"/>
             <w:tcMar>
-              <w:top w:w="140" w:type="dxa"/>
-              <w:bottom w:w="140" w:type="dxa"/>
-              <w:left w:w="140" w:type="dxa"/>
-              <w:right w:w="140" w:type="dxa"/>
+              <w:top w:w="130" w:type="dxa"/>
+              <w:bottom w:w="130" w:type="dxa"/>
+              <w:left w:w="120" w:type="dxa"/>
+              <w:right w:w="120" w:type="dxa"/>
             </w:tcMar>
           </w:tcPr>
           <w:p>
@@ -914,13 +812,13 @@
         </w:tc>
         <w:tc>
           <w:tcPr>
-            <w:tcW w:type="dxa" w:w="3168"/>
+            <w:tcW w:type="dxa" w:w="3456"/>
             <w:shd w:fill="002E5D"/>
             <w:tcMar>
-              <w:top w:w="140" w:type="dxa"/>
-              <w:bottom w:w="140" w:type="dxa"/>
-              <w:left w:w="140" w:type="dxa"/>
-              <w:right w:w="140" w:type="dxa"/>
+              <w:top w:w="130" w:type="dxa"/>
+              <w:bottom w:w="130" w:type="dxa"/>
+              <w:left w:w="120" w:type="dxa"/>
+              <w:right w:w="120" w:type="dxa"/>
             </w:tcMar>
           </w:tcPr>
           <w:p>
@@ -943,10 +841,10 @@
             <w:tcW w:type="dxa" w:w="2160"/>
             <w:shd w:fill="002E5D"/>
             <w:tcMar>
-              <w:top w:w="140" w:type="dxa"/>
-              <w:bottom w:w="140" w:type="dxa"/>
-              <w:left w:w="140" w:type="dxa"/>
-              <w:right w:w="140" w:type="dxa"/>
+              <w:top w:w="130" w:type="dxa"/>
+              <w:bottom w:w="130" w:type="dxa"/>
+              <w:left w:w="120" w:type="dxa"/>
+              <w:right w:w="120" w:type="dxa"/>
             </w:tcMar>
           </w:tcPr>
           <w:p>
@@ -960,19 +858,19 @@
                 <w:color w:val="FFFFFF"/>
                 <w:sz w:val="18"/>
               </w:rPr>
-              <w:t>Active Entrants Activated</w:t>
+              <w:t>Entrants Activated</w:t>
             </w:r>
           </w:p>
         </w:tc>
         <w:tc>
           <w:tcPr>
-            <w:tcW w:type="dxa" w:w="1584"/>
+            <w:tcW w:type="dxa" w:w="2304"/>
             <w:shd w:fill="002E5D"/>
             <w:tcMar>
-              <w:top w:w="140" w:type="dxa"/>
-              <w:bottom w:w="140" w:type="dxa"/>
-              <w:left w:w="140" w:type="dxa"/>
-              <w:right w:w="140" w:type="dxa"/>
+              <w:top w:w="130" w:type="dxa"/>
+              <w:bottom w:w="130" w:type="dxa"/>
+              <w:left w:w="120" w:type="dxa"/>
+              <w:right w:w="120" w:type="dxa"/>
             </w:tcMar>
           </w:tcPr>
           <w:p>
@@ -986,19 +884,19 @@
                 <w:color w:val="FFFFFF"/>
                 <w:sz w:val="18"/>
               </w:rPr>
-              <w:t>2nd-Hop Reach</w:t>
+              <w:t>2nd-Hop Viral Reach</w:t>
             </w:r>
           </w:p>
         </w:tc>
         <w:tc>
           <w:tcPr>
-            <w:tcW w:type="dxa" w:w="1296"/>
+            <w:tcW w:type="dxa" w:w="1584"/>
             <w:shd w:fill="002E5D"/>
             <w:tcMar>
-              <w:top w:w="140" w:type="dxa"/>
-              <w:bottom w:w="140" w:type="dxa"/>
-              <w:left w:w="140" w:type="dxa"/>
-              <w:right w:w="140" w:type="dxa"/>
+              <w:top w:w="130" w:type="dxa"/>
+              <w:bottom w:w="130" w:type="dxa"/>
+              <w:left w:w="120" w:type="dxa"/>
+              <w:right w:w="120" w:type="dxa"/>
             </w:tcMar>
           </w:tcPr>
           <w:p>
@@ -1012,33 +910,7 @@
                 <w:color w:val="FFFFFF"/>
                 <w:sz w:val="18"/>
               </w:rPr>
-              <w:t>Direct Tags</w:t>
-            </w:r>
-          </w:p>
-        </w:tc>
-        <w:tc>
-          <w:tcPr>
-            <w:tcW w:type="dxa" w:w="1296"/>
-            <w:shd w:fill="002E5D"/>
-            <w:tcMar>
-              <w:top w:w="140" w:type="dxa"/>
-              <w:bottom w:w="140" w:type="dxa"/>
-              <w:left w:w="140" w:type="dxa"/>
-              <w:right w:w="140" w:type="dxa"/>
-            </w:tcMar>
-          </w:tcPr>
-          <w:p>
-            <w:pPr>
-              <w:jc w:val="left"/>
-            </w:pPr>
-            <w:r>
-              <w:rPr>
-                <w:rFonts w:ascii="Calibri" w:hAnsi="Calibri"/>
-                <w:b/>
-                <w:color w:val="FFFFFF"/>
-                <w:sz w:val="18"/>
-              </w:rPr>
-              <w:t>Campaign</w:t>
+              <w:t>Friends Tagged</w:t>
             </w:r>
           </w:p>
         </w:tc>
@@ -1049,10 +921,10 @@
             <w:tcW w:type="dxa" w:w="864"/>
             <w:shd w:fill="F7FAFC"/>
             <w:tcMar>
-              <w:top w:w="100" w:type="dxa"/>
-              <w:bottom w:w="100" w:type="dxa"/>
-              <w:left w:w="140" w:type="dxa"/>
-              <w:right w:w="140" w:type="dxa"/>
+              <w:top w:w="90" w:type="dxa"/>
+              <w:bottom w:w="90" w:type="dxa"/>
+              <w:left w:w="120" w:type="dxa"/>
+              <w:right w:w="120" w:type="dxa"/>
             </w:tcMar>
           </w:tcPr>
           <w:p>
@@ -1071,13 +943,13 @@
         </w:tc>
         <w:tc>
           <w:tcPr>
-            <w:tcW w:type="dxa" w:w="3168"/>
+            <w:tcW w:type="dxa" w:w="3456"/>
             <w:shd w:fill="F7FAFC"/>
             <w:tcMar>
-              <w:top w:w="100" w:type="dxa"/>
-              <w:bottom w:w="100" w:type="dxa"/>
-              <w:left w:w="140" w:type="dxa"/>
-              <w:right w:w="140" w:type="dxa"/>
+              <w:top w:w="90" w:type="dxa"/>
+              <w:bottom w:w="90" w:type="dxa"/>
+              <w:left w:w="120" w:type="dxa"/>
+              <w:right w:w="120" w:type="dxa"/>
             </w:tcMar>
           </w:tcPr>
           <w:p>
@@ -1091,7 +963,7 @@
                 <w:color w:val="002E5D"/>
                 <w:sz w:val="18"/>
               </w:rPr>
-              <w:t>@kitchendelinz (Lindsay Kitchen)</w:t>
+              <w:t>@janae_nuckles</w:t>
             </w:r>
           </w:p>
         </w:tc>
@@ -1100,10 +972,10 @@
             <w:tcW w:type="dxa" w:w="2160"/>
             <w:shd w:fill="F7FAFC"/>
             <w:tcMar>
-              <w:top w:w="100" w:type="dxa"/>
-              <w:bottom w:w="100" w:type="dxa"/>
-              <w:left w:w="140" w:type="dxa"/>
-              <w:right w:w="140" w:type="dxa"/>
+              <w:top w:w="90" w:type="dxa"/>
+              <w:bottom w:w="90" w:type="dxa"/>
+              <w:left w:w="120" w:type="dxa"/>
+              <w:right w:w="120" w:type="dxa"/>
             </w:tcMar>
           </w:tcPr>
           <w:p>
@@ -1117,7 +989,33 @@
                 <w:color w:val="0062B8"/>
                 <w:sz w:val="18"/>
               </w:rPr>
-              <w:t>5 entrants</w:t>
+              <w:t>3 active entrants</w:t>
+            </w:r>
+          </w:p>
+        </w:tc>
+        <w:tc>
+          <w:tcPr>
+            <w:tcW w:type="dxa" w:w="2304"/>
+            <w:shd w:fill="F7FAFC"/>
+            <w:tcMar>
+              <w:top w:w="90" w:type="dxa"/>
+              <w:bottom w:w="90" w:type="dxa"/>
+              <w:left w:w="120" w:type="dxa"/>
+              <w:right w:w="120" w:type="dxa"/>
+            </w:tcMar>
+          </w:tcPr>
+          <w:p>
+            <w:pPr>
+              <w:jc w:val="right"/>
+            </w:pPr>
+            <w:r>
+              <w:rPr>
+                <w:rFonts w:ascii="Calibri" w:hAnsi="Calibri"/>
+                <w:b/>
+                <w:color w:val="0062B8"/>
+                <w:sz w:val="18"/>
+              </w:rPr>
+              <w:t>20 people (26 tags)</w:t>
             </w:r>
           </w:p>
         </w:tc>
@@ -1126,10 +1024,10 @@
             <w:tcW w:type="dxa" w:w="1584"/>
             <w:shd w:fill="F7FAFC"/>
             <w:tcMar>
-              <w:top w:w="100" w:type="dxa"/>
-              <w:bottom w:w="100" w:type="dxa"/>
-              <w:left w:w="140" w:type="dxa"/>
-              <w:right w:w="140" w:type="dxa"/>
+              <w:top w:w="90" w:type="dxa"/>
+              <w:bottom w:w="90" w:type="dxa"/>
+              <w:left w:w="120" w:type="dxa"/>
+              <w:right w:w="120" w:type="dxa"/>
             </w:tcMar>
           </w:tcPr>
           <w:p>
@@ -1142,57 +1040,7 @@
                 <w:color w:val="2D3748"/>
                 <w:sz w:val="18"/>
               </w:rPr>
-              <w:t>9 people</w:t>
-            </w:r>
-          </w:p>
-        </w:tc>
-        <w:tc>
-          <w:tcPr>
-            <w:tcW w:type="dxa" w:w="1296"/>
-            <w:shd w:fill="F7FAFC"/>
-            <w:tcMar>
-              <w:top w:w="100" w:type="dxa"/>
-              <w:bottom w:w="100" w:type="dxa"/>
-              <w:left w:w="140" w:type="dxa"/>
-              <w:right w:w="140" w:type="dxa"/>
-            </w:tcMar>
-          </w:tcPr>
-          <w:p>
-            <w:pPr>
-              <w:jc w:val="right"/>
-            </w:pPr>
-            <w:r>
-              <w:rPr>
-                <w:rFonts w:ascii="Calibri" w:hAnsi="Calibri"/>
-                <w:color w:val="2D3748"/>
-                <w:sz w:val="18"/>
-              </w:rPr>
-              <w:t>14</w:t>
-            </w:r>
-          </w:p>
-        </w:tc>
-        <w:tc>
-          <w:tcPr>
-            <w:tcW w:type="dxa" w:w="1296"/>
-            <w:shd w:fill="F7FAFC"/>
-            <w:tcMar>
-              <w:top w:w="100" w:type="dxa"/>
-              <w:bottom w:w="100" w:type="dxa"/>
-              <w:left w:w="140" w:type="dxa"/>
-              <w:right w:w="140" w:type="dxa"/>
-            </w:tcMar>
-          </w:tcPr>
-          <w:p>
-            <w:pPr>
-              <w:jc w:val="left"/>
-            </w:pPr>
-            <w:r>
-              <w:rPr>
-                <w:rFonts w:ascii="Calibri" w:hAnsi="Calibri"/>
-                <w:color w:val="2D3748"/>
-                <w:sz w:val="18"/>
-              </w:rPr>
-              <w:t>Both Weeks</w:t>
+              <w:t>9 direct tags</w:t>
             </w:r>
           </w:p>
         </w:tc>
@@ -1203,10 +1051,10 @@
             <w:tcW w:type="dxa" w:w="864"/>
             <w:shd w:fill="FFFFFF"/>
             <w:tcMar>
-              <w:top w:w="100" w:type="dxa"/>
-              <w:bottom w:w="100" w:type="dxa"/>
-              <w:left w:w="140" w:type="dxa"/>
-              <w:right w:w="140" w:type="dxa"/>
+              <w:top w:w="90" w:type="dxa"/>
+              <w:bottom w:w="90" w:type="dxa"/>
+              <w:left w:w="120" w:type="dxa"/>
+              <w:right w:w="120" w:type="dxa"/>
             </w:tcMar>
           </w:tcPr>
           <w:p>
@@ -1225,13 +1073,13 @@
         </w:tc>
         <w:tc>
           <w:tcPr>
-            <w:tcW w:type="dxa" w:w="3168"/>
+            <w:tcW w:type="dxa" w:w="3456"/>
             <w:shd w:fill="FFFFFF"/>
             <w:tcMar>
-              <w:top w:w="100" w:type="dxa"/>
-              <w:bottom w:w="100" w:type="dxa"/>
-              <w:left w:w="140" w:type="dxa"/>
-              <w:right w:w="140" w:type="dxa"/>
+              <w:top w:w="90" w:type="dxa"/>
+              <w:bottom w:w="90" w:type="dxa"/>
+              <w:left w:w="120" w:type="dxa"/>
+              <w:right w:w="120" w:type="dxa"/>
             </w:tcMar>
           </w:tcPr>
           <w:p>
@@ -1245,7 +1093,7 @@
                 <w:color w:val="002E5D"/>
                 <w:sz w:val="18"/>
               </w:rPr>
-              <w:t>@jenny_lynb</w:t>
+              <w:t>@dawson15788</w:t>
             </w:r>
           </w:p>
         </w:tc>
@@ -1254,10 +1102,10 @@
             <w:tcW w:type="dxa" w:w="2160"/>
             <w:shd w:fill="FFFFFF"/>
             <w:tcMar>
-              <w:top w:w="100" w:type="dxa"/>
-              <w:bottom w:w="100" w:type="dxa"/>
-              <w:left w:w="140" w:type="dxa"/>
-              <w:right w:w="140" w:type="dxa"/>
+              <w:top w:w="90" w:type="dxa"/>
+              <w:bottom w:w="90" w:type="dxa"/>
+              <w:left w:w="120" w:type="dxa"/>
+              <w:right w:w="120" w:type="dxa"/>
             </w:tcMar>
           </w:tcPr>
           <w:p>
@@ -1271,7 +1119,33 @@
                 <w:color w:val="0062B8"/>
                 <w:sz w:val="18"/>
               </w:rPr>
-              <w:t>4 entrants</w:t>
+              <w:t>3 active entrants</w:t>
+            </w:r>
+          </w:p>
+        </w:tc>
+        <w:tc>
+          <w:tcPr>
+            <w:tcW w:type="dxa" w:w="2304"/>
+            <w:shd w:fill="FFFFFF"/>
+            <w:tcMar>
+              <w:top w:w="90" w:type="dxa"/>
+              <w:bottom w:w="90" w:type="dxa"/>
+              <w:left w:w="120" w:type="dxa"/>
+              <w:right w:w="120" w:type="dxa"/>
+            </w:tcMar>
+          </w:tcPr>
+          <w:p>
+            <w:pPr>
+              <w:jc w:val="right"/>
+            </w:pPr>
+            <w:r>
+              <w:rPr>
+                <w:rFonts w:ascii="Calibri" w:hAnsi="Calibri"/>
+                <w:b/>
+                <w:color w:val="0062B8"/>
+                <w:sz w:val="18"/>
+              </w:rPr>
+              <w:t>19 people (25 tags)</w:t>
             </w:r>
           </w:p>
         </w:tc>
@@ -1280,10 +1154,10 @@
             <w:tcW w:type="dxa" w:w="1584"/>
             <w:shd w:fill="FFFFFF"/>
             <w:tcMar>
-              <w:top w:w="100" w:type="dxa"/>
-              <w:bottom w:w="100" w:type="dxa"/>
-              <w:left w:w="140" w:type="dxa"/>
-              <w:right w:w="140" w:type="dxa"/>
+              <w:top w:w="90" w:type="dxa"/>
+              <w:bottom w:w="90" w:type="dxa"/>
+              <w:left w:w="120" w:type="dxa"/>
+              <w:right w:w="120" w:type="dxa"/>
             </w:tcMar>
           </w:tcPr>
           <w:p>
@@ -1296,19 +1170,411 @@
                 <w:color w:val="2D3748"/>
                 <w:sz w:val="18"/>
               </w:rPr>
-              <w:t>14 people</w:t>
+              <w:t>4 direct tags</w:t>
+            </w:r>
+          </w:p>
+        </w:tc>
+      </w:tr>
+      <w:tr>
+        <w:tc>
+          <w:tcPr>
+            <w:tcW w:type="dxa" w:w="864"/>
+            <w:shd w:fill="F7FAFC"/>
+            <w:tcMar>
+              <w:top w:w="90" w:type="dxa"/>
+              <w:bottom w:w="90" w:type="dxa"/>
+              <w:left w:w="120" w:type="dxa"/>
+              <w:right w:w="120" w:type="dxa"/>
+            </w:tcMar>
+          </w:tcPr>
+          <w:p>
+            <w:pPr>
+              <w:jc w:val="right"/>
+            </w:pPr>
+            <w:r>
+              <w:rPr>
+                <w:rFonts w:ascii="Calibri" w:hAnsi="Calibri"/>
+                <w:color w:val="2D3748"/>
+                <w:sz w:val="18"/>
+              </w:rPr>
+              <w:t>3</w:t>
             </w:r>
           </w:p>
         </w:tc>
         <w:tc>
           <w:tcPr>
-            <w:tcW w:type="dxa" w:w="1296"/>
+            <w:tcW w:type="dxa" w:w="3456"/>
+            <w:shd w:fill="F7FAFC"/>
+            <w:tcMar>
+              <w:top w:w="90" w:type="dxa"/>
+              <w:bottom w:w="90" w:type="dxa"/>
+              <w:left w:w="120" w:type="dxa"/>
+              <w:right w:w="120" w:type="dxa"/>
+            </w:tcMar>
+          </w:tcPr>
+          <w:p>
+            <w:pPr>
+              <w:jc w:val="left"/>
+            </w:pPr>
+            <w:r>
+              <w:rPr>
+                <w:rFonts w:ascii="Calibri" w:hAnsi="Calibri"/>
+                <w:b/>
+                <w:color w:val="002E5D"/>
+                <w:sz w:val="18"/>
+              </w:rPr>
+              <w:t>@abbisnyder &amp; @bay.stout</w:t>
+            </w:r>
+          </w:p>
+        </w:tc>
+        <w:tc>
+          <w:tcPr>
+            <w:tcW w:type="dxa" w:w="2160"/>
+            <w:shd w:fill="F7FAFC"/>
+            <w:tcMar>
+              <w:top w:w="90" w:type="dxa"/>
+              <w:bottom w:w="90" w:type="dxa"/>
+              <w:left w:w="120" w:type="dxa"/>
+              <w:right w:w="120" w:type="dxa"/>
+            </w:tcMar>
+          </w:tcPr>
+          <w:p>
+            <w:pPr>
+              <w:jc w:val="right"/>
+            </w:pPr>
+            <w:r>
+              <w:rPr>
+                <w:rFonts w:ascii="Calibri" w:hAnsi="Calibri"/>
+                <w:b/>
+                <w:color w:val="0062B8"/>
+                <w:sz w:val="18"/>
+              </w:rPr>
+              <w:t>3 active entrants</w:t>
+            </w:r>
+          </w:p>
+        </w:tc>
+        <w:tc>
+          <w:tcPr>
+            <w:tcW w:type="dxa" w:w="2304"/>
+            <w:shd w:fill="F7FAFC"/>
+            <w:tcMar>
+              <w:top w:w="90" w:type="dxa"/>
+              <w:bottom w:w="90" w:type="dxa"/>
+              <w:left w:w="120" w:type="dxa"/>
+              <w:right w:w="120" w:type="dxa"/>
+            </w:tcMar>
+          </w:tcPr>
+          <w:p>
+            <w:pPr>
+              <w:jc w:val="right"/>
+            </w:pPr>
+            <w:r>
+              <w:rPr>
+                <w:rFonts w:ascii="Calibri" w:hAnsi="Calibri"/>
+                <w:b/>
+                <w:color w:val="0062B8"/>
+                <w:sz w:val="18"/>
+              </w:rPr>
+              <w:t>49 people (54 tags)</w:t>
+            </w:r>
+          </w:p>
+        </w:tc>
+        <w:tc>
+          <w:tcPr>
+            <w:tcW w:type="dxa" w:w="1584"/>
+            <w:shd w:fill="F7FAFC"/>
+            <w:tcMar>
+              <w:top w:w="90" w:type="dxa"/>
+              <w:bottom w:w="90" w:type="dxa"/>
+              <w:left w:w="120" w:type="dxa"/>
+              <w:right w:w="120" w:type="dxa"/>
+            </w:tcMar>
+          </w:tcPr>
+          <w:p>
+            <w:pPr>
+              <w:jc w:val="right"/>
+            </w:pPr>
+            <w:r>
+              <w:rPr>
+                <w:rFonts w:ascii="Calibri" w:hAnsi="Calibri"/>
+                <w:color w:val="2D3748"/>
+                <w:sz w:val="18"/>
+              </w:rPr>
+              <w:t>48 direct tags (#1)</w:t>
+            </w:r>
+          </w:p>
+        </w:tc>
+      </w:tr>
+      <w:tr>
+        <w:tc>
+          <w:tcPr>
+            <w:tcW w:type="dxa" w:w="864"/>
             <w:shd w:fill="FFFFFF"/>
             <w:tcMar>
-              <w:top w:w="100" w:type="dxa"/>
-              <w:bottom w:w="100" w:type="dxa"/>
-              <w:left w:w="140" w:type="dxa"/>
-              <w:right w:w="140" w:type="dxa"/>
+              <w:top w:w="90" w:type="dxa"/>
+              <w:bottom w:w="90" w:type="dxa"/>
+              <w:left w:w="120" w:type="dxa"/>
+              <w:right w:w="120" w:type="dxa"/>
+            </w:tcMar>
+          </w:tcPr>
+          <w:p>
+            <w:pPr>
+              <w:jc w:val="right"/>
+            </w:pPr>
+            <w:r>
+              <w:rPr>
+                <w:rFonts w:ascii="Calibri" w:hAnsi="Calibri"/>
+                <w:color w:val="2D3748"/>
+                <w:sz w:val="18"/>
+              </w:rPr>
+              <w:t>4</w:t>
+            </w:r>
+          </w:p>
+        </w:tc>
+        <w:tc>
+          <w:tcPr>
+            <w:tcW w:type="dxa" w:w="3456"/>
+            <w:shd w:fill="FFFFFF"/>
+            <w:tcMar>
+              <w:top w:w="90" w:type="dxa"/>
+              <w:bottom w:w="90" w:type="dxa"/>
+              <w:left w:w="120" w:type="dxa"/>
+              <w:right w:w="120" w:type="dxa"/>
+            </w:tcMar>
+          </w:tcPr>
+          <w:p>
+            <w:pPr>
+              <w:jc w:val="left"/>
+            </w:pPr>
+            <w:r>
+              <w:rPr>
+                <w:rFonts w:ascii="Calibri" w:hAnsi="Calibri"/>
+                <w:b/>
+                <w:color w:val="002E5D"/>
+                <w:sz w:val="18"/>
+              </w:rPr>
+              <w:t>@kennedy_allen02</w:t>
+            </w:r>
+          </w:p>
+        </w:tc>
+        <w:tc>
+          <w:tcPr>
+            <w:tcW w:type="dxa" w:w="2160"/>
+            <w:shd w:fill="FFFFFF"/>
+            <w:tcMar>
+              <w:top w:w="90" w:type="dxa"/>
+              <w:bottom w:w="90" w:type="dxa"/>
+              <w:left w:w="120" w:type="dxa"/>
+              <w:right w:w="120" w:type="dxa"/>
+            </w:tcMar>
+          </w:tcPr>
+          <w:p>
+            <w:pPr>
+              <w:jc w:val="right"/>
+            </w:pPr>
+            <w:r>
+              <w:rPr>
+                <w:rFonts w:ascii="Calibri" w:hAnsi="Calibri"/>
+                <w:b/>
+                <w:color w:val="0062B8"/>
+                <w:sz w:val="18"/>
+              </w:rPr>
+              <w:t>3 active entrants</w:t>
+            </w:r>
+          </w:p>
+        </w:tc>
+        <w:tc>
+          <w:tcPr>
+            <w:tcW w:type="dxa" w:w="2304"/>
+            <w:shd w:fill="FFFFFF"/>
+            <w:tcMar>
+              <w:top w:w="90" w:type="dxa"/>
+              <w:bottom w:w="90" w:type="dxa"/>
+              <w:left w:w="120" w:type="dxa"/>
+              <w:right w:w="120" w:type="dxa"/>
+            </w:tcMar>
+          </w:tcPr>
+          <w:p>
+            <w:pPr>
+              <w:jc w:val="right"/>
+            </w:pPr>
+            <w:r>
+              <w:rPr>
+                <w:rFonts w:ascii="Calibri" w:hAnsi="Calibri"/>
+                <w:b/>
+                <w:color w:val="0062B8"/>
+                <w:sz w:val="18"/>
+              </w:rPr>
+              <w:t>11 people (15 tags)</w:t>
+            </w:r>
+          </w:p>
+        </w:tc>
+        <w:tc>
+          <w:tcPr>
+            <w:tcW w:type="dxa" w:w="1584"/>
+            <w:shd w:fill="FFFFFF"/>
+            <w:tcMar>
+              <w:top w:w="90" w:type="dxa"/>
+              <w:bottom w:w="90" w:type="dxa"/>
+              <w:left w:w="120" w:type="dxa"/>
+              <w:right w:w="120" w:type="dxa"/>
+            </w:tcMar>
+          </w:tcPr>
+          <w:p>
+            <w:pPr>
+              <w:jc w:val="right"/>
+            </w:pPr>
+            <w:r>
+              <w:rPr>
+                <w:rFonts w:ascii="Calibri" w:hAnsi="Calibri"/>
+                <w:color w:val="2D3748"/>
+                <w:sz w:val="18"/>
+              </w:rPr>
+              <w:t>6 direct tags</w:t>
+            </w:r>
+          </w:p>
+        </w:tc>
+      </w:tr>
+      <w:tr>
+        <w:tc>
+          <w:tcPr>
+            <w:tcW w:type="dxa" w:w="864"/>
+            <w:shd w:fill="F7FAFC"/>
+            <w:tcMar>
+              <w:top w:w="90" w:type="dxa"/>
+              <w:bottom w:w="90" w:type="dxa"/>
+              <w:left w:w="120" w:type="dxa"/>
+              <w:right w:w="120" w:type="dxa"/>
+            </w:tcMar>
+          </w:tcPr>
+          <w:p>
+            <w:pPr>
+              <w:jc w:val="right"/>
+            </w:pPr>
+            <w:r>
+              <w:rPr>
+                <w:rFonts w:ascii="Calibri" w:hAnsi="Calibri"/>
+                <w:color w:val="2D3748"/>
+                <w:sz w:val="18"/>
+              </w:rPr>
+              <w:t>5</w:t>
+            </w:r>
+          </w:p>
+        </w:tc>
+        <w:tc>
+          <w:tcPr>
+            <w:tcW w:type="dxa" w:w="3456"/>
+            <w:shd w:fill="F7FAFC"/>
+            <w:tcMar>
+              <w:top w:w="90" w:type="dxa"/>
+              <w:bottom w:w="90" w:type="dxa"/>
+              <w:left w:w="120" w:type="dxa"/>
+              <w:right w:w="120" w:type="dxa"/>
+            </w:tcMar>
+          </w:tcPr>
+          <w:p>
+            <w:pPr>
+              <w:jc w:val="left"/>
+            </w:pPr>
+            <w:r>
+              <w:rPr>
+                <w:rFonts w:ascii="Calibri" w:hAnsi="Calibri"/>
+                <w:b/>
+                <w:color w:val="002E5D"/>
+                <w:sz w:val="18"/>
+              </w:rPr>
+              <w:t>@sharing.shem</w:t>
+            </w:r>
+          </w:p>
+        </w:tc>
+        <w:tc>
+          <w:tcPr>
+            <w:tcW w:type="dxa" w:w="2160"/>
+            <w:shd w:fill="F7FAFC"/>
+            <w:tcMar>
+              <w:top w:w="90" w:type="dxa"/>
+              <w:bottom w:w="90" w:type="dxa"/>
+              <w:left w:w="120" w:type="dxa"/>
+              <w:right w:w="120" w:type="dxa"/>
+            </w:tcMar>
+          </w:tcPr>
+          <w:p>
+            <w:pPr>
+              <w:jc w:val="right"/>
+            </w:pPr>
+            <w:r>
+              <w:rPr>
+                <w:rFonts w:ascii="Calibri" w:hAnsi="Calibri"/>
+                <w:b/>
+                <w:color w:val="0062B8"/>
+                <w:sz w:val="18"/>
+              </w:rPr>
+              <w:t>3 active entrants</w:t>
+            </w:r>
+          </w:p>
+        </w:tc>
+        <w:tc>
+          <w:tcPr>
+            <w:tcW w:type="dxa" w:w="2304"/>
+            <w:shd w:fill="F7FAFC"/>
+            <w:tcMar>
+              <w:top w:w="90" w:type="dxa"/>
+              <w:bottom w:w="90" w:type="dxa"/>
+              <w:left w:w="120" w:type="dxa"/>
+              <w:right w:w="120" w:type="dxa"/>
+            </w:tcMar>
+          </w:tcPr>
+          <w:p>
+            <w:pPr>
+              <w:jc w:val="right"/>
+            </w:pPr>
+            <w:r>
+              <w:rPr>
+                <w:rFonts w:ascii="Calibri" w:hAnsi="Calibri"/>
+                <w:b/>
+                <w:color w:val="0062B8"/>
+                <w:sz w:val="18"/>
+              </w:rPr>
+              <w:t>7 people (10 tags)</w:t>
+            </w:r>
+          </w:p>
+        </w:tc>
+        <w:tc>
+          <w:tcPr>
+            <w:tcW w:type="dxa" w:w="1584"/>
+            <w:shd w:fill="F7FAFC"/>
+            <w:tcMar>
+              <w:top w:w="90" w:type="dxa"/>
+              <w:bottom w:w="90" w:type="dxa"/>
+              <w:left w:w="120" w:type="dxa"/>
+              <w:right w:w="120" w:type="dxa"/>
+            </w:tcMar>
+          </w:tcPr>
+          <w:p>
+            <w:pPr>
+              <w:jc w:val="right"/>
+            </w:pPr>
+            <w:r>
+              <w:rPr>
+                <w:rFonts w:ascii="Calibri" w:hAnsi="Calibri"/>
+                <w:color w:val="2D3748"/>
+                <w:sz w:val="18"/>
+              </w:rPr>
+              <w:t>16 direct tags</w:t>
+            </w:r>
+          </w:p>
+        </w:tc>
+      </w:tr>
+      <w:tr>
+        <w:tc>
+          <w:tcPr>
+            <w:tcW w:type="dxa" w:w="864"/>
+            <w:shd w:fill="FFFFFF"/>
+            <w:tcMar>
+              <w:top w:w="90" w:type="dxa"/>
+              <w:bottom w:w="90" w:type="dxa"/>
+              <w:left w:w="120" w:type="dxa"/>
+              <w:right w:w="120" w:type="dxa"/>
             </w:tcMar>
           </w:tcPr>
           <w:p>
@@ -1327,65 +1593,13 @@
         </w:tc>
         <w:tc>
           <w:tcPr>
-            <w:tcW w:type="dxa" w:w="1296"/>
+            <w:tcW w:type="dxa" w:w="3456"/>
             <w:shd w:fill="FFFFFF"/>
             <w:tcMar>
-              <w:top w:w="100" w:type="dxa"/>
-              <w:bottom w:w="100" w:type="dxa"/>
-              <w:left w:w="140" w:type="dxa"/>
-              <w:right w:w="140" w:type="dxa"/>
-            </w:tcMar>
-          </w:tcPr>
-          <w:p>
-            <w:pPr>
-              <w:jc w:val="left"/>
-            </w:pPr>
-            <w:r>
-              <w:rPr>
-                <w:rFonts w:ascii="Calibri" w:hAnsi="Calibri"/>
-                <w:color w:val="2D3748"/>
-                <w:sz w:val="18"/>
-              </w:rPr>
-              <w:t>Both Weeks</w:t>
-            </w:r>
-          </w:p>
-        </w:tc>
-      </w:tr>
-      <w:tr>
-        <w:tc>
-          <w:tcPr>
-            <w:tcW w:type="dxa" w:w="864"/>
-            <w:shd w:fill="F7FAFC"/>
-            <w:tcMar>
-              <w:top w:w="100" w:type="dxa"/>
-              <w:bottom w:w="100" w:type="dxa"/>
-              <w:left w:w="140" w:type="dxa"/>
-              <w:right w:w="140" w:type="dxa"/>
-            </w:tcMar>
-          </w:tcPr>
-          <w:p>
-            <w:pPr>
-              <w:jc w:val="right"/>
-            </w:pPr>
-            <w:r>
-              <w:rPr>
-                <w:rFonts w:ascii="Calibri" w:hAnsi="Calibri"/>
-                <w:color w:val="2D3748"/>
-                <w:sz w:val="18"/>
-              </w:rPr>
-              <w:t>3</w:t>
-            </w:r>
-          </w:p>
-        </w:tc>
-        <w:tc>
-          <w:tcPr>
-            <w:tcW w:type="dxa" w:w="3168"/>
-            <w:shd w:fill="F7FAFC"/>
-            <w:tcMar>
-              <w:top w:w="100" w:type="dxa"/>
-              <w:bottom w:w="100" w:type="dxa"/>
-              <w:left w:w="140" w:type="dxa"/>
-              <w:right w:w="140" w:type="dxa"/>
+              <w:top w:w="90" w:type="dxa"/>
+              <w:bottom w:w="90" w:type="dxa"/>
+              <w:left w:w="120" w:type="dxa"/>
+              <w:right w:w="120" w:type="dxa"/>
             </w:tcMar>
           </w:tcPr>
           <w:p>
@@ -1399,19 +1613,19 @@
                 <w:color w:val="002E5D"/>
                 <w:sz w:val="18"/>
               </w:rPr>
-              <w:t>@duul_ac</w:t>
+              <w:t>@sko_edwards</w:t>
             </w:r>
           </w:p>
         </w:tc>
         <w:tc>
           <w:tcPr>
             <w:tcW w:type="dxa" w:w="2160"/>
-            <w:shd w:fill="F7FAFC"/>
+            <w:shd w:fill="FFFFFF"/>
             <w:tcMar>
-              <w:top w:w="100" w:type="dxa"/>
-              <w:bottom w:w="100" w:type="dxa"/>
-              <w:left w:w="140" w:type="dxa"/>
-              <w:right w:w="140" w:type="dxa"/>
+              <w:top w:w="90" w:type="dxa"/>
+              <w:bottom w:w="90" w:type="dxa"/>
+              <w:left w:w="120" w:type="dxa"/>
+              <w:right w:w="120" w:type="dxa"/>
             </w:tcMar>
           </w:tcPr>
           <w:p>
@@ -1425,147 +1639,19 @@
                 <w:color w:val="0062B8"/>
                 <w:sz w:val="18"/>
               </w:rPr>
-              <w:t>3 entrants</w:t>
+              <w:t>2 active entrants</w:t>
             </w:r>
           </w:p>
         </w:tc>
         <w:tc>
           <w:tcPr>
-            <w:tcW w:type="dxa" w:w="1584"/>
-            <w:shd w:fill="F7FAFC"/>
-            <w:tcMar>
-              <w:top w:w="100" w:type="dxa"/>
-              <w:bottom w:w="100" w:type="dxa"/>
-              <w:left w:w="140" w:type="dxa"/>
-              <w:right w:w="140" w:type="dxa"/>
-            </w:tcMar>
-          </w:tcPr>
-          <w:p>
-            <w:pPr>
-              <w:jc w:val="right"/>
-            </w:pPr>
-            <w:r>
-              <w:rPr>
-                <w:rFonts w:ascii="Calibri" w:hAnsi="Calibri"/>
-                <w:color w:val="2D3748"/>
-                <w:sz w:val="18"/>
-              </w:rPr>
-              <w:t>26 people</w:t>
-            </w:r>
-          </w:p>
-        </w:tc>
-        <w:tc>
-          <w:tcPr>
-            <w:tcW w:type="dxa" w:w="1296"/>
-            <w:shd w:fill="F7FAFC"/>
-            <w:tcMar>
-              <w:top w:w="100" w:type="dxa"/>
-              <w:bottom w:w="100" w:type="dxa"/>
-              <w:left w:w="140" w:type="dxa"/>
-              <w:right w:w="140" w:type="dxa"/>
-            </w:tcMar>
-          </w:tcPr>
-          <w:p>
-            <w:pPr>
-              <w:jc w:val="right"/>
-            </w:pPr>
-            <w:r>
-              <w:rPr>
-                <w:rFonts w:ascii="Calibri" w:hAnsi="Calibri"/>
-                <w:color w:val="2D3748"/>
-                <w:sz w:val="18"/>
-              </w:rPr>
-              <w:t>11</w:t>
-            </w:r>
-          </w:p>
-        </w:tc>
-        <w:tc>
-          <w:tcPr>
-            <w:tcW w:type="dxa" w:w="1296"/>
-            <w:shd w:fill="F7FAFC"/>
-            <w:tcMar>
-              <w:top w:w="100" w:type="dxa"/>
-              <w:bottom w:w="100" w:type="dxa"/>
-              <w:left w:w="140" w:type="dxa"/>
-              <w:right w:w="140" w:type="dxa"/>
-            </w:tcMar>
-          </w:tcPr>
-          <w:p>
-            <w:pPr>
-              <w:jc w:val="left"/>
-            </w:pPr>
-            <w:r>
-              <w:rPr>
-                <w:rFonts w:ascii="Calibri" w:hAnsi="Calibri"/>
-                <w:color w:val="2D3748"/>
-                <w:sz w:val="18"/>
-              </w:rPr>
-              <w:t>Both Weeks</w:t>
-            </w:r>
-          </w:p>
-        </w:tc>
-      </w:tr>
-      <w:tr>
-        <w:tc>
-          <w:tcPr>
-            <w:tcW w:type="dxa" w:w="864"/>
+            <w:tcW w:type="dxa" w:w="2304"/>
             <w:shd w:fill="FFFFFF"/>
             <w:tcMar>
-              <w:top w:w="100" w:type="dxa"/>
-              <w:bottom w:w="100" w:type="dxa"/>
-              <w:left w:w="140" w:type="dxa"/>
-              <w:right w:w="140" w:type="dxa"/>
-            </w:tcMar>
-          </w:tcPr>
-          <w:p>
-            <w:pPr>
-              <w:jc w:val="right"/>
-            </w:pPr>
-            <w:r>
-              <w:rPr>
-                <w:rFonts w:ascii="Calibri" w:hAnsi="Calibri"/>
-                <w:color w:val="2D3748"/>
-                <w:sz w:val="18"/>
-              </w:rPr>
-              <w:t>4</w:t>
-            </w:r>
-          </w:p>
-        </w:tc>
-        <w:tc>
-          <w:tcPr>
-            <w:tcW w:type="dxa" w:w="3168"/>
-            <w:shd w:fill="FFFFFF"/>
-            <w:tcMar>
-              <w:top w:w="100" w:type="dxa"/>
-              <w:bottom w:w="100" w:type="dxa"/>
-              <w:left w:w="140" w:type="dxa"/>
-              <w:right w:w="140" w:type="dxa"/>
-            </w:tcMar>
-          </w:tcPr>
-          <w:p>
-            <w:pPr>
-              <w:jc w:val="left"/>
-            </w:pPr>
-            <w:r>
-              <w:rPr>
-                <w:rFonts w:ascii="Calibri" w:hAnsi="Calibri"/>
-                <w:b/>
-                <w:color w:val="002E5D"/>
-                <w:sz w:val="18"/>
-              </w:rPr>
-              <w:t>@jennifer_price_carver (Finalist)</w:t>
-            </w:r>
-          </w:p>
-        </w:tc>
-        <w:tc>
-          <w:tcPr>
-            <w:tcW w:type="dxa" w:w="2160"/>
-            <w:shd w:fill="FFFFFF"/>
-            <w:tcMar>
-              <w:top w:w="100" w:type="dxa"/>
-              <w:bottom w:w="100" w:type="dxa"/>
-              <w:left w:w="140" w:type="dxa"/>
-              <w:right w:w="140" w:type="dxa"/>
+              <w:top w:w="90" w:type="dxa"/>
+              <w:bottom w:w="90" w:type="dxa"/>
+              <w:left w:w="120" w:type="dxa"/>
+              <w:right w:w="120" w:type="dxa"/>
             </w:tcMar>
           </w:tcPr>
           <w:p>
@@ -1579,7 +1665,7 @@
                 <w:color w:val="0062B8"/>
                 <w:sz w:val="18"/>
               </w:rPr>
-              <w:t>3 entrants</w:t>
+              <w:t>19 people (30 tags)</w:t>
             </w:r>
           </w:p>
         </w:tc>
@@ -1588,10 +1674,10 @@
             <w:tcW w:type="dxa" w:w="1584"/>
             <w:shd w:fill="FFFFFF"/>
             <w:tcMar>
-              <w:top w:w="100" w:type="dxa"/>
-              <w:bottom w:w="100" w:type="dxa"/>
-              <w:left w:w="140" w:type="dxa"/>
-              <w:right w:w="140" w:type="dxa"/>
+              <w:top w:w="90" w:type="dxa"/>
+              <w:bottom w:w="90" w:type="dxa"/>
+              <w:left w:w="120" w:type="dxa"/>
+              <w:right w:w="120" w:type="dxa"/>
             </w:tcMar>
           </w:tcPr>
           <w:p>
@@ -1604,1443 +1690,7 @@
                 <w:color w:val="2D3748"/>
                 <w:sz w:val="18"/>
               </w:rPr>
-              <w:t>22 people</w:t>
-            </w:r>
-          </w:p>
-        </w:tc>
-        <w:tc>
-          <w:tcPr>
-            <w:tcW w:type="dxa" w:w="1296"/>
-            <w:shd w:fill="FFFFFF"/>
-            <w:tcMar>
-              <w:top w:w="100" w:type="dxa"/>
-              <w:bottom w:w="100" w:type="dxa"/>
-              <w:left w:w="140" w:type="dxa"/>
-              <w:right w:w="140" w:type="dxa"/>
-            </w:tcMar>
-          </w:tcPr>
-          <w:p>
-            <w:pPr>
-              <w:jc w:val="right"/>
-            </w:pPr>
-            <w:r>
-              <w:rPr>
-                <w:rFonts w:ascii="Calibri" w:hAnsi="Calibri"/>
-                <w:color w:val="2D3748"/>
-                <w:sz w:val="18"/>
-              </w:rPr>
-              <w:t>17</w:t>
-            </w:r>
-          </w:p>
-        </w:tc>
-        <w:tc>
-          <w:tcPr>
-            <w:tcW w:type="dxa" w:w="1296"/>
-            <w:shd w:fill="FFFFFF"/>
-            <w:tcMar>
-              <w:top w:w="100" w:type="dxa"/>
-              <w:bottom w:w="100" w:type="dxa"/>
-              <w:left w:w="140" w:type="dxa"/>
-              <w:right w:w="140" w:type="dxa"/>
-            </w:tcMar>
-          </w:tcPr>
-          <w:p>
-            <w:pPr>
-              <w:jc w:val="left"/>
-            </w:pPr>
-            <w:r>
-              <w:rPr>
-                <w:rFonts w:ascii="Calibri" w:hAnsi="Calibri"/>
-                <w:color w:val="2D3748"/>
-                <w:sz w:val="18"/>
-              </w:rPr>
-              <w:t>Both Weeks</w:t>
-            </w:r>
-          </w:p>
-        </w:tc>
-      </w:tr>
-      <w:tr>
-        <w:tc>
-          <w:tcPr>
-            <w:tcW w:type="dxa" w:w="864"/>
-            <w:shd w:fill="F7FAFC"/>
-            <w:tcMar>
-              <w:top w:w="100" w:type="dxa"/>
-              <w:bottom w:w="100" w:type="dxa"/>
-              <w:left w:w="140" w:type="dxa"/>
-              <w:right w:w="140" w:type="dxa"/>
-            </w:tcMar>
-          </w:tcPr>
-          <w:p>
-            <w:pPr>
-              <w:jc w:val="right"/>
-            </w:pPr>
-            <w:r>
-              <w:rPr>
-                <w:rFonts w:ascii="Calibri" w:hAnsi="Calibri"/>
-                <w:color w:val="2D3748"/>
-                <w:sz w:val="18"/>
-              </w:rPr>
-              <w:t>5</w:t>
-            </w:r>
-          </w:p>
-        </w:tc>
-        <w:tc>
-          <w:tcPr>
-            <w:tcW w:type="dxa" w:w="3168"/>
-            <w:shd w:fill="F7FAFC"/>
-            <w:tcMar>
-              <w:top w:w="100" w:type="dxa"/>
-              <w:bottom w:w="100" w:type="dxa"/>
-              <w:left w:w="140" w:type="dxa"/>
-              <w:right w:w="140" w:type="dxa"/>
-            </w:tcMar>
-          </w:tcPr>
-          <w:p>
-            <w:pPr>
-              <w:jc w:val="left"/>
-            </w:pPr>
-            <w:r>
-              <w:rPr>
-                <w:rFonts w:ascii="Calibri" w:hAnsi="Calibri"/>
-                <w:b/>
-                <w:color w:val="002E5D"/>
-                <w:sz w:val="18"/>
-              </w:rPr>
-              <w:t>@erikiskis</w:t>
-            </w:r>
-          </w:p>
-        </w:tc>
-        <w:tc>
-          <w:tcPr>
-            <w:tcW w:type="dxa" w:w="2160"/>
-            <w:shd w:fill="F7FAFC"/>
-            <w:tcMar>
-              <w:top w:w="100" w:type="dxa"/>
-              <w:bottom w:w="100" w:type="dxa"/>
-              <w:left w:w="140" w:type="dxa"/>
-              <w:right w:w="140" w:type="dxa"/>
-            </w:tcMar>
-          </w:tcPr>
-          <w:p>
-            <w:pPr>
-              <w:jc w:val="right"/>
-            </w:pPr>
-            <w:r>
-              <w:rPr>
-                <w:rFonts w:ascii="Calibri" w:hAnsi="Calibri"/>
-                <w:b/>
-                <w:color w:val="0062B8"/>
-                <w:sz w:val="18"/>
-              </w:rPr>
-              <w:t>3 entrants</w:t>
-            </w:r>
-          </w:p>
-        </w:tc>
-        <w:tc>
-          <w:tcPr>
-            <w:tcW w:type="dxa" w:w="1584"/>
-            <w:shd w:fill="F7FAFC"/>
-            <w:tcMar>
-              <w:top w:w="100" w:type="dxa"/>
-              <w:bottom w:w="100" w:type="dxa"/>
-              <w:left w:w="140" w:type="dxa"/>
-              <w:right w:w="140" w:type="dxa"/>
-            </w:tcMar>
-          </w:tcPr>
-          <w:p>
-            <w:pPr>
-              <w:jc w:val="right"/>
-            </w:pPr>
-            <w:r>
-              <w:rPr>
-                <w:rFonts w:ascii="Calibri" w:hAnsi="Calibri"/>
-                <w:color w:val="2D3748"/>
-                <w:sz w:val="18"/>
-              </w:rPr>
-              <w:t>21 people</w:t>
-            </w:r>
-          </w:p>
-        </w:tc>
-        <w:tc>
-          <w:tcPr>
-            <w:tcW w:type="dxa" w:w="1296"/>
-            <w:shd w:fill="F7FAFC"/>
-            <w:tcMar>
-              <w:top w:w="100" w:type="dxa"/>
-              <w:bottom w:w="100" w:type="dxa"/>
-              <w:left w:w="140" w:type="dxa"/>
-              <w:right w:w="140" w:type="dxa"/>
-            </w:tcMar>
-          </w:tcPr>
-          <w:p>
-            <w:pPr>
-              <w:jc w:val="right"/>
-            </w:pPr>
-            <w:r>
-              <w:rPr>
-                <w:rFonts w:ascii="Calibri" w:hAnsi="Calibri"/>
-                <w:color w:val="2D3748"/>
-                <w:sz w:val="18"/>
-              </w:rPr>
-              <w:t>5</w:t>
-            </w:r>
-          </w:p>
-        </w:tc>
-        <w:tc>
-          <w:tcPr>
-            <w:tcW w:type="dxa" w:w="1296"/>
-            <w:shd w:fill="F7FAFC"/>
-            <w:tcMar>
-              <w:top w:w="100" w:type="dxa"/>
-              <w:bottom w:w="100" w:type="dxa"/>
-              <w:left w:w="140" w:type="dxa"/>
-              <w:right w:w="140" w:type="dxa"/>
-            </w:tcMar>
-          </w:tcPr>
-          <w:p>
-            <w:pPr>
-              <w:jc w:val="left"/>
-            </w:pPr>
-            <w:r>
-              <w:rPr>
-                <w:rFonts w:ascii="Calibri" w:hAnsi="Calibri"/>
-                <w:color w:val="2D3748"/>
-                <w:sz w:val="18"/>
-              </w:rPr>
-              <w:t>Both Weeks</w:t>
-            </w:r>
-          </w:p>
-        </w:tc>
-      </w:tr>
-      <w:tr>
-        <w:tc>
-          <w:tcPr>
-            <w:tcW w:type="dxa" w:w="864"/>
-            <w:shd w:fill="FFFFFF"/>
-            <w:tcMar>
-              <w:top w:w="100" w:type="dxa"/>
-              <w:bottom w:w="100" w:type="dxa"/>
-              <w:left w:w="140" w:type="dxa"/>
-              <w:right w:w="140" w:type="dxa"/>
-            </w:tcMar>
-          </w:tcPr>
-          <w:p>
-            <w:pPr>
-              <w:jc w:val="right"/>
-            </w:pPr>
-            <w:r>
-              <w:rPr>
-                <w:rFonts w:ascii="Calibri" w:hAnsi="Calibri"/>
-                <w:color w:val="2D3748"/>
-                <w:sz w:val="18"/>
-              </w:rPr>
-              <w:t>6</w:t>
-            </w:r>
-          </w:p>
-        </w:tc>
-        <w:tc>
-          <w:tcPr>
-            <w:tcW w:type="dxa" w:w="3168"/>
-            <w:shd w:fill="FFFFFF"/>
-            <w:tcMar>
-              <w:top w:w="100" w:type="dxa"/>
-              <w:bottom w:w="100" w:type="dxa"/>
-              <w:left w:w="140" w:type="dxa"/>
-              <w:right w:w="140" w:type="dxa"/>
-            </w:tcMar>
-          </w:tcPr>
-          <w:p>
-            <w:pPr>
-              <w:jc w:val="left"/>
-            </w:pPr>
-            <w:r>
-              <w:rPr>
-                <w:rFonts w:ascii="Calibri" w:hAnsi="Calibri"/>
-                <w:b/>
-                <w:color w:val="002E5D"/>
-                <w:sz w:val="18"/>
-              </w:rPr>
-              <w:t>@banner_events</w:t>
-            </w:r>
-          </w:p>
-        </w:tc>
-        <w:tc>
-          <w:tcPr>
-            <w:tcW w:type="dxa" w:w="2160"/>
-            <w:shd w:fill="FFFFFF"/>
-            <w:tcMar>
-              <w:top w:w="100" w:type="dxa"/>
-              <w:bottom w:w="100" w:type="dxa"/>
-              <w:left w:w="140" w:type="dxa"/>
-              <w:right w:w="140" w:type="dxa"/>
-            </w:tcMar>
-          </w:tcPr>
-          <w:p>
-            <w:pPr>
-              <w:jc w:val="right"/>
-            </w:pPr>
-            <w:r>
-              <w:rPr>
-                <w:rFonts w:ascii="Calibri" w:hAnsi="Calibri"/>
-                <w:b/>
-                <w:color w:val="0062B8"/>
-                <w:sz w:val="18"/>
-              </w:rPr>
-              <w:t>3 entrants</w:t>
-            </w:r>
-          </w:p>
-        </w:tc>
-        <w:tc>
-          <w:tcPr>
-            <w:tcW w:type="dxa" w:w="1584"/>
-            <w:shd w:fill="FFFFFF"/>
-            <w:tcMar>
-              <w:top w:w="100" w:type="dxa"/>
-              <w:bottom w:w="100" w:type="dxa"/>
-              <w:left w:w="140" w:type="dxa"/>
-              <w:right w:w="140" w:type="dxa"/>
-            </w:tcMar>
-          </w:tcPr>
-          <w:p>
-            <w:pPr>
-              <w:jc w:val="right"/>
-            </w:pPr>
-            <w:r>
-              <w:rPr>
-                <w:rFonts w:ascii="Calibri" w:hAnsi="Calibri"/>
-                <w:color w:val="2D3748"/>
-                <w:sz w:val="18"/>
-              </w:rPr>
-              <w:t>20 people</w:t>
-            </w:r>
-          </w:p>
-        </w:tc>
-        <w:tc>
-          <w:tcPr>
-            <w:tcW w:type="dxa" w:w="1296"/>
-            <w:shd w:fill="FFFFFF"/>
-            <w:tcMar>
-              <w:top w:w="100" w:type="dxa"/>
-              <w:bottom w:w="100" w:type="dxa"/>
-              <w:left w:w="140" w:type="dxa"/>
-              <w:right w:w="140" w:type="dxa"/>
-            </w:tcMar>
-          </w:tcPr>
-          <w:p>
-            <w:pPr>
-              <w:jc w:val="right"/>
-            </w:pPr>
-            <w:r>
-              <w:rPr>
-                <w:rFonts w:ascii="Calibri" w:hAnsi="Calibri"/>
-                <w:color w:val="2D3748"/>
-                <w:sz w:val="18"/>
-              </w:rPr>
-              <w:t>19</w:t>
-            </w:r>
-          </w:p>
-        </w:tc>
-        <w:tc>
-          <w:tcPr>
-            <w:tcW w:type="dxa" w:w="1296"/>
-            <w:shd w:fill="FFFFFF"/>
-            <w:tcMar>
-              <w:top w:w="100" w:type="dxa"/>
-              <w:bottom w:w="100" w:type="dxa"/>
-              <w:left w:w="140" w:type="dxa"/>
-              <w:right w:w="140" w:type="dxa"/>
-            </w:tcMar>
-          </w:tcPr>
-          <w:p>
-            <w:pPr>
-              <w:jc w:val="left"/>
-            </w:pPr>
-            <w:r>
-              <w:rPr>
-                <w:rFonts w:ascii="Calibri" w:hAnsi="Calibri"/>
-                <w:color w:val="2D3748"/>
-                <w:sz w:val="18"/>
-              </w:rPr>
-              <w:t>Both Weeks</w:t>
-            </w:r>
-          </w:p>
-        </w:tc>
-      </w:tr>
-      <w:tr>
-        <w:tc>
-          <w:tcPr>
-            <w:tcW w:type="dxa" w:w="864"/>
-            <w:shd w:fill="F7FAFC"/>
-            <w:tcMar>
-              <w:top w:w="100" w:type="dxa"/>
-              <w:bottom w:w="100" w:type="dxa"/>
-              <w:left w:w="140" w:type="dxa"/>
-              <w:right w:w="140" w:type="dxa"/>
-            </w:tcMar>
-          </w:tcPr>
-          <w:p>
-            <w:pPr>
-              <w:jc w:val="right"/>
-            </w:pPr>
-            <w:r>
-              <w:rPr>
-                <w:rFonts w:ascii="Calibri" w:hAnsi="Calibri"/>
-                <w:color w:val="2D3748"/>
-                <w:sz w:val="18"/>
-              </w:rPr>
-              <w:t>7</w:t>
-            </w:r>
-          </w:p>
-        </w:tc>
-        <w:tc>
-          <w:tcPr>
-            <w:tcW w:type="dxa" w:w="3168"/>
-            <w:shd w:fill="F7FAFC"/>
-            <w:tcMar>
-              <w:top w:w="100" w:type="dxa"/>
-              <w:bottom w:w="100" w:type="dxa"/>
-              <w:left w:w="140" w:type="dxa"/>
-              <w:right w:w="140" w:type="dxa"/>
-            </w:tcMar>
-          </w:tcPr>
-          <w:p>
-            <w:pPr>
-              <w:jc w:val="left"/>
-            </w:pPr>
-            <w:r>
-              <w:rPr>
-                <w:rFonts w:ascii="Calibri" w:hAnsi="Calibri"/>
-                <w:b/>
-                <w:color w:val="002E5D"/>
-                <w:sz w:val="18"/>
-              </w:rPr>
-              <w:t>@lucumaali</w:t>
-            </w:r>
-          </w:p>
-        </w:tc>
-        <w:tc>
-          <w:tcPr>
-            <w:tcW w:type="dxa" w:w="2160"/>
-            <w:shd w:fill="F7FAFC"/>
-            <w:tcMar>
-              <w:top w:w="100" w:type="dxa"/>
-              <w:bottom w:w="100" w:type="dxa"/>
-              <w:left w:w="140" w:type="dxa"/>
-              <w:right w:w="140" w:type="dxa"/>
-            </w:tcMar>
-          </w:tcPr>
-          <w:p>
-            <w:pPr>
-              <w:jc w:val="right"/>
-            </w:pPr>
-            <w:r>
-              <w:rPr>
-                <w:rFonts w:ascii="Calibri" w:hAnsi="Calibri"/>
-                <w:b/>
-                <w:color w:val="0062B8"/>
-                <w:sz w:val="18"/>
-              </w:rPr>
-              <w:t>3 entrants</w:t>
-            </w:r>
-          </w:p>
-        </w:tc>
-        <w:tc>
-          <w:tcPr>
-            <w:tcW w:type="dxa" w:w="1584"/>
-            <w:shd w:fill="F7FAFC"/>
-            <w:tcMar>
-              <w:top w:w="100" w:type="dxa"/>
-              <w:bottom w:w="100" w:type="dxa"/>
-              <w:left w:w="140" w:type="dxa"/>
-              <w:right w:w="140" w:type="dxa"/>
-            </w:tcMar>
-          </w:tcPr>
-          <w:p>
-            <w:pPr>
-              <w:jc w:val="right"/>
-            </w:pPr>
-            <w:r>
-              <w:rPr>
-                <w:rFonts w:ascii="Calibri" w:hAnsi="Calibri"/>
-                <w:color w:val="2D3748"/>
-                <w:sz w:val="18"/>
-              </w:rPr>
-              <w:t>18 people</w:t>
-            </w:r>
-          </w:p>
-        </w:tc>
-        <w:tc>
-          <w:tcPr>
-            <w:tcW w:type="dxa" w:w="1296"/>
-            <w:shd w:fill="F7FAFC"/>
-            <w:tcMar>
-              <w:top w:w="100" w:type="dxa"/>
-              <w:bottom w:w="100" w:type="dxa"/>
-              <w:left w:w="140" w:type="dxa"/>
-              <w:right w:w="140" w:type="dxa"/>
-            </w:tcMar>
-          </w:tcPr>
-          <w:p>
-            <w:pPr>
-              <w:jc w:val="right"/>
-            </w:pPr>
-            <w:r>
-              <w:rPr>
-                <w:rFonts w:ascii="Calibri" w:hAnsi="Calibri"/>
-                <w:color w:val="2D3748"/>
-                <w:sz w:val="18"/>
-              </w:rPr>
-              <w:t>17</w:t>
-            </w:r>
-          </w:p>
-        </w:tc>
-        <w:tc>
-          <w:tcPr>
-            <w:tcW w:type="dxa" w:w="1296"/>
-            <w:shd w:fill="F7FAFC"/>
-            <w:tcMar>
-              <w:top w:w="100" w:type="dxa"/>
-              <w:bottom w:w="100" w:type="dxa"/>
-              <w:left w:w="140" w:type="dxa"/>
-              <w:right w:w="140" w:type="dxa"/>
-            </w:tcMar>
-          </w:tcPr>
-          <w:p>
-            <w:pPr>
-              <w:jc w:val="left"/>
-            </w:pPr>
-            <w:r>
-              <w:rPr>
-                <w:rFonts w:ascii="Calibri" w:hAnsi="Calibri"/>
-                <w:color w:val="2D3748"/>
-                <w:sz w:val="18"/>
-              </w:rPr>
-              <w:t>Week 1</w:t>
-            </w:r>
-          </w:p>
-        </w:tc>
-      </w:tr>
-      <w:tr>
-        <w:tc>
-          <w:tcPr>
-            <w:tcW w:type="dxa" w:w="864"/>
-            <w:shd w:fill="FFFFFF"/>
-            <w:tcMar>
-              <w:top w:w="100" w:type="dxa"/>
-              <w:bottom w:w="100" w:type="dxa"/>
-              <w:left w:w="140" w:type="dxa"/>
-              <w:right w:w="140" w:type="dxa"/>
-            </w:tcMar>
-          </w:tcPr>
-          <w:p>
-            <w:pPr>
-              <w:jc w:val="right"/>
-            </w:pPr>
-            <w:r>
-              <w:rPr>
-                <w:rFonts w:ascii="Calibri" w:hAnsi="Calibri"/>
-                <w:color w:val="2D3748"/>
-                <w:sz w:val="18"/>
-              </w:rPr>
-              <w:t>8</w:t>
-            </w:r>
-          </w:p>
-        </w:tc>
-        <w:tc>
-          <w:tcPr>
-            <w:tcW w:type="dxa" w:w="3168"/>
-            <w:shd w:fill="FFFFFF"/>
-            <w:tcMar>
-              <w:top w:w="100" w:type="dxa"/>
-              <w:bottom w:w="100" w:type="dxa"/>
-              <w:left w:w="140" w:type="dxa"/>
-              <w:right w:w="140" w:type="dxa"/>
-            </w:tcMar>
-          </w:tcPr>
-          <w:p>
-            <w:pPr>
-              <w:jc w:val="left"/>
-            </w:pPr>
-            <w:r>
-              <w:rPr>
-                <w:rFonts w:ascii="Calibri" w:hAnsi="Calibri"/>
-                <w:b/>
-                <w:color w:val="002E5D"/>
-                <w:sz w:val="18"/>
-              </w:rPr>
-              <w:t>@alexjaynehawker</w:t>
-            </w:r>
-          </w:p>
-        </w:tc>
-        <w:tc>
-          <w:tcPr>
-            <w:tcW w:type="dxa" w:w="2160"/>
-            <w:shd w:fill="FFFFFF"/>
-            <w:tcMar>
-              <w:top w:w="100" w:type="dxa"/>
-              <w:bottom w:w="100" w:type="dxa"/>
-              <w:left w:w="140" w:type="dxa"/>
-              <w:right w:w="140" w:type="dxa"/>
-            </w:tcMar>
-          </w:tcPr>
-          <w:p>
-            <w:pPr>
-              <w:jc w:val="right"/>
-            </w:pPr>
-            <w:r>
-              <w:rPr>
-                <w:rFonts w:ascii="Calibri" w:hAnsi="Calibri"/>
-                <w:b/>
-                <w:color w:val="0062B8"/>
-                <w:sz w:val="18"/>
-              </w:rPr>
-              <w:t>3 entrants</w:t>
-            </w:r>
-          </w:p>
-        </w:tc>
-        <w:tc>
-          <w:tcPr>
-            <w:tcW w:type="dxa" w:w="1584"/>
-            <w:shd w:fill="FFFFFF"/>
-            <w:tcMar>
-              <w:top w:w="100" w:type="dxa"/>
-              <w:bottom w:w="100" w:type="dxa"/>
-              <w:left w:w="140" w:type="dxa"/>
-              <w:right w:w="140" w:type="dxa"/>
-            </w:tcMar>
-          </w:tcPr>
-          <w:p>
-            <w:pPr>
-              <w:jc w:val="right"/>
-            </w:pPr>
-            <w:r>
-              <w:rPr>
-                <w:rFonts w:ascii="Calibri" w:hAnsi="Calibri"/>
-                <w:color w:val="2D3748"/>
-                <w:sz w:val="18"/>
-              </w:rPr>
-              <w:t>15 people</w:t>
-            </w:r>
-          </w:p>
-        </w:tc>
-        <w:tc>
-          <w:tcPr>
-            <w:tcW w:type="dxa" w:w="1296"/>
-            <w:shd w:fill="FFFFFF"/>
-            <w:tcMar>
-              <w:top w:w="100" w:type="dxa"/>
-              <w:bottom w:w="100" w:type="dxa"/>
-              <w:left w:w="140" w:type="dxa"/>
-              <w:right w:w="140" w:type="dxa"/>
-            </w:tcMar>
-          </w:tcPr>
-          <w:p>
-            <w:pPr>
-              <w:jc w:val="right"/>
-            </w:pPr>
-            <w:r>
-              <w:rPr>
-                <w:rFonts w:ascii="Calibri" w:hAnsi="Calibri"/>
-                <w:color w:val="2D3748"/>
-                <w:sz w:val="18"/>
-              </w:rPr>
-              <w:t>12</w:t>
-            </w:r>
-          </w:p>
-        </w:tc>
-        <w:tc>
-          <w:tcPr>
-            <w:tcW w:type="dxa" w:w="1296"/>
-            <w:shd w:fill="FFFFFF"/>
-            <w:tcMar>
-              <w:top w:w="100" w:type="dxa"/>
-              <w:bottom w:w="100" w:type="dxa"/>
-              <w:left w:w="140" w:type="dxa"/>
-              <w:right w:w="140" w:type="dxa"/>
-            </w:tcMar>
-          </w:tcPr>
-          <w:p>
-            <w:pPr>
-              <w:jc w:val="left"/>
-            </w:pPr>
-            <w:r>
-              <w:rPr>
-                <w:rFonts w:ascii="Calibri" w:hAnsi="Calibri"/>
-                <w:color w:val="2D3748"/>
-                <w:sz w:val="18"/>
-              </w:rPr>
-              <w:t>Week 1</w:t>
-            </w:r>
-          </w:p>
-        </w:tc>
-      </w:tr>
-      <w:tr>
-        <w:tc>
-          <w:tcPr>
-            <w:tcW w:type="dxa" w:w="864"/>
-            <w:shd w:fill="F7FAFC"/>
-            <w:tcMar>
-              <w:top w:w="100" w:type="dxa"/>
-              <w:bottom w:w="100" w:type="dxa"/>
-              <w:left w:w="140" w:type="dxa"/>
-              <w:right w:w="140" w:type="dxa"/>
-            </w:tcMar>
-          </w:tcPr>
-          <w:p>
-            <w:pPr>
-              <w:jc w:val="right"/>
-            </w:pPr>
-            <w:r>
-              <w:rPr>
-                <w:rFonts w:ascii="Calibri" w:hAnsi="Calibri"/>
-                <w:color w:val="2D3748"/>
-                <w:sz w:val="18"/>
-              </w:rPr>
-              <w:t>9</w:t>
-            </w:r>
-          </w:p>
-        </w:tc>
-        <w:tc>
-          <w:tcPr>
-            <w:tcW w:type="dxa" w:w="3168"/>
-            <w:shd w:fill="F7FAFC"/>
-            <w:tcMar>
-              <w:top w:w="100" w:type="dxa"/>
-              <w:bottom w:w="100" w:type="dxa"/>
-              <w:left w:w="140" w:type="dxa"/>
-              <w:right w:w="140" w:type="dxa"/>
-            </w:tcMar>
-          </w:tcPr>
-          <w:p>
-            <w:pPr>
-              <w:jc w:val="left"/>
-            </w:pPr>
-            <w:r>
-              <w:rPr>
-                <w:rFonts w:ascii="Calibri" w:hAnsi="Calibri"/>
-                <w:b/>
-                <w:color w:val="002E5D"/>
-                <w:sz w:val="18"/>
-              </w:rPr>
-              <w:t>@whithowlett</w:t>
-            </w:r>
-          </w:p>
-        </w:tc>
-        <w:tc>
-          <w:tcPr>
-            <w:tcW w:type="dxa" w:w="2160"/>
-            <w:shd w:fill="F7FAFC"/>
-            <w:tcMar>
-              <w:top w:w="100" w:type="dxa"/>
-              <w:bottom w:w="100" w:type="dxa"/>
-              <w:left w:w="140" w:type="dxa"/>
-              <w:right w:w="140" w:type="dxa"/>
-            </w:tcMar>
-          </w:tcPr>
-          <w:p>
-            <w:pPr>
-              <w:jc w:val="right"/>
-            </w:pPr>
-            <w:r>
-              <w:rPr>
-                <w:rFonts w:ascii="Calibri" w:hAnsi="Calibri"/>
-                <w:b/>
-                <w:color w:val="0062B8"/>
-                <w:sz w:val="18"/>
-              </w:rPr>
-              <w:t>3 entrants</w:t>
-            </w:r>
-          </w:p>
-        </w:tc>
-        <w:tc>
-          <w:tcPr>
-            <w:tcW w:type="dxa" w:w="1584"/>
-            <w:shd w:fill="F7FAFC"/>
-            <w:tcMar>
-              <w:top w:w="100" w:type="dxa"/>
-              <w:bottom w:w="100" w:type="dxa"/>
-              <w:left w:w="140" w:type="dxa"/>
-              <w:right w:w="140" w:type="dxa"/>
-            </w:tcMar>
-          </w:tcPr>
-          <w:p>
-            <w:pPr>
-              <w:jc w:val="right"/>
-            </w:pPr>
-            <w:r>
-              <w:rPr>
-                <w:rFonts w:ascii="Calibri" w:hAnsi="Calibri"/>
-                <w:color w:val="2D3748"/>
-                <w:sz w:val="18"/>
-              </w:rPr>
-              <w:t>12 people</w:t>
-            </w:r>
-          </w:p>
-        </w:tc>
-        <w:tc>
-          <w:tcPr>
-            <w:tcW w:type="dxa" w:w="1296"/>
-            <w:shd w:fill="F7FAFC"/>
-            <w:tcMar>
-              <w:top w:w="100" w:type="dxa"/>
-              <w:bottom w:w="100" w:type="dxa"/>
-              <w:left w:w="140" w:type="dxa"/>
-              <w:right w:w="140" w:type="dxa"/>
-            </w:tcMar>
-          </w:tcPr>
-          <w:p>
-            <w:pPr>
-              <w:jc w:val="right"/>
-            </w:pPr>
-            <w:r>
-              <w:rPr>
-                <w:rFonts w:ascii="Calibri" w:hAnsi="Calibri"/>
-                <w:color w:val="2D3748"/>
-                <w:sz w:val="18"/>
-              </w:rPr>
-              <w:t>20</w:t>
-            </w:r>
-          </w:p>
-        </w:tc>
-        <w:tc>
-          <w:tcPr>
-            <w:tcW w:type="dxa" w:w="1296"/>
-            <w:shd w:fill="F7FAFC"/>
-            <w:tcMar>
-              <w:top w:w="100" w:type="dxa"/>
-              <w:bottom w:w="100" w:type="dxa"/>
-              <w:left w:w="140" w:type="dxa"/>
-              <w:right w:w="140" w:type="dxa"/>
-            </w:tcMar>
-          </w:tcPr>
-          <w:p>
-            <w:pPr>
-              <w:jc w:val="left"/>
-            </w:pPr>
-            <w:r>
-              <w:rPr>
-                <w:rFonts w:ascii="Calibri" w:hAnsi="Calibri"/>
-                <w:color w:val="2D3748"/>
-                <w:sz w:val="18"/>
-              </w:rPr>
-              <w:t>Week 1</w:t>
-            </w:r>
-          </w:p>
-        </w:tc>
-      </w:tr>
-      <w:tr>
-        <w:tc>
-          <w:tcPr>
-            <w:tcW w:type="dxa" w:w="864"/>
-            <w:shd w:fill="FFFFFF"/>
-            <w:tcMar>
-              <w:top w:w="100" w:type="dxa"/>
-              <w:bottom w:w="100" w:type="dxa"/>
-              <w:left w:w="140" w:type="dxa"/>
-              <w:right w:w="140" w:type="dxa"/>
-            </w:tcMar>
-          </w:tcPr>
-          <w:p>
-            <w:pPr>
-              <w:jc w:val="right"/>
-            </w:pPr>
-            <w:r>
-              <w:rPr>
-                <w:rFonts w:ascii="Calibri" w:hAnsi="Calibri"/>
-                <w:color w:val="2D3748"/>
-                <w:sz w:val="18"/>
-              </w:rPr>
-              <w:t>10</w:t>
-            </w:r>
-          </w:p>
-        </w:tc>
-        <w:tc>
-          <w:tcPr>
-            <w:tcW w:type="dxa" w:w="3168"/>
-            <w:shd w:fill="FFFFFF"/>
-            <w:tcMar>
-              <w:top w:w="100" w:type="dxa"/>
-              <w:bottom w:w="100" w:type="dxa"/>
-              <w:left w:w="140" w:type="dxa"/>
-              <w:right w:w="140" w:type="dxa"/>
-            </w:tcMar>
-          </w:tcPr>
-          <w:p>
-            <w:pPr>
-              <w:jc w:val="left"/>
-            </w:pPr>
-            <w:r>
-              <w:rPr>
-                <w:rFonts w:ascii="Calibri" w:hAnsi="Calibri"/>
-                <w:b/>
-                <w:color w:val="002E5D"/>
-                <w:sz w:val="18"/>
-              </w:rPr>
-              <w:t>@esteelauren</w:t>
-            </w:r>
-          </w:p>
-        </w:tc>
-        <w:tc>
-          <w:tcPr>
-            <w:tcW w:type="dxa" w:w="2160"/>
-            <w:shd w:fill="FFFFFF"/>
-            <w:tcMar>
-              <w:top w:w="100" w:type="dxa"/>
-              <w:bottom w:w="100" w:type="dxa"/>
-              <w:left w:w="140" w:type="dxa"/>
-              <w:right w:w="140" w:type="dxa"/>
-            </w:tcMar>
-          </w:tcPr>
-          <w:p>
-            <w:pPr>
-              <w:jc w:val="right"/>
-            </w:pPr>
-            <w:r>
-              <w:rPr>
-                <w:rFonts w:ascii="Calibri" w:hAnsi="Calibri"/>
-                <w:b/>
-                <w:color w:val="0062B8"/>
-                <w:sz w:val="18"/>
-              </w:rPr>
-              <w:t>3 entrants</w:t>
-            </w:r>
-          </w:p>
-        </w:tc>
-        <w:tc>
-          <w:tcPr>
-            <w:tcW w:type="dxa" w:w="1584"/>
-            <w:shd w:fill="FFFFFF"/>
-            <w:tcMar>
-              <w:top w:w="100" w:type="dxa"/>
-              <w:bottom w:w="100" w:type="dxa"/>
-              <w:left w:w="140" w:type="dxa"/>
-              <w:right w:w="140" w:type="dxa"/>
-            </w:tcMar>
-          </w:tcPr>
-          <w:p>
-            <w:pPr>
-              <w:jc w:val="right"/>
-            </w:pPr>
-            <w:r>
-              <w:rPr>
-                <w:rFonts w:ascii="Calibri" w:hAnsi="Calibri"/>
-                <w:color w:val="2D3748"/>
-                <w:sz w:val="18"/>
-              </w:rPr>
-              <w:t>11 people</w:t>
-            </w:r>
-          </w:p>
-        </w:tc>
-        <w:tc>
-          <w:tcPr>
-            <w:tcW w:type="dxa" w:w="1296"/>
-            <w:shd w:fill="FFFFFF"/>
-            <w:tcMar>
-              <w:top w:w="100" w:type="dxa"/>
-              <w:bottom w:w="100" w:type="dxa"/>
-              <w:left w:w="140" w:type="dxa"/>
-              <w:right w:w="140" w:type="dxa"/>
-            </w:tcMar>
-          </w:tcPr>
-          <w:p>
-            <w:pPr>
-              <w:jc w:val="right"/>
-            </w:pPr>
-            <w:r>
-              <w:rPr>
-                <w:rFonts w:ascii="Calibri" w:hAnsi="Calibri"/>
-                <w:color w:val="2D3748"/>
-                <w:sz w:val="18"/>
-              </w:rPr>
-              <w:t>4</w:t>
-            </w:r>
-          </w:p>
-        </w:tc>
-        <w:tc>
-          <w:tcPr>
-            <w:tcW w:type="dxa" w:w="1296"/>
-            <w:shd w:fill="FFFFFF"/>
-            <w:tcMar>
-              <w:top w:w="100" w:type="dxa"/>
-              <w:bottom w:w="100" w:type="dxa"/>
-              <w:left w:w="140" w:type="dxa"/>
-              <w:right w:w="140" w:type="dxa"/>
-            </w:tcMar>
-          </w:tcPr>
-          <w:p>
-            <w:pPr>
-              <w:jc w:val="left"/>
-            </w:pPr>
-            <w:r>
-              <w:rPr>
-                <w:rFonts w:ascii="Calibri" w:hAnsi="Calibri"/>
-                <w:color w:val="2D3748"/>
-                <w:sz w:val="18"/>
-              </w:rPr>
-              <w:t>Week 1</w:t>
-            </w:r>
-          </w:p>
-        </w:tc>
-      </w:tr>
-      <w:tr>
-        <w:tc>
-          <w:tcPr>
-            <w:tcW w:type="dxa" w:w="864"/>
-            <w:shd w:fill="F7FAFC"/>
-            <w:tcMar>
-              <w:top w:w="100" w:type="dxa"/>
-              <w:bottom w:w="100" w:type="dxa"/>
-              <w:left w:w="140" w:type="dxa"/>
-              <w:right w:w="140" w:type="dxa"/>
-            </w:tcMar>
-          </w:tcPr>
-          <w:p>
-            <w:pPr>
-              <w:jc w:val="right"/>
-            </w:pPr>
-            <w:r>
-              <w:rPr>
-                <w:rFonts w:ascii="Calibri" w:hAnsi="Calibri"/>
-                <w:color w:val="2D3748"/>
-                <w:sz w:val="18"/>
-              </w:rPr>
-              <w:t>11</w:t>
-            </w:r>
-          </w:p>
-        </w:tc>
-        <w:tc>
-          <w:tcPr>
-            <w:tcW w:type="dxa" w:w="3168"/>
-            <w:shd w:fill="F7FAFC"/>
-            <w:tcMar>
-              <w:top w:w="100" w:type="dxa"/>
-              <w:bottom w:w="100" w:type="dxa"/>
-              <w:left w:w="140" w:type="dxa"/>
-              <w:right w:w="140" w:type="dxa"/>
-            </w:tcMar>
-          </w:tcPr>
-          <w:p>
-            <w:pPr>
-              <w:jc w:val="left"/>
-            </w:pPr>
-            <w:r>
-              <w:rPr>
-                <w:rFonts w:ascii="Calibri" w:hAnsi="Calibri"/>
-                <w:b/>
-                <w:color w:val="002E5D"/>
-                <w:sz w:val="18"/>
-              </w:rPr>
-              <w:t>@jordyn.isaac14</w:t>
-            </w:r>
-          </w:p>
-        </w:tc>
-        <w:tc>
-          <w:tcPr>
-            <w:tcW w:type="dxa" w:w="2160"/>
-            <w:shd w:fill="F7FAFC"/>
-            <w:tcMar>
-              <w:top w:w="100" w:type="dxa"/>
-              <w:bottom w:w="100" w:type="dxa"/>
-              <w:left w:w="140" w:type="dxa"/>
-              <w:right w:w="140" w:type="dxa"/>
-            </w:tcMar>
-          </w:tcPr>
-          <w:p>
-            <w:pPr>
-              <w:jc w:val="right"/>
-            </w:pPr>
-            <w:r>
-              <w:rPr>
-                <w:rFonts w:ascii="Calibri" w:hAnsi="Calibri"/>
-                <w:b/>
-                <w:color w:val="0062B8"/>
-                <w:sz w:val="18"/>
-              </w:rPr>
-              <w:t>3 entrants</w:t>
-            </w:r>
-          </w:p>
-        </w:tc>
-        <w:tc>
-          <w:tcPr>
-            <w:tcW w:type="dxa" w:w="1584"/>
-            <w:shd w:fill="F7FAFC"/>
-            <w:tcMar>
-              <w:top w:w="100" w:type="dxa"/>
-              <w:bottom w:w="100" w:type="dxa"/>
-              <w:left w:w="140" w:type="dxa"/>
-              <w:right w:w="140" w:type="dxa"/>
-            </w:tcMar>
-          </w:tcPr>
-          <w:p>
-            <w:pPr>
-              <w:jc w:val="right"/>
-            </w:pPr>
-            <w:r>
-              <w:rPr>
-                <w:rFonts w:ascii="Calibri" w:hAnsi="Calibri"/>
-                <w:color w:val="2D3748"/>
-                <w:sz w:val="18"/>
-              </w:rPr>
-              <w:t>11 people</w:t>
-            </w:r>
-          </w:p>
-        </w:tc>
-        <w:tc>
-          <w:tcPr>
-            <w:tcW w:type="dxa" w:w="1296"/>
-            <w:shd w:fill="F7FAFC"/>
-            <w:tcMar>
-              <w:top w:w="100" w:type="dxa"/>
-              <w:bottom w:w="100" w:type="dxa"/>
-              <w:left w:w="140" w:type="dxa"/>
-              <w:right w:w="140" w:type="dxa"/>
-            </w:tcMar>
-          </w:tcPr>
-          <w:p>
-            <w:pPr>
-              <w:jc w:val="right"/>
-            </w:pPr>
-            <w:r>
-              <w:rPr>
-                <w:rFonts w:ascii="Calibri" w:hAnsi="Calibri"/>
-                <w:color w:val="2D3748"/>
-                <w:sz w:val="18"/>
-              </w:rPr>
-              <w:t>4</w:t>
-            </w:r>
-          </w:p>
-        </w:tc>
-        <w:tc>
-          <w:tcPr>
-            <w:tcW w:type="dxa" w:w="1296"/>
-            <w:shd w:fill="F7FAFC"/>
-            <w:tcMar>
-              <w:top w:w="100" w:type="dxa"/>
-              <w:bottom w:w="100" w:type="dxa"/>
-              <w:left w:w="140" w:type="dxa"/>
-              <w:right w:w="140" w:type="dxa"/>
-            </w:tcMar>
-          </w:tcPr>
-          <w:p>
-            <w:pPr>
-              <w:jc w:val="left"/>
-            </w:pPr>
-            <w:r>
-              <w:rPr>
-                <w:rFonts w:ascii="Calibri" w:hAnsi="Calibri"/>
-                <w:color w:val="2D3748"/>
-                <w:sz w:val="18"/>
-              </w:rPr>
-              <w:t>Week 1</w:t>
-            </w:r>
-          </w:p>
-        </w:tc>
-      </w:tr>
-      <w:tr>
-        <w:tc>
-          <w:tcPr>
-            <w:tcW w:type="dxa" w:w="864"/>
-            <w:shd w:fill="FFFFFF"/>
-            <w:tcMar>
-              <w:top w:w="100" w:type="dxa"/>
-              <w:bottom w:w="100" w:type="dxa"/>
-              <w:left w:w="140" w:type="dxa"/>
-              <w:right w:w="140" w:type="dxa"/>
-            </w:tcMar>
-          </w:tcPr>
-          <w:p>
-            <w:pPr>
-              <w:jc w:val="right"/>
-            </w:pPr>
-            <w:r>
-              <w:rPr>
-                <w:rFonts w:ascii="Calibri" w:hAnsi="Calibri"/>
-                <w:color w:val="2D3748"/>
-                <w:sz w:val="18"/>
-              </w:rPr>
-              <w:t>12</w:t>
-            </w:r>
-          </w:p>
-        </w:tc>
-        <w:tc>
-          <w:tcPr>
-            <w:tcW w:type="dxa" w:w="3168"/>
-            <w:shd w:fill="FFFFFF"/>
-            <w:tcMar>
-              <w:top w:w="100" w:type="dxa"/>
-              <w:bottom w:w="100" w:type="dxa"/>
-              <w:left w:w="140" w:type="dxa"/>
-              <w:right w:w="140" w:type="dxa"/>
-            </w:tcMar>
-          </w:tcPr>
-          <w:p>
-            <w:pPr>
-              <w:jc w:val="left"/>
-            </w:pPr>
-            <w:r>
-              <w:rPr>
-                <w:rFonts w:ascii="Calibri" w:hAnsi="Calibri"/>
-                <w:b/>
-                <w:color w:val="002E5D"/>
-                <w:sz w:val="18"/>
-              </w:rPr>
-              <w:t>@bestg6</w:t>
-            </w:r>
-          </w:p>
-        </w:tc>
-        <w:tc>
-          <w:tcPr>
-            <w:tcW w:type="dxa" w:w="2160"/>
-            <w:shd w:fill="FFFFFF"/>
-            <w:tcMar>
-              <w:top w:w="100" w:type="dxa"/>
-              <w:bottom w:w="100" w:type="dxa"/>
-              <w:left w:w="140" w:type="dxa"/>
-              <w:right w:w="140" w:type="dxa"/>
-            </w:tcMar>
-          </w:tcPr>
-          <w:p>
-            <w:pPr>
-              <w:jc w:val="right"/>
-            </w:pPr>
-            <w:r>
-              <w:rPr>
-                <w:rFonts w:ascii="Calibri" w:hAnsi="Calibri"/>
-                <w:b/>
-                <w:color w:val="0062B8"/>
-                <w:sz w:val="18"/>
-              </w:rPr>
-              <w:t>3 entrants</w:t>
-            </w:r>
-          </w:p>
-        </w:tc>
-        <w:tc>
-          <w:tcPr>
-            <w:tcW w:type="dxa" w:w="1584"/>
-            <w:shd w:fill="FFFFFF"/>
-            <w:tcMar>
-              <w:top w:w="100" w:type="dxa"/>
-              <w:bottom w:w="100" w:type="dxa"/>
-              <w:left w:w="140" w:type="dxa"/>
-              <w:right w:w="140" w:type="dxa"/>
-            </w:tcMar>
-          </w:tcPr>
-          <w:p>
-            <w:pPr>
-              <w:jc w:val="right"/>
-            </w:pPr>
-            <w:r>
-              <w:rPr>
-                <w:rFonts w:ascii="Calibri" w:hAnsi="Calibri"/>
-                <w:color w:val="2D3748"/>
-                <w:sz w:val="18"/>
-              </w:rPr>
-              <w:t>10 people</w:t>
-            </w:r>
-          </w:p>
-        </w:tc>
-        <w:tc>
-          <w:tcPr>
-            <w:tcW w:type="dxa" w:w="1296"/>
-            <w:shd w:fill="FFFFFF"/>
-            <w:tcMar>
-              <w:top w:w="100" w:type="dxa"/>
-              <w:bottom w:w="100" w:type="dxa"/>
-              <w:left w:w="140" w:type="dxa"/>
-              <w:right w:w="140" w:type="dxa"/>
-            </w:tcMar>
-          </w:tcPr>
-          <w:p>
-            <w:pPr>
-              <w:jc w:val="right"/>
-            </w:pPr>
-            <w:r>
-              <w:rPr>
-                <w:rFonts w:ascii="Calibri" w:hAnsi="Calibri"/>
-                <w:color w:val="2D3748"/>
-                <w:sz w:val="18"/>
-              </w:rPr>
-              <w:t>4</w:t>
-            </w:r>
-          </w:p>
-        </w:tc>
-        <w:tc>
-          <w:tcPr>
-            <w:tcW w:type="dxa" w:w="1296"/>
-            <w:shd w:fill="FFFFFF"/>
-            <w:tcMar>
-              <w:top w:w="100" w:type="dxa"/>
-              <w:bottom w:w="100" w:type="dxa"/>
-              <w:left w:w="140" w:type="dxa"/>
-              <w:right w:w="140" w:type="dxa"/>
-            </w:tcMar>
-          </w:tcPr>
-          <w:p>
-            <w:pPr>
-              <w:jc w:val="left"/>
-            </w:pPr>
-            <w:r>
-              <w:rPr>
-                <w:rFonts w:ascii="Calibri" w:hAnsi="Calibri"/>
-                <w:color w:val="2D3748"/>
-                <w:sz w:val="18"/>
-              </w:rPr>
-              <w:t>Both Weeks</w:t>
-            </w:r>
-          </w:p>
-        </w:tc>
-      </w:tr>
-      <w:tr>
-        <w:tc>
-          <w:tcPr>
-            <w:tcW w:type="dxa" w:w="864"/>
-            <w:shd w:fill="F7FAFC"/>
-            <w:tcMar>
-              <w:top w:w="100" w:type="dxa"/>
-              <w:bottom w:w="100" w:type="dxa"/>
-              <w:left w:w="140" w:type="dxa"/>
-              <w:right w:w="140" w:type="dxa"/>
-            </w:tcMar>
-          </w:tcPr>
-          <w:p>
-            <w:pPr>
-              <w:jc w:val="right"/>
-            </w:pPr>
-            <w:r>
-              <w:rPr>
-                <w:rFonts w:ascii="Calibri" w:hAnsi="Calibri"/>
-                <w:color w:val="2D3748"/>
-                <w:sz w:val="18"/>
-              </w:rPr>
-              <w:t>13</w:t>
-            </w:r>
-          </w:p>
-        </w:tc>
-        <w:tc>
-          <w:tcPr>
-            <w:tcW w:type="dxa" w:w="3168"/>
-            <w:shd w:fill="F7FAFC"/>
-            <w:tcMar>
-              <w:top w:w="100" w:type="dxa"/>
-              <w:bottom w:w="100" w:type="dxa"/>
-              <w:left w:w="140" w:type="dxa"/>
-              <w:right w:w="140" w:type="dxa"/>
-            </w:tcMar>
-          </w:tcPr>
-          <w:p>
-            <w:pPr>
-              <w:jc w:val="left"/>
-            </w:pPr>
-            <w:r>
-              <w:rPr>
-                <w:rFonts w:ascii="Calibri" w:hAnsi="Calibri"/>
-                <w:b/>
-                <w:color w:val="002E5D"/>
-                <w:sz w:val="18"/>
-              </w:rPr>
-              <w:t>@toryomiller (Finalist)</w:t>
-            </w:r>
-          </w:p>
-        </w:tc>
-        <w:tc>
-          <w:tcPr>
-            <w:tcW w:type="dxa" w:w="2160"/>
-            <w:shd w:fill="F7FAFC"/>
-            <w:tcMar>
-              <w:top w:w="100" w:type="dxa"/>
-              <w:bottom w:w="100" w:type="dxa"/>
-              <w:left w:w="140" w:type="dxa"/>
-              <w:right w:w="140" w:type="dxa"/>
-            </w:tcMar>
-          </w:tcPr>
-          <w:p>
-            <w:pPr>
-              <w:jc w:val="right"/>
-            </w:pPr>
-            <w:r>
-              <w:rPr>
-                <w:rFonts w:ascii="Calibri" w:hAnsi="Calibri"/>
-                <w:b/>
-                <w:color w:val="0062B8"/>
-                <w:sz w:val="18"/>
-              </w:rPr>
-              <w:t>3 entrants</w:t>
-            </w:r>
-          </w:p>
-        </w:tc>
-        <w:tc>
-          <w:tcPr>
-            <w:tcW w:type="dxa" w:w="1584"/>
-            <w:shd w:fill="F7FAFC"/>
-            <w:tcMar>
-              <w:top w:w="100" w:type="dxa"/>
-              <w:bottom w:w="100" w:type="dxa"/>
-              <w:left w:w="140" w:type="dxa"/>
-              <w:right w:w="140" w:type="dxa"/>
-            </w:tcMar>
-          </w:tcPr>
-          <w:p>
-            <w:pPr>
-              <w:jc w:val="right"/>
-            </w:pPr>
-            <w:r>
-              <w:rPr>
-                <w:rFonts w:ascii="Calibri" w:hAnsi="Calibri"/>
-                <w:color w:val="2D3748"/>
-                <w:sz w:val="18"/>
-              </w:rPr>
-              <w:t>8 people</w:t>
-            </w:r>
-          </w:p>
-        </w:tc>
-        <w:tc>
-          <w:tcPr>
-            <w:tcW w:type="dxa" w:w="1296"/>
-            <w:shd w:fill="F7FAFC"/>
-            <w:tcMar>
-              <w:top w:w="100" w:type="dxa"/>
-              <w:bottom w:w="100" w:type="dxa"/>
-              <w:left w:w="140" w:type="dxa"/>
-              <w:right w:w="140" w:type="dxa"/>
-            </w:tcMar>
-          </w:tcPr>
-          <w:p>
-            <w:pPr>
-              <w:jc w:val="right"/>
-            </w:pPr>
-            <w:r>
-              <w:rPr>
-                <w:rFonts w:ascii="Calibri" w:hAnsi="Calibri"/>
-                <w:color w:val="2D3748"/>
-                <w:sz w:val="18"/>
-              </w:rPr>
-              <w:t>4</w:t>
-            </w:r>
-          </w:p>
-        </w:tc>
-        <w:tc>
-          <w:tcPr>
-            <w:tcW w:type="dxa" w:w="1296"/>
-            <w:shd w:fill="F7FAFC"/>
-            <w:tcMar>
-              <w:top w:w="100" w:type="dxa"/>
-              <w:bottom w:w="100" w:type="dxa"/>
-              <w:left w:w="140" w:type="dxa"/>
-              <w:right w:w="140" w:type="dxa"/>
-            </w:tcMar>
-          </w:tcPr>
-          <w:p>
-            <w:pPr>
-              <w:jc w:val="left"/>
-            </w:pPr>
-            <w:r>
-              <w:rPr>
-                <w:rFonts w:ascii="Calibri" w:hAnsi="Calibri"/>
-                <w:color w:val="2D3748"/>
-                <w:sz w:val="18"/>
-              </w:rPr>
-              <w:t>Both Weeks</w:t>
+              <w:t>13 direct tags</w:t>
             </w:r>
           </w:p>
         </w:tc>
@@ -3060,9 +1710,9 @@
           <w:rFonts w:ascii="Calibri" w:hAnsi="Calibri"/>
           <w:b/>
           <w:color w:val="002E5D"/>
-          <w:sz w:val="30"/>
+          <w:sz w:val="28"/>
         </w:rPr>
-        <w:t>3. Key Takeaways: High-Impact Viral Pods &amp; Circles</w:t>
+        <w:t>3. Influencer Deep-Dive &amp; Viral Circle Highlights</w:t>
       </w:r>
     </w:p>
     <w:p>
@@ -3076,16 +1726,16 @@
           <w:color w:val="002E5D"/>
           <w:sz w:val="22"/>
         </w:rPr>
-        <w:t>• The #1 Viral Champion: @kitchendelinz (Lindsay Kitchen)</w:t>
+        <w:t>• Rank #1: @janae_nuckles (Highest Conversion Efficiency)</w:t>
         <w:br/>
       </w:r>
       <w:r>
         <w:rPr>
           <w:rFonts w:ascii="Calibri" w:hAnsi="Calibri"/>
           <w:color w:val="2D3748"/>
-          <w:sz w:val="21"/>
+          <w:sz w:val="20"/>
         </w:rPr>
-        <w:t>Lindsay achieved the highest single conversion rate of any entrant in either giveaway. She tagged 14 friends, and 5 of them actively entered the giveaway and tagged their own friends: @elizabeth.k.haas, @nailsby.elizabethh, @jordan0491, @haasdalin, and @condie.kyle. She was also an enthusiastic participant across both Week 1 and Week 2.</w:t>
+        <w:t>Janae tagged 9 friends, and three of them immediately entered and tagged their own friends: @whithowlett, @aubreyewiseman, and @dickersonfam5. Together, those three friends generated 26 downstream tags reaching 20 unique community members. Janae has now been a top viral catalyst in both Giveaway 1 and Giveaway 3.</w:t>
       </w:r>
     </w:p>
     <w:p>
@@ -3099,16 +1749,16 @@
           <w:color w:val="002E5D"/>
           <w:sz w:val="22"/>
         </w:rPr>
-        <w:t>• The Mega-Network Hub: @jennifer_price_carver &amp; @banner_events</w:t>
+        <w:t>• Rank #2: @dawson15788 (Fastest Growing Viral Tree)</w:t>
         <w:br/>
       </w:r>
       <w:r>
         <w:rPr>
           <w:rFonts w:ascii="Calibri" w:hAnsi="Calibri"/>
           <w:color w:val="2D3748"/>
-          <w:sz w:val="21"/>
+          <w:sz w:val="20"/>
         </w:rPr>
-        <w:t>Emily's top shortlisted finalist @jennifer_price_carver formed a powerhouse engagement pod with @banner_events and @landon.knight.carver. Jennifer posted 18 total comments across the two giveaways, tagging 17 unique people. Her circle alone generated a 2nd-hop downstream viral reach of 22 to 27 people, driving close to 40 total comments for Pioneer Party.</w:t>
+        <w:t>With just 4 direct tags, Dawson achieved an incredible conversion rate. Three of the four friends tagged (@mckyya, @sharing.shem, and @jessica_g04) entered and actively tagged their own networks, cascading into 25 downstream tags and reaching 19 unique people.</w:t>
       </w:r>
     </w:p>
     <w:p>
@@ -3122,16 +1772,16 @@
           <w:color w:val="002E5D"/>
           <w:sz w:val="22"/>
         </w:rPr>
-        <w:t>• The Highest Total Reach Tree: @duul_ac</w:t>
+        <w:t>• Rank #3: @abbisnyder &amp; @bay.stout (The Mega-Footprint Duo)</w:t>
         <w:br/>
       </w:r>
       <w:r>
         <w:rPr>
           <w:rFonts w:ascii="Calibri" w:hAnsi="Calibri"/>
           <w:color w:val="2D3748"/>
-          <w:sz w:val="21"/>
+          <w:sz w:val="20"/>
         </w:rPr>
-        <w:t>While @duul_ac tagged a moderate 11 friends directly, three of those individuals (@lucumaali, @mary_h.p, and @taniaazabache) ran massive tagging chains. This resulted in @duul_ac holding the highest total downstream viral footprint of the entire campaign, reaching 26 distinct community members.</w:t>
+        <w:t>@abbisnyder was the undisputed #1 direct tagger in Giveaway 3, posting 48 direct tags. She activated three entrants (@bay.stout, @jakesnyder43, and @akfellows). In turn, her mutual partner @bay.stout tagged Abbi and Jake. This combined Snyder/Stout network generated 54 downstream tags, reaching an astounding 49 unique community members—the largest single downstream audience footprint of the campaign!</w:t>
       </w:r>
     </w:p>
     <w:p>
@@ -3145,3170 +1795,21 @@
           <w:color w:val="002E5D"/>
           <w:sz w:val="22"/>
         </w:rPr>
-        <w:t>• Tight Family &amp; Friend Rings (High-Trust Mutual Tagging)</w:t>
+        <w:t>• The Allen Family Pod: @kennedy_allen02</w:t>
         <w:br/>
       </w:r>
       <w:r>
         <w:rPr>
           <w:rFonts w:ascii="Calibri" w:hAnsi="Calibri"/>
           <w:color w:val="2D3748"/>
-          <w:sz w:val="21"/>
+          <w:sz w:val="20"/>
         </w:rPr>
-        <w:t>Several distinct family groups operated as high-conversion viral pods where everyone tagged each other and pulled in their immediate circles:</w:t>
-        <w:br/>
-        <w:t>• The Stucki Family Pod (@esteelauren &amp; @stephstucki): Tagged each other + @mistucki and @mlstucki (11 downstream people).</w:t>
-        <w:br/>
-        <w:t>• The Isaac Family Pod (@jordyn.isaac14): Activated @melanie_isaac, @cassidy.cochran04, and @jordyn_isaac (11 downstream people).</w:t>
-        <w:br/>
-        <w:t>• The Best Family Pod (@bestg6): Activated @ainsley.best, @jess.lynn.best, and @coopbest (10 downstream people).</w:t>
-        <w:br/>
-        <w:t>• The Miller Family Pod (@toryomiller): Emily's finalist activated @colebugg89, @kyri.miller, and @devgranados (8 downstream people).</w:t>
-        <w:br/>
-        <w:t>• The Jenkins Family Pod (@jennbjenkins): Activated @ericjenkinseric, @mollyjenkins04, and @sadie._.jenkins (7 downstream people).</w:t>
-      </w:r>
-    </w:p>
-    <w:p>
-      <w:pPr>
-        <w:spacing w:after="200"/>
-      </w:pPr>
-    </w:p>
-    <w:p>
-      <w:pPr>
-        <w:spacing w:before="240" w:after="120"/>
-      </w:pPr>
-      <w:r>
-        <w:rPr>
-          <w:rFonts w:ascii="Calibri" w:hAnsi="Calibri"/>
-          <w:b/>
-          <w:color w:val="002E5D"/>
-          <w:sz w:val="30"/>
-        </w:rPr>
-        <w:t>4. Emily's Shortlisted Finalists: Loyalty &amp; Engagement Audit</w:t>
-      </w:r>
-    </w:p>
-    <w:p>
-      <w:pPr>
-        <w:spacing w:before="0" w:after="160" w:line="276" w:lineRule="auto"/>
-      </w:pPr>
-      <w:r>
-        <w:rPr>
-          <w:rFonts w:ascii="Calibri" w:hAnsi="Calibri"/>
-          <w:color w:val="2D3748"/>
-          <w:sz w:val="22"/>
-        </w:rPr>
-        <w:t>We cross-referenced Emily's 18 shortlisted finalists across the complete unified database. Notably, 8 of the 18 finalists demonstrated repeat brand loyalty by participating in both giveaways, while the remaining 10 finalists were high-intent new entrants acquired during Week 2.</w:t>
-      </w:r>
-    </w:p>
-    <w:tbl>
-      <w:tblPr>
-        <w:tblW w:type="auto" w:w="0"/>
-        <w:jc w:val="center"/>
-        <w:tblLook w:firstColumn="1" w:firstRow="1" w:lastColumn="0" w:lastRow="0" w:noHBand="0" w:noVBand="1" w:val="04A0"/>
-        <w:tblBorders>
-          <w:top w:val="single" w:sz="4" w:space="0" w:color="CBD5E0"/>
-          <w:bottom w:val="single" w:sz="4" w:space="0" w:color="CBD5E0"/>
-          <w:left w:val="none"/>
-          <w:right w:val="none"/>
-          <w:insideH w:val="single" w:sz="4" w:space="0" w:color="CBD5E0"/>
-          <w:insideV w:val="none"/>
-        </w:tblBorders>
-      </w:tblPr>
-      <w:tblGrid>
-        <w:gridCol w:w="1608"/>
-        <w:gridCol w:w="1608"/>
-        <w:gridCol w:w="1608"/>
-        <w:gridCol w:w="1608"/>
-        <w:gridCol w:w="1608"/>
-        <w:gridCol w:w="1608"/>
-      </w:tblGrid>
-      <w:tr>
-        <w:tc>
-          <w:tcPr>
-            <w:tcW w:type="dxa" w:w="2592"/>
-            <w:shd w:fill="002E5D"/>
-            <w:tcMar>
-              <w:top w:w="140" w:type="dxa"/>
-              <w:bottom w:w="140" w:type="dxa"/>
-              <w:left w:w="120" w:type="dxa"/>
-              <w:right w:w="120" w:type="dxa"/>
-            </w:tcMar>
-          </w:tcPr>
-          <w:p>
-            <w:pPr>
-              <w:jc w:val="left"/>
-            </w:pPr>
-            <w:r>
-              <w:rPr>
-                <w:rFonts w:ascii="Calibri" w:hAnsi="Calibri"/>
-                <w:b/>
-                <w:color w:val="FFFFFF"/>
-                <w:sz w:val="18"/>
-              </w:rPr>
-              <w:t>Finalist Handle</w:t>
-            </w:r>
-          </w:p>
-        </w:tc>
-        <w:tc>
-          <w:tcPr>
-            <w:tcW w:type="dxa" w:w="1008"/>
-            <w:shd w:fill="002E5D"/>
-            <w:tcMar>
-              <w:top w:w="140" w:type="dxa"/>
-              <w:bottom w:w="140" w:type="dxa"/>
-              <w:left w:w="120" w:type="dxa"/>
-              <w:right w:w="120" w:type="dxa"/>
-            </w:tcMar>
-          </w:tcPr>
-          <w:p>
-            <w:pPr>
-              <w:jc w:val="center"/>
-            </w:pPr>
-            <w:r>
-              <w:rPr>
-                <w:rFonts w:ascii="Calibri" w:hAnsi="Calibri"/>
-                <w:b/>
-                <w:color w:val="FFFFFF"/>
-                <w:sz w:val="18"/>
-              </w:rPr>
-              <w:t>Week 1</w:t>
-            </w:r>
-          </w:p>
-        </w:tc>
-        <w:tc>
-          <w:tcPr>
-            <w:tcW w:type="dxa" w:w="1008"/>
-            <w:shd w:fill="002E5D"/>
-            <w:tcMar>
-              <w:top w:w="140" w:type="dxa"/>
-              <w:bottom w:w="140" w:type="dxa"/>
-              <w:left w:w="120" w:type="dxa"/>
-              <w:right w:w="120" w:type="dxa"/>
-            </w:tcMar>
-          </w:tcPr>
-          <w:p>
-            <w:pPr>
-              <w:jc w:val="center"/>
-            </w:pPr>
-            <w:r>
-              <w:rPr>
-                <w:rFonts w:ascii="Calibri" w:hAnsi="Calibri"/>
-                <w:b/>
-                <w:color w:val="FFFFFF"/>
-                <w:sz w:val="18"/>
-              </w:rPr>
-              <w:t>Week 2</w:t>
-            </w:r>
-          </w:p>
-        </w:tc>
-        <w:tc>
-          <w:tcPr>
-            <w:tcW w:type="dxa" w:w="1440"/>
-            <w:shd w:fill="002E5D"/>
-            <w:tcMar>
-              <w:top w:w="140" w:type="dxa"/>
-              <w:bottom w:w="140" w:type="dxa"/>
-              <w:left w:w="120" w:type="dxa"/>
-              <w:right w:w="120" w:type="dxa"/>
-            </w:tcMar>
-          </w:tcPr>
-          <w:p>
-            <w:pPr>
-              <w:jc w:val="center"/>
-            </w:pPr>
-            <w:r>
-              <w:rPr>
-                <w:rFonts w:ascii="Calibri" w:hAnsi="Calibri"/>
-                <w:b/>
-                <w:color w:val="FFFFFF"/>
-                <w:sz w:val="18"/>
-              </w:rPr>
-              <w:t>W1 Comments</w:t>
-            </w:r>
-          </w:p>
-        </w:tc>
-        <w:tc>
-          <w:tcPr>
-            <w:tcW w:type="dxa" w:w="1440"/>
-            <w:shd w:fill="002E5D"/>
-            <w:tcMar>
-              <w:top w:w="140" w:type="dxa"/>
-              <w:bottom w:w="140" w:type="dxa"/>
-              <w:left w:w="120" w:type="dxa"/>
-              <w:right w:w="120" w:type="dxa"/>
-            </w:tcMar>
-          </w:tcPr>
-          <w:p>
-            <w:pPr>
-              <w:jc w:val="center"/>
-            </w:pPr>
-            <w:r>
-              <w:rPr>
-                <w:rFonts w:ascii="Calibri" w:hAnsi="Calibri"/>
-                <w:b/>
-                <w:color w:val="FFFFFF"/>
-                <w:sz w:val="18"/>
-              </w:rPr>
-              <w:t>W2 Comments</w:t>
-            </w:r>
-          </w:p>
-        </w:tc>
-        <w:tc>
-          <w:tcPr>
-            <w:tcW w:type="dxa" w:w="2880"/>
-            <w:shd w:fill="002E5D"/>
-            <w:tcMar>
-              <w:top w:w="140" w:type="dxa"/>
-              <w:bottom w:w="140" w:type="dxa"/>
-              <w:left w:w="120" w:type="dxa"/>
-              <w:right w:w="120" w:type="dxa"/>
-            </w:tcMar>
-          </w:tcPr>
-          <w:p>
-            <w:pPr>
-              <w:jc w:val="left"/>
-            </w:pPr>
-            <w:r>
-              <w:rPr>
-                <w:rFonts w:ascii="Calibri" w:hAnsi="Calibri"/>
-                <w:b/>
-                <w:color w:val="FFFFFF"/>
-                <w:sz w:val="18"/>
-              </w:rPr>
-              <w:t>Loyalty &amp; Engagement Profile</w:t>
-            </w:r>
-          </w:p>
-        </w:tc>
-      </w:tr>
-      <w:tr>
-        <w:tc>
-          <w:tcPr>
-            <w:tcW w:type="dxa" w:w="2592"/>
-            <w:shd w:fill="F7FAFC"/>
-            <w:tcMar>
-              <w:top w:w="90" w:type="dxa"/>
-              <w:bottom w:w="90" w:type="dxa"/>
-              <w:left w:w="120" w:type="dxa"/>
-              <w:right w:w="120" w:type="dxa"/>
-            </w:tcMar>
-          </w:tcPr>
-          <w:p>
-            <w:pPr>
-              <w:jc w:val="left"/>
-            </w:pPr>
-            <w:r>
-              <w:rPr>
-                <w:rFonts w:ascii="Calibri" w:hAnsi="Calibri"/>
-                <w:b/>
-                <w:color w:val="002E5D"/>
-                <w:sz w:val="18"/>
-              </w:rPr>
-              <w:t>@jennifer_price_carver</w:t>
-            </w:r>
-          </w:p>
-        </w:tc>
-        <w:tc>
-          <w:tcPr>
-            <w:tcW w:type="dxa" w:w="1008"/>
-            <w:shd w:fill="F7FAFC"/>
-            <w:tcMar>
-              <w:top w:w="90" w:type="dxa"/>
-              <w:bottom w:w="90" w:type="dxa"/>
-              <w:left w:w="120" w:type="dxa"/>
-              <w:right w:w="120" w:type="dxa"/>
-            </w:tcMar>
-          </w:tcPr>
-          <w:p>
-            <w:pPr>
-              <w:jc w:val="center"/>
-            </w:pPr>
-            <w:r>
-              <w:rPr>
-                <w:rFonts w:ascii="Calibri" w:hAnsi="Calibri"/>
-                <w:b/>
-                <w:color w:val="0062B8"/>
-                <w:sz w:val="18"/>
-              </w:rPr>
-              <w:t>Yes</w:t>
-            </w:r>
-          </w:p>
-        </w:tc>
-        <w:tc>
-          <w:tcPr>
-            <w:tcW w:type="dxa" w:w="1008"/>
-            <w:shd w:fill="F7FAFC"/>
-            <w:tcMar>
-              <w:top w:w="90" w:type="dxa"/>
-              <w:bottom w:w="90" w:type="dxa"/>
-              <w:left w:w="120" w:type="dxa"/>
-              <w:right w:w="120" w:type="dxa"/>
-            </w:tcMar>
-          </w:tcPr>
-          <w:p>
-            <w:pPr>
-              <w:jc w:val="center"/>
-            </w:pPr>
-            <w:r>
-              <w:rPr>
-                <w:rFonts w:ascii="Calibri" w:hAnsi="Calibri"/>
-                <w:color w:val="2D3748"/>
-                <w:sz w:val="18"/>
-              </w:rPr>
-              <w:t>Yes</w:t>
-            </w:r>
-          </w:p>
-        </w:tc>
-        <w:tc>
-          <w:tcPr>
-            <w:tcW w:type="dxa" w:w="1440"/>
-            <w:shd w:fill="F7FAFC"/>
-            <w:tcMar>
-              <w:top w:w="90" w:type="dxa"/>
-              <w:bottom w:w="90" w:type="dxa"/>
-              <w:left w:w="120" w:type="dxa"/>
-              <w:right w:w="120" w:type="dxa"/>
-            </w:tcMar>
-          </w:tcPr>
-          <w:p>
-            <w:pPr>
-              <w:jc w:val="center"/>
-            </w:pPr>
-            <w:r>
-              <w:rPr>
-                <w:rFonts w:ascii="Calibri" w:hAnsi="Calibri"/>
-                <w:color w:val="2D3748"/>
-                <w:sz w:val="18"/>
-              </w:rPr>
-              <w:t>3</w:t>
-            </w:r>
-          </w:p>
-        </w:tc>
-        <w:tc>
-          <w:tcPr>
-            <w:tcW w:type="dxa" w:w="1440"/>
-            <w:shd w:fill="F7FAFC"/>
-            <w:tcMar>
-              <w:top w:w="90" w:type="dxa"/>
-              <w:bottom w:w="90" w:type="dxa"/>
-              <w:left w:w="120" w:type="dxa"/>
-              <w:right w:w="120" w:type="dxa"/>
-            </w:tcMar>
-          </w:tcPr>
-          <w:p>
-            <w:pPr>
-              <w:jc w:val="center"/>
-            </w:pPr>
-            <w:r>
-              <w:rPr>
-                <w:rFonts w:ascii="Calibri" w:hAnsi="Calibri"/>
-                <w:color w:val="2D3748"/>
-                <w:sz w:val="18"/>
-              </w:rPr>
-              <w:t>15</w:t>
-            </w:r>
-          </w:p>
-        </w:tc>
-        <w:tc>
-          <w:tcPr>
-            <w:tcW w:type="dxa" w:w="2880"/>
-            <w:shd w:fill="F7FAFC"/>
-            <w:tcMar>
-              <w:top w:w="90" w:type="dxa"/>
-              <w:bottom w:w="90" w:type="dxa"/>
-              <w:left w:w="120" w:type="dxa"/>
-              <w:right w:w="120" w:type="dxa"/>
-            </w:tcMar>
-          </w:tcPr>
-          <w:p>
-            <w:pPr>
-              <w:jc w:val="left"/>
-            </w:pPr>
-            <w:r>
-              <w:rPr>
-                <w:rFonts w:ascii="Calibri" w:hAnsi="Calibri"/>
-                <w:color w:val="2D3748"/>
-                <w:sz w:val="18"/>
-              </w:rPr>
-              <w:t>Top Superfan (18 comments, 16 tags, viral hub)</w:t>
-            </w:r>
-          </w:p>
-        </w:tc>
-      </w:tr>
-      <w:tr>
-        <w:tc>
-          <w:tcPr>
-            <w:tcW w:type="dxa" w:w="2592"/>
-            <w:shd w:fill="FFFFFF"/>
-            <w:tcMar>
-              <w:top w:w="90" w:type="dxa"/>
-              <w:bottom w:w="90" w:type="dxa"/>
-              <w:left w:w="120" w:type="dxa"/>
-              <w:right w:w="120" w:type="dxa"/>
-            </w:tcMar>
-          </w:tcPr>
-          <w:p>
-            <w:pPr>
-              <w:jc w:val="left"/>
-            </w:pPr>
-            <w:r>
-              <w:rPr>
-                <w:rFonts w:ascii="Calibri" w:hAnsi="Calibri"/>
-                <w:b/>
-                <w:color w:val="002E5D"/>
-                <w:sz w:val="18"/>
-              </w:rPr>
-              <w:t>@kenna_penrod</w:t>
-            </w:r>
-          </w:p>
-        </w:tc>
-        <w:tc>
-          <w:tcPr>
-            <w:tcW w:type="dxa" w:w="1008"/>
-            <w:shd w:fill="FFFFFF"/>
-            <w:tcMar>
-              <w:top w:w="90" w:type="dxa"/>
-              <w:bottom w:w="90" w:type="dxa"/>
-              <w:left w:w="120" w:type="dxa"/>
-              <w:right w:w="120" w:type="dxa"/>
-            </w:tcMar>
-          </w:tcPr>
-          <w:p>
-            <w:pPr>
-              <w:jc w:val="center"/>
-            </w:pPr>
-            <w:r>
-              <w:rPr>
-                <w:rFonts w:ascii="Calibri" w:hAnsi="Calibri"/>
-                <w:b/>
-                <w:color w:val="0062B8"/>
-                <w:sz w:val="18"/>
-              </w:rPr>
-              <w:t>Yes</w:t>
-            </w:r>
-          </w:p>
-        </w:tc>
-        <w:tc>
-          <w:tcPr>
-            <w:tcW w:type="dxa" w:w="1008"/>
-            <w:shd w:fill="FFFFFF"/>
-            <w:tcMar>
-              <w:top w:w="90" w:type="dxa"/>
-              <w:bottom w:w="90" w:type="dxa"/>
-              <w:left w:w="120" w:type="dxa"/>
-              <w:right w:w="120" w:type="dxa"/>
-            </w:tcMar>
-          </w:tcPr>
-          <w:p>
-            <w:pPr>
-              <w:jc w:val="center"/>
-            </w:pPr>
-            <w:r>
-              <w:rPr>
-                <w:rFonts w:ascii="Calibri" w:hAnsi="Calibri"/>
-                <w:color w:val="2D3748"/>
-                <w:sz w:val="18"/>
-              </w:rPr>
-              <w:t>Yes</w:t>
-            </w:r>
-          </w:p>
-        </w:tc>
-        <w:tc>
-          <w:tcPr>
-            <w:tcW w:type="dxa" w:w="1440"/>
-            <w:shd w:fill="FFFFFF"/>
-            <w:tcMar>
-              <w:top w:w="90" w:type="dxa"/>
-              <w:bottom w:w="90" w:type="dxa"/>
-              <w:left w:w="120" w:type="dxa"/>
-              <w:right w:w="120" w:type="dxa"/>
-            </w:tcMar>
-          </w:tcPr>
-          <w:p>
-            <w:pPr>
-              <w:jc w:val="center"/>
-            </w:pPr>
-            <w:r>
-              <w:rPr>
-                <w:rFonts w:ascii="Calibri" w:hAnsi="Calibri"/>
-                <w:color w:val="2D3748"/>
-                <w:sz w:val="18"/>
-              </w:rPr>
-              <w:t>1</w:t>
-            </w:r>
-          </w:p>
-        </w:tc>
-        <w:tc>
-          <w:tcPr>
-            <w:tcW w:type="dxa" w:w="1440"/>
-            <w:shd w:fill="FFFFFF"/>
-            <w:tcMar>
-              <w:top w:w="90" w:type="dxa"/>
-              <w:bottom w:w="90" w:type="dxa"/>
-              <w:left w:w="120" w:type="dxa"/>
-              <w:right w:w="120" w:type="dxa"/>
-            </w:tcMar>
-          </w:tcPr>
-          <w:p>
-            <w:pPr>
-              <w:jc w:val="center"/>
-            </w:pPr>
-            <w:r>
-              <w:rPr>
-                <w:rFonts w:ascii="Calibri" w:hAnsi="Calibri"/>
-                <w:color w:val="2D3748"/>
-                <w:sz w:val="18"/>
-              </w:rPr>
-              <w:t>2</w:t>
-            </w:r>
-          </w:p>
-        </w:tc>
-        <w:tc>
-          <w:tcPr>
-            <w:tcW w:type="dxa" w:w="2880"/>
-            <w:shd w:fill="FFFFFF"/>
-            <w:tcMar>
-              <w:top w:w="90" w:type="dxa"/>
-              <w:bottom w:w="90" w:type="dxa"/>
-              <w:left w:w="120" w:type="dxa"/>
-              <w:right w:w="120" w:type="dxa"/>
-            </w:tcMar>
-          </w:tcPr>
-          <w:p>
-            <w:pPr>
-              <w:jc w:val="left"/>
-            </w:pPr>
-            <w:r>
-              <w:rPr>
-                <w:rFonts w:ascii="Calibri" w:hAnsi="Calibri"/>
-                <w:color w:val="2D3748"/>
-                <w:sz w:val="18"/>
-              </w:rPr>
-              <w:t>Repeat Superfan (consistent entrant)</w:t>
-            </w:r>
-          </w:p>
-        </w:tc>
-      </w:tr>
-      <w:tr>
-        <w:tc>
-          <w:tcPr>
-            <w:tcW w:type="dxa" w:w="2592"/>
-            <w:shd w:fill="F7FAFC"/>
-            <w:tcMar>
-              <w:top w:w="90" w:type="dxa"/>
-              <w:bottom w:w="90" w:type="dxa"/>
-              <w:left w:w="120" w:type="dxa"/>
-              <w:right w:w="120" w:type="dxa"/>
-            </w:tcMar>
-          </w:tcPr>
-          <w:p>
-            <w:pPr>
-              <w:jc w:val="left"/>
-            </w:pPr>
-            <w:r>
-              <w:rPr>
-                <w:rFonts w:ascii="Calibri" w:hAnsi="Calibri"/>
-                <w:b/>
-                <w:color w:val="002E5D"/>
-                <w:sz w:val="18"/>
-              </w:rPr>
-              <w:t>@b8manfamily</w:t>
-            </w:r>
-          </w:p>
-        </w:tc>
-        <w:tc>
-          <w:tcPr>
-            <w:tcW w:type="dxa" w:w="1008"/>
-            <w:shd w:fill="F7FAFC"/>
-            <w:tcMar>
-              <w:top w:w="90" w:type="dxa"/>
-              <w:bottom w:w="90" w:type="dxa"/>
-              <w:left w:w="120" w:type="dxa"/>
-              <w:right w:w="120" w:type="dxa"/>
-            </w:tcMar>
-          </w:tcPr>
-          <w:p>
-            <w:pPr>
-              <w:jc w:val="center"/>
-            </w:pPr>
-            <w:r>
-              <w:rPr>
-                <w:rFonts w:ascii="Calibri" w:hAnsi="Calibri"/>
-                <w:b/>
-                <w:color w:val="0062B8"/>
-                <w:sz w:val="18"/>
-              </w:rPr>
-              <w:t>Yes</w:t>
-            </w:r>
-          </w:p>
-        </w:tc>
-        <w:tc>
-          <w:tcPr>
-            <w:tcW w:type="dxa" w:w="1008"/>
-            <w:shd w:fill="F7FAFC"/>
-            <w:tcMar>
-              <w:top w:w="90" w:type="dxa"/>
-              <w:bottom w:w="90" w:type="dxa"/>
-              <w:left w:w="120" w:type="dxa"/>
-              <w:right w:w="120" w:type="dxa"/>
-            </w:tcMar>
-          </w:tcPr>
-          <w:p>
-            <w:pPr>
-              <w:jc w:val="center"/>
-            </w:pPr>
-            <w:r>
-              <w:rPr>
-                <w:rFonts w:ascii="Calibri" w:hAnsi="Calibri"/>
-                <w:color w:val="2D3748"/>
-                <w:sz w:val="18"/>
-              </w:rPr>
-              <w:t>Yes</w:t>
-            </w:r>
-          </w:p>
-        </w:tc>
-        <w:tc>
-          <w:tcPr>
-            <w:tcW w:type="dxa" w:w="1440"/>
-            <w:shd w:fill="F7FAFC"/>
-            <w:tcMar>
-              <w:top w:w="90" w:type="dxa"/>
-              <w:bottom w:w="90" w:type="dxa"/>
-              <w:left w:w="120" w:type="dxa"/>
-              <w:right w:w="120" w:type="dxa"/>
-            </w:tcMar>
-          </w:tcPr>
-          <w:p>
-            <w:pPr>
-              <w:jc w:val="center"/>
-            </w:pPr>
-            <w:r>
-              <w:rPr>
-                <w:rFonts w:ascii="Calibri" w:hAnsi="Calibri"/>
-                <w:color w:val="2D3748"/>
-                <w:sz w:val="18"/>
-              </w:rPr>
-              <w:t>1</w:t>
-            </w:r>
-          </w:p>
-        </w:tc>
-        <w:tc>
-          <w:tcPr>
-            <w:tcW w:type="dxa" w:w="1440"/>
-            <w:shd w:fill="F7FAFC"/>
-            <w:tcMar>
-              <w:top w:w="90" w:type="dxa"/>
-              <w:bottom w:w="90" w:type="dxa"/>
-              <w:left w:w="120" w:type="dxa"/>
-              <w:right w:w="120" w:type="dxa"/>
-            </w:tcMar>
-          </w:tcPr>
-          <w:p>
-            <w:pPr>
-              <w:jc w:val="center"/>
-            </w:pPr>
-            <w:r>
-              <w:rPr>
-                <w:rFonts w:ascii="Calibri" w:hAnsi="Calibri"/>
-                <w:color w:val="2D3748"/>
-                <w:sz w:val="18"/>
-              </w:rPr>
-              <w:t>1</w:t>
-            </w:r>
-          </w:p>
-        </w:tc>
-        <w:tc>
-          <w:tcPr>
-            <w:tcW w:type="dxa" w:w="2880"/>
-            <w:shd w:fill="F7FAFC"/>
-            <w:tcMar>
-              <w:top w:w="90" w:type="dxa"/>
-              <w:bottom w:w="90" w:type="dxa"/>
-              <w:left w:w="120" w:type="dxa"/>
-              <w:right w:w="120" w:type="dxa"/>
-            </w:tcMar>
-          </w:tcPr>
-          <w:p>
-            <w:pPr>
-              <w:jc w:val="left"/>
-            </w:pPr>
-            <w:r>
-              <w:rPr>
-                <w:rFonts w:ascii="Calibri" w:hAnsi="Calibri"/>
-                <w:color w:val="2D3748"/>
-                <w:sz w:val="18"/>
-              </w:rPr>
-              <w:t>Repeat Superfan (loyal family account)</w:t>
-            </w:r>
-          </w:p>
-        </w:tc>
-      </w:tr>
-      <w:tr>
-        <w:tc>
-          <w:tcPr>
-            <w:tcW w:type="dxa" w:w="2592"/>
-            <w:shd w:fill="FFFFFF"/>
-            <w:tcMar>
-              <w:top w:w="90" w:type="dxa"/>
-              <w:bottom w:w="90" w:type="dxa"/>
-              <w:left w:w="120" w:type="dxa"/>
-              <w:right w:w="120" w:type="dxa"/>
-            </w:tcMar>
-          </w:tcPr>
-          <w:p>
-            <w:pPr>
-              <w:jc w:val="left"/>
-            </w:pPr>
-            <w:r>
-              <w:rPr>
-                <w:rFonts w:ascii="Calibri" w:hAnsi="Calibri"/>
-                <w:b/>
-                <w:color w:val="002E5D"/>
-                <w:sz w:val="18"/>
-              </w:rPr>
-              <w:t>@toryomiller</w:t>
-            </w:r>
-          </w:p>
-        </w:tc>
-        <w:tc>
-          <w:tcPr>
-            <w:tcW w:type="dxa" w:w="1008"/>
-            <w:shd w:fill="FFFFFF"/>
-            <w:tcMar>
-              <w:top w:w="90" w:type="dxa"/>
-              <w:bottom w:w="90" w:type="dxa"/>
-              <w:left w:w="120" w:type="dxa"/>
-              <w:right w:w="120" w:type="dxa"/>
-            </w:tcMar>
-          </w:tcPr>
-          <w:p>
-            <w:pPr>
-              <w:jc w:val="center"/>
-            </w:pPr>
-            <w:r>
-              <w:rPr>
-                <w:rFonts w:ascii="Calibri" w:hAnsi="Calibri"/>
-                <w:b/>
-                <w:color w:val="0062B8"/>
-                <w:sz w:val="18"/>
-              </w:rPr>
-              <w:t>Yes</w:t>
-            </w:r>
-          </w:p>
-        </w:tc>
-        <w:tc>
-          <w:tcPr>
-            <w:tcW w:type="dxa" w:w="1008"/>
-            <w:shd w:fill="FFFFFF"/>
-            <w:tcMar>
-              <w:top w:w="90" w:type="dxa"/>
-              <w:bottom w:w="90" w:type="dxa"/>
-              <w:left w:w="120" w:type="dxa"/>
-              <w:right w:w="120" w:type="dxa"/>
-            </w:tcMar>
-          </w:tcPr>
-          <w:p>
-            <w:pPr>
-              <w:jc w:val="center"/>
-            </w:pPr>
-            <w:r>
-              <w:rPr>
-                <w:rFonts w:ascii="Calibri" w:hAnsi="Calibri"/>
-                <w:color w:val="2D3748"/>
-                <w:sz w:val="18"/>
-              </w:rPr>
-              <w:t>Yes</w:t>
-            </w:r>
-          </w:p>
-        </w:tc>
-        <w:tc>
-          <w:tcPr>
-            <w:tcW w:type="dxa" w:w="1440"/>
-            <w:shd w:fill="FFFFFF"/>
-            <w:tcMar>
-              <w:top w:w="90" w:type="dxa"/>
-              <w:bottom w:w="90" w:type="dxa"/>
-              <w:left w:w="120" w:type="dxa"/>
-              <w:right w:w="120" w:type="dxa"/>
-            </w:tcMar>
-          </w:tcPr>
-          <w:p>
-            <w:pPr>
-              <w:jc w:val="center"/>
-            </w:pPr>
-            <w:r>
-              <w:rPr>
-                <w:rFonts w:ascii="Calibri" w:hAnsi="Calibri"/>
-                <w:color w:val="2D3748"/>
-                <w:sz w:val="18"/>
-              </w:rPr>
-              <w:t>1</w:t>
-            </w:r>
-          </w:p>
-        </w:tc>
-        <w:tc>
-          <w:tcPr>
-            <w:tcW w:type="dxa" w:w="1440"/>
-            <w:shd w:fill="FFFFFF"/>
-            <w:tcMar>
-              <w:top w:w="90" w:type="dxa"/>
-              <w:bottom w:w="90" w:type="dxa"/>
-              <w:left w:w="120" w:type="dxa"/>
-              <w:right w:w="120" w:type="dxa"/>
-            </w:tcMar>
-          </w:tcPr>
-          <w:p>
-            <w:pPr>
-              <w:jc w:val="center"/>
-            </w:pPr>
-            <w:r>
-              <w:rPr>
-                <w:rFonts w:ascii="Calibri" w:hAnsi="Calibri"/>
-                <w:color w:val="2D3748"/>
-                <w:sz w:val="18"/>
-              </w:rPr>
-              <w:t>1</w:t>
-            </w:r>
-          </w:p>
-        </w:tc>
-        <w:tc>
-          <w:tcPr>
-            <w:tcW w:type="dxa" w:w="2880"/>
-            <w:shd w:fill="FFFFFF"/>
-            <w:tcMar>
-              <w:top w:w="90" w:type="dxa"/>
-              <w:bottom w:w="90" w:type="dxa"/>
-              <w:left w:w="120" w:type="dxa"/>
-              <w:right w:w="120" w:type="dxa"/>
-            </w:tcMar>
-          </w:tcPr>
-          <w:p>
-            <w:pPr>
-              <w:jc w:val="left"/>
-            </w:pPr>
-            <w:r>
-              <w:rPr>
-                <w:rFonts w:ascii="Calibri" w:hAnsi="Calibri"/>
-                <w:color w:val="2D3748"/>
-                <w:sz w:val="18"/>
-              </w:rPr>
-              <w:t>Repeat Superfan (viral pod with 8 downstream)</w:t>
-            </w:r>
-          </w:p>
-        </w:tc>
-      </w:tr>
-      <w:tr>
-        <w:tc>
-          <w:tcPr>
-            <w:tcW w:type="dxa" w:w="2592"/>
-            <w:shd w:fill="F7FAFC"/>
-            <w:tcMar>
-              <w:top w:w="90" w:type="dxa"/>
-              <w:bottom w:w="90" w:type="dxa"/>
-              <w:left w:w="120" w:type="dxa"/>
-              <w:right w:w="120" w:type="dxa"/>
-            </w:tcMar>
-          </w:tcPr>
-          <w:p>
-            <w:pPr>
-              <w:jc w:val="left"/>
-            </w:pPr>
-            <w:r>
-              <w:rPr>
-                <w:rFonts w:ascii="Calibri" w:hAnsi="Calibri"/>
-                <w:b/>
-                <w:color w:val="002E5D"/>
-                <w:sz w:val="18"/>
-              </w:rPr>
-              <w:t>@burtbunch8</w:t>
-            </w:r>
-          </w:p>
-        </w:tc>
-        <w:tc>
-          <w:tcPr>
-            <w:tcW w:type="dxa" w:w="1008"/>
-            <w:shd w:fill="F7FAFC"/>
-            <w:tcMar>
-              <w:top w:w="90" w:type="dxa"/>
-              <w:bottom w:w="90" w:type="dxa"/>
-              <w:left w:w="120" w:type="dxa"/>
-              <w:right w:w="120" w:type="dxa"/>
-            </w:tcMar>
-          </w:tcPr>
-          <w:p>
-            <w:pPr>
-              <w:jc w:val="center"/>
-            </w:pPr>
-            <w:r>
-              <w:rPr>
-                <w:rFonts w:ascii="Calibri" w:hAnsi="Calibri"/>
-                <w:b/>
-                <w:color w:val="0062B8"/>
-                <w:sz w:val="18"/>
-              </w:rPr>
-              <w:t>Yes</w:t>
-            </w:r>
-          </w:p>
-        </w:tc>
-        <w:tc>
-          <w:tcPr>
-            <w:tcW w:type="dxa" w:w="1008"/>
-            <w:shd w:fill="F7FAFC"/>
-            <w:tcMar>
-              <w:top w:w="90" w:type="dxa"/>
-              <w:bottom w:w="90" w:type="dxa"/>
-              <w:left w:w="120" w:type="dxa"/>
-              <w:right w:w="120" w:type="dxa"/>
-            </w:tcMar>
-          </w:tcPr>
-          <w:p>
-            <w:pPr>
-              <w:jc w:val="center"/>
-            </w:pPr>
-            <w:r>
-              <w:rPr>
-                <w:rFonts w:ascii="Calibri" w:hAnsi="Calibri"/>
-                <w:color w:val="2D3748"/>
-                <w:sz w:val="18"/>
-              </w:rPr>
-              <w:t>Yes</w:t>
-            </w:r>
-          </w:p>
-        </w:tc>
-        <w:tc>
-          <w:tcPr>
-            <w:tcW w:type="dxa" w:w="1440"/>
-            <w:shd w:fill="F7FAFC"/>
-            <w:tcMar>
-              <w:top w:w="90" w:type="dxa"/>
-              <w:bottom w:w="90" w:type="dxa"/>
-              <w:left w:w="120" w:type="dxa"/>
-              <w:right w:w="120" w:type="dxa"/>
-            </w:tcMar>
-          </w:tcPr>
-          <w:p>
-            <w:pPr>
-              <w:jc w:val="center"/>
-            </w:pPr>
-            <w:r>
-              <w:rPr>
-                <w:rFonts w:ascii="Calibri" w:hAnsi="Calibri"/>
-                <w:color w:val="2D3748"/>
-                <w:sz w:val="18"/>
-              </w:rPr>
-              <w:t>1</w:t>
-            </w:r>
-          </w:p>
-        </w:tc>
-        <w:tc>
-          <w:tcPr>
-            <w:tcW w:type="dxa" w:w="1440"/>
-            <w:shd w:fill="F7FAFC"/>
-            <w:tcMar>
-              <w:top w:w="90" w:type="dxa"/>
-              <w:bottom w:w="90" w:type="dxa"/>
-              <w:left w:w="120" w:type="dxa"/>
-              <w:right w:w="120" w:type="dxa"/>
-            </w:tcMar>
-          </w:tcPr>
-          <w:p>
-            <w:pPr>
-              <w:jc w:val="center"/>
-            </w:pPr>
-            <w:r>
-              <w:rPr>
-                <w:rFonts w:ascii="Calibri" w:hAnsi="Calibri"/>
-                <w:color w:val="2D3748"/>
-                <w:sz w:val="18"/>
-              </w:rPr>
-              <w:t>1</w:t>
-            </w:r>
-          </w:p>
-        </w:tc>
-        <w:tc>
-          <w:tcPr>
-            <w:tcW w:type="dxa" w:w="2880"/>
-            <w:shd w:fill="F7FAFC"/>
-            <w:tcMar>
-              <w:top w:w="90" w:type="dxa"/>
-              <w:bottom w:w="90" w:type="dxa"/>
-              <w:left w:w="120" w:type="dxa"/>
-              <w:right w:w="120" w:type="dxa"/>
-            </w:tcMar>
-          </w:tcPr>
-          <w:p>
-            <w:pPr>
-              <w:jc w:val="left"/>
-            </w:pPr>
-            <w:r>
-              <w:rPr>
-                <w:rFonts w:ascii="Calibri" w:hAnsi="Calibri"/>
-                <w:color w:val="2D3748"/>
-                <w:sz w:val="18"/>
-              </w:rPr>
-              <w:t>Repeat Superfan (consistent entrant)</w:t>
-            </w:r>
-          </w:p>
-        </w:tc>
-      </w:tr>
-      <w:tr>
-        <w:tc>
-          <w:tcPr>
-            <w:tcW w:type="dxa" w:w="2592"/>
-            <w:shd w:fill="FFFFFF"/>
-            <w:tcMar>
-              <w:top w:w="90" w:type="dxa"/>
-              <w:bottom w:w="90" w:type="dxa"/>
-              <w:left w:w="120" w:type="dxa"/>
-              <w:right w:w="120" w:type="dxa"/>
-            </w:tcMar>
-          </w:tcPr>
-          <w:p>
-            <w:pPr>
-              <w:jc w:val="left"/>
-            </w:pPr>
-            <w:r>
-              <w:rPr>
-                <w:rFonts w:ascii="Calibri" w:hAnsi="Calibri"/>
-                <w:b/>
-                <w:color w:val="002E5D"/>
-                <w:sz w:val="18"/>
-              </w:rPr>
-              <w:t>@krystal.kovac</w:t>
-            </w:r>
-          </w:p>
-        </w:tc>
-        <w:tc>
-          <w:tcPr>
-            <w:tcW w:type="dxa" w:w="1008"/>
-            <w:shd w:fill="FFFFFF"/>
-            <w:tcMar>
-              <w:top w:w="90" w:type="dxa"/>
-              <w:bottom w:w="90" w:type="dxa"/>
-              <w:left w:w="120" w:type="dxa"/>
-              <w:right w:w="120" w:type="dxa"/>
-            </w:tcMar>
-          </w:tcPr>
-          <w:p>
-            <w:pPr>
-              <w:jc w:val="center"/>
-            </w:pPr>
-            <w:r>
-              <w:rPr>
-                <w:rFonts w:ascii="Calibri" w:hAnsi="Calibri"/>
-                <w:b/>
-                <w:color w:val="0062B8"/>
-                <w:sz w:val="18"/>
-              </w:rPr>
-              <w:t>Yes</w:t>
-            </w:r>
-          </w:p>
-        </w:tc>
-        <w:tc>
-          <w:tcPr>
-            <w:tcW w:type="dxa" w:w="1008"/>
-            <w:shd w:fill="FFFFFF"/>
-            <w:tcMar>
-              <w:top w:w="90" w:type="dxa"/>
-              <w:bottom w:w="90" w:type="dxa"/>
-              <w:left w:w="120" w:type="dxa"/>
-              <w:right w:w="120" w:type="dxa"/>
-            </w:tcMar>
-          </w:tcPr>
-          <w:p>
-            <w:pPr>
-              <w:jc w:val="center"/>
-            </w:pPr>
-            <w:r>
-              <w:rPr>
-                <w:rFonts w:ascii="Calibri" w:hAnsi="Calibri"/>
-                <w:color w:val="2D3748"/>
-                <w:sz w:val="18"/>
-              </w:rPr>
-              <w:t>Yes</w:t>
-            </w:r>
-          </w:p>
-        </w:tc>
-        <w:tc>
-          <w:tcPr>
-            <w:tcW w:type="dxa" w:w="1440"/>
-            <w:shd w:fill="FFFFFF"/>
-            <w:tcMar>
-              <w:top w:w="90" w:type="dxa"/>
-              <w:bottom w:w="90" w:type="dxa"/>
-              <w:left w:w="120" w:type="dxa"/>
-              <w:right w:w="120" w:type="dxa"/>
-            </w:tcMar>
-          </w:tcPr>
-          <w:p>
-            <w:pPr>
-              <w:jc w:val="center"/>
-            </w:pPr>
-            <w:r>
-              <w:rPr>
-                <w:rFonts w:ascii="Calibri" w:hAnsi="Calibri"/>
-                <w:color w:val="2D3748"/>
-                <w:sz w:val="18"/>
-              </w:rPr>
-              <w:t>1</w:t>
-            </w:r>
-          </w:p>
-        </w:tc>
-        <w:tc>
-          <w:tcPr>
-            <w:tcW w:type="dxa" w:w="1440"/>
-            <w:shd w:fill="FFFFFF"/>
-            <w:tcMar>
-              <w:top w:w="90" w:type="dxa"/>
-              <w:bottom w:w="90" w:type="dxa"/>
-              <w:left w:w="120" w:type="dxa"/>
-              <w:right w:w="120" w:type="dxa"/>
-            </w:tcMar>
-          </w:tcPr>
-          <w:p>
-            <w:pPr>
-              <w:jc w:val="center"/>
-            </w:pPr>
-            <w:r>
-              <w:rPr>
-                <w:rFonts w:ascii="Calibri" w:hAnsi="Calibri"/>
-                <w:color w:val="2D3748"/>
-                <w:sz w:val="18"/>
-              </w:rPr>
-              <w:t>1</w:t>
-            </w:r>
-          </w:p>
-        </w:tc>
-        <w:tc>
-          <w:tcPr>
-            <w:tcW w:type="dxa" w:w="2880"/>
-            <w:shd w:fill="FFFFFF"/>
-            <w:tcMar>
-              <w:top w:w="90" w:type="dxa"/>
-              <w:bottom w:w="90" w:type="dxa"/>
-              <w:left w:w="120" w:type="dxa"/>
-              <w:right w:w="120" w:type="dxa"/>
-            </w:tcMar>
-          </w:tcPr>
-          <w:p>
-            <w:pPr>
-              <w:jc w:val="left"/>
-            </w:pPr>
-            <w:r>
-              <w:rPr>
-                <w:rFonts w:ascii="Calibri" w:hAnsi="Calibri"/>
-                <w:color w:val="2D3748"/>
-                <w:sz w:val="18"/>
-              </w:rPr>
-              <w:t>Repeat Superfan (consistent entrant)</w:t>
-            </w:r>
-          </w:p>
-        </w:tc>
-      </w:tr>
-      <w:tr>
-        <w:tc>
-          <w:tcPr>
-            <w:tcW w:type="dxa" w:w="2592"/>
-            <w:shd w:fill="F7FAFC"/>
-            <w:tcMar>
-              <w:top w:w="90" w:type="dxa"/>
-              <w:bottom w:w="90" w:type="dxa"/>
-              <w:left w:w="120" w:type="dxa"/>
-              <w:right w:w="120" w:type="dxa"/>
-            </w:tcMar>
-          </w:tcPr>
-          <w:p>
-            <w:pPr>
-              <w:jc w:val="left"/>
-            </w:pPr>
-            <w:r>
-              <w:rPr>
-                <w:rFonts w:ascii="Calibri" w:hAnsi="Calibri"/>
-                <w:b/>
-                <w:color w:val="002E5D"/>
-                <w:sz w:val="18"/>
-              </w:rPr>
-              <w:t>@brittcorbett07</w:t>
-            </w:r>
-          </w:p>
-        </w:tc>
-        <w:tc>
-          <w:tcPr>
-            <w:tcW w:type="dxa" w:w="1008"/>
-            <w:shd w:fill="F7FAFC"/>
-            <w:tcMar>
-              <w:top w:w="90" w:type="dxa"/>
-              <w:bottom w:w="90" w:type="dxa"/>
-              <w:left w:w="120" w:type="dxa"/>
-              <w:right w:w="120" w:type="dxa"/>
-            </w:tcMar>
-          </w:tcPr>
-          <w:p>
-            <w:pPr>
-              <w:jc w:val="center"/>
-            </w:pPr>
-            <w:r>
-              <w:rPr>
-                <w:rFonts w:ascii="Calibri" w:hAnsi="Calibri"/>
-                <w:b/>
-                <w:color w:val="0062B8"/>
-                <w:sz w:val="18"/>
-              </w:rPr>
-              <w:t>Yes</w:t>
-            </w:r>
-          </w:p>
-        </w:tc>
-        <w:tc>
-          <w:tcPr>
-            <w:tcW w:type="dxa" w:w="1008"/>
-            <w:shd w:fill="F7FAFC"/>
-            <w:tcMar>
-              <w:top w:w="90" w:type="dxa"/>
-              <w:bottom w:w="90" w:type="dxa"/>
-              <w:left w:w="120" w:type="dxa"/>
-              <w:right w:w="120" w:type="dxa"/>
-            </w:tcMar>
-          </w:tcPr>
-          <w:p>
-            <w:pPr>
-              <w:jc w:val="center"/>
-            </w:pPr>
-            <w:r>
-              <w:rPr>
-                <w:rFonts w:ascii="Calibri" w:hAnsi="Calibri"/>
-                <w:color w:val="2D3748"/>
-                <w:sz w:val="18"/>
-              </w:rPr>
-              <w:t>Yes</w:t>
-            </w:r>
-          </w:p>
-        </w:tc>
-        <w:tc>
-          <w:tcPr>
-            <w:tcW w:type="dxa" w:w="1440"/>
-            <w:shd w:fill="F7FAFC"/>
-            <w:tcMar>
-              <w:top w:w="90" w:type="dxa"/>
-              <w:bottom w:w="90" w:type="dxa"/>
-              <w:left w:w="120" w:type="dxa"/>
-              <w:right w:w="120" w:type="dxa"/>
-            </w:tcMar>
-          </w:tcPr>
-          <w:p>
-            <w:pPr>
-              <w:jc w:val="center"/>
-            </w:pPr>
-            <w:r>
-              <w:rPr>
-                <w:rFonts w:ascii="Calibri" w:hAnsi="Calibri"/>
-                <w:color w:val="2D3748"/>
-                <w:sz w:val="18"/>
-              </w:rPr>
-              <w:t>1</w:t>
-            </w:r>
-          </w:p>
-        </w:tc>
-        <w:tc>
-          <w:tcPr>
-            <w:tcW w:type="dxa" w:w="1440"/>
-            <w:shd w:fill="F7FAFC"/>
-            <w:tcMar>
-              <w:top w:w="90" w:type="dxa"/>
-              <w:bottom w:w="90" w:type="dxa"/>
-              <w:left w:w="120" w:type="dxa"/>
-              <w:right w:w="120" w:type="dxa"/>
-            </w:tcMar>
-          </w:tcPr>
-          <w:p>
-            <w:pPr>
-              <w:jc w:val="center"/>
-            </w:pPr>
-            <w:r>
-              <w:rPr>
-                <w:rFonts w:ascii="Calibri" w:hAnsi="Calibri"/>
-                <w:color w:val="2D3748"/>
-                <w:sz w:val="18"/>
-              </w:rPr>
-              <w:t>1</w:t>
-            </w:r>
-          </w:p>
-        </w:tc>
-        <w:tc>
-          <w:tcPr>
-            <w:tcW w:type="dxa" w:w="2880"/>
-            <w:shd w:fill="F7FAFC"/>
-            <w:tcMar>
-              <w:top w:w="90" w:type="dxa"/>
-              <w:bottom w:w="90" w:type="dxa"/>
-              <w:left w:w="120" w:type="dxa"/>
-              <w:right w:w="120" w:type="dxa"/>
-            </w:tcMar>
-          </w:tcPr>
-          <w:p>
-            <w:pPr>
-              <w:jc w:val="left"/>
-            </w:pPr>
-            <w:r>
-              <w:rPr>
-                <w:rFonts w:ascii="Calibri" w:hAnsi="Calibri"/>
-                <w:color w:val="2D3748"/>
-                <w:sz w:val="18"/>
-              </w:rPr>
-              <w:t>Repeat Superfan (consistent entrant)</w:t>
-            </w:r>
-          </w:p>
-        </w:tc>
-      </w:tr>
-      <w:tr>
-        <w:tc>
-          <w:tcPr>
-            <w:tcW w:type="dxa" w:w="2592"/>
-            <w:shd w:fill="FFFFFF"/>
-            <w:tcMar>
-              <w:top w:w="90" w:type="dxa"/>
-              <w:bottom w:w="90" w:type="dxa"/>
-              <w:left w:w="120" w:type="dxa"/>
-              <w:right w:w="120" w:type="dxa"/>
-            </w:tcMar>
-          </w:tcPr>
-          <w:p>
-            <w:pPr>
-              <w:jc w:val="left"/>
-            </w:pPr>
-            <w:r>
-              <w:rPr>
-                <w:rFonts w:ascii="Calibri" w:hAnsi="Calibri"/>
-                <w:b/>
-                <w:color w:val="002E5D"/>
-                <w:sz w:val="18"/>
-              </w:rPr>
-              <w:t>@koofonua</w:t>
-            </w:r>
-          </w:p>
-        </w:tc>
-        <w:tc>
-          <w:tcPr>
-            <w:tcW w:type="dxa" w:w="1008"/>
-            <w:shd w:fill="FFFFFF"/>
-            <w:tcMar>
-              <w:top w:w="90" w:type="dxa"/>
-              <w:bottom w:w="90" w:type="dxa"/>
-              <w:left w:w="120" w:type="dxa"/>
-              <w:right w:w="120" w:type="dxa"/>
-            </w:tcMar>
-          </w:tcPr>
-          <w:p>
-            <w:pPr>
-              <w:jc w:val="center"/>
-            </w:pPr>
-            <w:r>
-              <w:rPr>
-                <w:rFonts w:ascii="Calibri" w:hAnsi="Calibri"/>
-                <w:b/>
-                <w:color w:val="0062B8"/>
-                <w:sz w:val="18"/>
-              </w:rPr>
-              <w:t>Yes</w:t>
-            </w:r>
-          </w:p>
-        </w:tc>
-        <w:tc>
-          <w:tcPr>
-            <w:tcW w:type="dxa" w:w="1008"/>
-            <w:shd w:fill="FFFFFF"/>
-            <w:tcMar>
-              <w:top w:w="90" w:type="dxa"/>
-              <w:bottom w:w="90" w:type="dxa"/>
-              <w:left w:w="120" w:type="dxa"/>
-              <w:right w:w="120" w:type="dxa"/>
-            </w:tcMar>
-          </w:tcPr>
-          <w:p>
-            <w:pPr>
-              <w:jc w:val="center"/>
-            </w:pPr>
-            <w:r>
-              <w:rPr>
-                <w:rFonts w:ascii="Calibri" w:hAnsi="Calibri"/>
-                <w:color w:val="2D3748"/>
-                <w:sz w:val="18"/>
-              </w:rPr>
-              <w:t>Yes</w:t>
-            </w:r>
-          </w:p>
-        </w:tc>
-        <w:tc>
-          <w:tcPr>
-            <w:tcW w:type="dxa" w:w="1440"/>
-            <w:shd w:fill="FFFFFF"/>
-            <w:tcMar>
-              <w:top w:w="90" w:type="dxa"/>
-              <w:bottom w:w="90" w:type="dxa"/>
-              <w:left w:w="120" w:type="dxa"/>
-              <w:right w:w="120" w:type="dxa"/>
-            </w:tcMar>
-          </w:tcPr>
-          <w:p>
-            <w:pPr>
-              <w:jc w:val="center"/>
-            </w:pPr>
-            <w:r>
-              <w:rPr>
-                <w:rFonts w:ascii="Calibri" w:hAnsi="Calibri"/>
-                <w:color w:val="2D3748"/>
-                <w:sz w:val="18"/>
-              </w:rPr>
-              <w:t>1</w:t>
-            </w:r>
-          </w:p>
-        </w:tc>
-        <w:tc>
-          <w:tcPr>
-            <w:tcW w:type="dxa" w:w="1440"/>
-            <w:shd w:fill="FFFFFF"/>
-            <w:tcMar>
-              <w:top w:w="90" w:type="dxa"/>
-              <w:bottom w:w="90" w:type="dxa"/>
-              <w:left w:w="120" w:type="dxa"/>
-              <w:right w:w="120" w:type="dxa"/>
-            </w:tcMar>
-          </w:tcPr>
-          <w:p>
-            <w:pPr>
-              <w:jc w:val="center"/>
-            </w:pPr>
-            <w:r>
-              <w:rPr>
-                <w:rFonts w:ascii="Calibri" w:hAnsi="Calibri"/>
-                <w:color w:val="2D3748"/>
-                <w:sz w:val="18"/>
-              </w:rPr>
-              <w:t>1</w:t>
-            </w:r>
-          </w:p>
-        </w:tc>
-        <w:tc>
-          <w:tcPr>
-            <w:tcW w:type="dxa" w:w="2880"/>
-            <w:shd w:fill="FFFFFF"/>
-            <w:tcMar>
-              <w:top w:w="90" w:type="dxa"/>
-              <w:bottom w:w="90" w:type="dxa"/>
-              <w:left w:w="120" w:type="dxa"/>
-              <w:right w:w="120" w:type="dxa"/>
-            </w:tcMar>
-          </w:tcPr>
-          <w:p>
-            <w:pPr>
-              <w:jc w:val="left"/>
-            </w:pPr>
-            <w:r>
-              <w:rPr>
-                <w:rFonts w:ascii="Calibri" w:hAnsi="Calibri"/>
-                <w:color w:val="2D3748"/>
-                <w:sz w:val="18"/>
-              </w:rPr>
-              <w:t>Repeat Superfan (consistent entrant)</w:t>
-            </w:r>
-          </w:p>
-        </w:tc>
-      </w:tr>
-      <w:tr>
-        <w:tc>
-          <w:tcPr>
-            <w:tcW w:type="dxa" w:w="2592"/>
-            <w:shd w:fill="F7FAFC"/>
-            <w:tcMar>
-              <w:top w:w="90" w:type="dxa"/>
-              <w:bottom w:w="90" w:type="dxa"/>
-              <w:left w:w="120" w:type="dxa"/>
-              <w:right w:w="120" w:type="dxa"/>
-            </w:tcMar>
-          </w:tcPr>
-          <w:p>
-            <w:pPr>
-              <w:jc w:val="left"/>
-            </w:pPr>
-            <w:r>
-              <w:rPr>
-                <w:rFonts w:ascii="Calibri" w:hAnsi="Calibri"/>
-                <w:b/>
-                <w:color w:val="002E5D"/>
-                <w:sz w:val="18"/>
-              </w:rPr>
-              <w:t>@benichbunch</w:t>
-            </w:r>
-          </w:p>
-        </w:tc>
-        <w:tc>
-          <w:tcPr>
-            <w:tcW w:type="dxa" w:w="1008"/>
-            <w:shd w:fill="F7FAFC"/>
-            <w:tcMar>
-              <w:top w:w="90" w:type="dxa"/>
-              <w:bottom w:w="90" w:type="dxa"/>
-              <w:left w:w="120" w:type="dxa"/>
-              <w:right w:w="120" w:type="dxa"/>
-            </w:tcMar>
-          </w:tcPr>
-          <w:p>
-            <w:pPr>
-              <w:jc w:val="center"/>
-            </w:pPr>
-            <w:r>
-              <w:rPr>
-                <w:rFonts w:ascii="Calibri" w:hAnsi="Calibri"/>
-                <w:color w:val="2D3748"/>
-                <w:sz w:val="18"/>
-              </w:rPr>
-              <w:t>No</w:t>
-            </w:r>
-          </w:p>
-        </w:tc>
-        <w:tc>
-          <w:tcPr>
-            <w:tcW w:type="dxa" w:w="1008"/>
-            <w:shd w:fill="F7FAFC"/>
-            <w:tcMar>
-              <w:top w:w="90" w:type="dxa"/>
-              <w:bottom w:w="90" w:type="dxa"/>
-              <w:left w:w="120" w:type="dxa"/>
-              <w:right w:w="120" w:type="dxa"/>
-            </w:tcMar>
-          </w:tcPr>
-          <w:p>
-            <w:pPr>
-              <w:jc w:val="center"/>
-            </w:pPr>
-            <w:r>
-              <w:rPr>
-                <w:rFonts w:ascii="Calibri" w:hAnsi="Calibri"/>
-                <w:color w:val="2D3748"/>
-                <w:sz w:val="18"/>
-              </w:rPr>
-              <w:t>Yes</w:t>
-            </w:r>
-          </w:p>
-        </w:tc>
-        <w:tc>
-          <w:tcPr>
-            <w:tcW w:type="dxa" w:w="1440"/>
-            <w:shd w:fill="F7FAFC"/>
-            <w:tcMar>
-              <w:top w:w="90" w:type="dxa"/>
-              <w:bottom w:w="90" w:type="dxa"/>
-              <w:left w:w="120" w:type="dxa"/>
-              <w:right w:w="120" w:type="dxa"/>
-            </w:tcMar>
-          </w:tcPr>
-          <w:p>
-            <w:pPr>
-              <w:jc w:val="center"/>
-            </w:pPr>
-            <w:r>
-              <w:rPr>
-                <w:rFonts w:ascii="Calibri" w:hAnsi="Calibri"/>
-                <w:color w:val="2D3748"/>
-                <w:sz w:val="18"/>
-              </w:rPr>
-              <w:t>0</w:t>
-            </w:r>
-          </w:p>
-        </w:tc>
-        <w:tc>
-          <w:tcPr>
-            <w:tcW w:type="dxa" w:w="1440"/>
-            <w:shd w:fill="F7FAFC"/>
-            <w:tcMar>
-              <w:top w:w="90" w:type="dxa"/>
-              <w:bottom w:w="90" w:type="dxa"/>
-              <w:left w:w="120" w:type="dxa"/>
-              <w:right w:w="120" w:type="dxa"/>
-            </w:tcMar>
-          </w:tcPr>
-          <w:p>
-            <w:pPr>
-              <w:jc w:val="center"/>
-            </w:pPr>
-            <w:r>
-              <w:rPr>
-                <w:rFonts w:ascii="Calibri" w:hAnsi="Calibri"/>
-                <w:color w:val="2D3748"/>
-                <w:sz w:val="18"/>
-              </w:rPr>
-              <w:t>5</w:t>
-            </w:r>
-          </w:p>
-        </w:tc>
-        <w:tc>
-          <w:tcPr>
-            <w:tcW w:type="dxa" w:w="2880"/>
-            <w:shd w:fill="F7FAFC"/>
-            <w:tcMar>
-              <w:top w:w="90" w:type="dxa"/>
-              <w:bottom w:w="90" w:type="dxa"/>
-              <w:left w:w="120" w:type="dxa"/>
-              <w:right w:w="120" w:type="dxa"/>
-            </w:tcMar>
-          </w:tcPr>
-          <w:p>
-            <w:pPr>
-              <w:jc w:val="left"/>
-            </w:pPr>
-            <w:r>
-              <w:rPr>
-                <w:rFonts w:ascii="Calibri" w:hAnsi="Calibri"/>
-                <w:color w:val="2D3748"/>
-                <w:sz w:val="18"/>
-              </w:rPr>
-              <w:t>Week 2 Heavy Engager (5 detailed comments)</w:t>
-            </w:r>
-          </w:p>
-        </w:tc>
-      </w:tr>
-      <w:tr>
-        <w:tc>
-          <w:tcPr>
-            <w:tcW w:type="dxa" w:w="2592"/>
-            <w:shd w:fill="FFFFFF"/>
-            <w:tcMar>
-              <w:top w:w="90" w:type="dxa"/>
-              <w:bottom w:w="90" w:type="dxa"/>
-              <w:left w:w="120" w:type="dxa"/>
-              <w:right w:w="120" w:type="dxa"/>
-            </w:tcMar>
-          </w:tcPr>
-          <w:p>
-            <w:pPr>
-              <w:jc w:val="left"/>
-            </w:pPr>
-            <w:r>
-              <w:rPr>
-                <w:rFonts w:ascii="Calibri" w:hAnsi="Calibri"/>
-                <w:b/>
-                <w:color w:val="002E5D"/>
-                <w:sz w:val="18"/>
-              </w:rPr>
-              <w:t>@loripreston1</w:t>
-            </w:r>
-          </w:p>
-        </w:tc>
-        <w:tc>
-          <w:tcPr>
-            <w:tcW w:type="dxa" w:w="1008"/>
-            <w:shd w:fill="FFFFFF"/>
-            <w:tcMar>
-              <w:top w:w="90" w:type="dxa"/>
-              <w:bottom w:w="90" w:type="dxa"/>
-              <w:left w:w="120" w:type="dxa"/>
-              <w:right w:w="120" w:type="dxa"/>
-            </w:tcMar>
-          </w:tcPr>
-          <w:p>
-            <w:pPr>
-              <w:jc w:val="center"/>
-            </w:pPr>
-            <w:r>
-              <w:rPr>
-                <w:rFonts w:ascii="Calibri" w:hAnsi="Calibri"/>
-                <w:color w:val="2D3748"/>
-                <w:sz w:val="18"/>
-              </w:rPr>
-              <w:t>No</w:t>
-            </w:r>
-          </w:p>
-        </w:tc>
-        <w:tc>
-          <w:tcPr>
-            <w:tcW w:type="dxa" w:w="1008"/>
-            <w:shd w:fill="FFFFFF"/>
-            <w:tcMar>
-              <w:top w:w="90" w:type="dxa"/>
-              <w:bottom w:w="90" w:type="dxa"/>
-              <w:left w:w="120" w:type="dxa"/>
-              <w:right w:w="120" w:type="dxa"/>
-            </w:tcMar>
-          </w:tcPr>
-          <w:p>
-            <w:pPr>
-              <w:jc w:val="center"/>
-            </w:pPr>
-            <w:r>
-              <w:rPr>
-                <w:rFonts w:ascii="Calibri" w:hAnsi="Calibri"/>
-                <w:color w:val="2D3748"/>
-                <w:sz w:val="18"/>
-              </w:rPr>
-              <w:t>Yes</w:t>
-            </w:r>
-          </w:p>
-        </w:tc>
-        <w:tc>
-          <w:tcPr>
-            <w:tcW w:type="dxa" w:w="1440"/>
-            <w:shd w:fill="FFFFFF"/>
-            <w:tcMar>
-              <w:top w:w="90" w:type="dxa"/>
-              <w:bottom w:w="90" w:type="dxa"/>
-              <w:left w:w="120" w:type="dxa"/>
-              <w:right w:w="120" w:type="dxa"/>
-            </w:tcMar>
-          </w:tcPr>
-          <w:p>
-            <w:pPr>
-              <w:jc w:val="center"/>
-            </w:pPr>
-            <w:r>
-              <w:rPr>
-                <w:rFonts w:ascii="Calibri" w:hAnsi="Calibri"/>
-                <w:color w:val="2D3748"/>
-                <w:sz w:val="18"/>
-              </w:rPr>
-              <w:t>0</w:t>
-            </w:r>
-          </w:p>
-        </w:tc>
-        <w:tc>
-          <w:tcPr>
-            <w:tcW w:type="dxa" w:w="1440"/>
-            <w:shd w:fill="FFFFFF"/>
-            <w:tcMar>
-              <w:top w:w="90" w:type="dxa"/>
-              <w:bottom w:w="90" w:type="dxa"/>
-              <w:left w:w="120" w:type="dxa"/>
-              <w:right w:w="120" w:type="dxa"/>
-            </w:tcMar>
-          </w:tcPr>
-          <w:p>
-            <w:pPr>
-              <w:jc w:val="center"/>
-            </w:pPr>
-            <w:r>
-              <w:rPr>
-                <w:rFonts w:ascii="Calibri" w:hAnsi="Calibri"/>
-                <w:color w:val="2D3748"/>
-                <w:sz w:val="18"/>
-              </w:rPr>
-              <w:t>5</w:t>
-            </w:r>
-          </w:p>
-        </w:tc>
-        <w:tc>
-          <w:tcPr>
-            <w:tcW w:type="dxa" w:w="2880"/>
-            <w:shd w:fill="FFFFFF"/>
-            <w:tcMar>
-              <w:top w:w="90" w:type="dxa"/>
-              <w:bottom w:w="90" w:type="dxa"/>
-              <w:left w:w="120" w:type="dxa"/>
-              <w:right w:w="120" w:type="dxa"/>
-            </w:tcMar>
-          </w:tcPr>
-          <w:p>
-            <w:pPr>
-              <w:jc w:val="left"/>
-            </w:pPr>
-            <w:r>
-              <w:rPr>
-                <w:rFonts w:ascii="Calibri" w:hAnsi="Calibri"/>
-                <w:color w:val="2D3748"/>
-                <w:sz w:val="18"/>
-              </w:rPr>
-              <w:t>Week 2 Heavy Engager (store praises &amp; treats)</w:t>
-            </w:r>
-          </w:p>
-        </w:tc>
-      </w:tr>
-      <w:tr>
-        <w:tc>
-          <w:tcPr>
-            <w:tcW w:type="dxa" w:w="2592"/>
-            <w:shd w:fill="F7FAFC"/>
-            <w:tcMar>
-              <w:top w:w="90" w:type="dxa"/>
-              <w:bottom w:w="90" w:type="dxa"/>
-              <w:left w:w="120" w:type="dxa"/>
-              <w:right w:w="120" w:type="dxa"/>
-            </w:tcMar>
-          </w:tcPr>
-          <w:p>
-            <w:pPr>
-              <w:jc w:val="left"/>
-            </w:pPr>
-            <w:r>
-              <w:rPr>
-                <w:rFonts w:ascii="Calibri" w:hAnsi="Calibri"/>
-                <w:b/>
-                <w:color w:val="002E5D"/>
-                <w:sz w:val="18"/>
-              </w:rPr>
-              <w:t>@adelaideolson</w:t>
-            </w:r>
-          </w:p>
-        </w:tc>
-        <w:tc>
-          <w:tcPr>
-            <w:tcW w:type="dxa" w:w="1008"/>
-            <w:shd w:fill="F7FAFC"/>
-            <w:tcMar>
-              <w:top w:w="90" w:type="dxa"/>
-              <w:bottom w:w="90" w:type="dxa"/>
-              <w:left w:w="120" w:type="dxa"/>
-              <w:right w:w="120" w:type="dxa"/>
-            </w:tcMar>
-          </w:tcPr>
-          <w:p>
-            <w:pPr>
-              <w:jc w:val="center"/>
-            </w:pPr>
-            <w:r>
-              <w:rPr>
-                <w:rFonts w:ascii="Calibri" w:hAnsi="Calibri"/>
-                <w:color w:val="2D3748"/>
-                <w:sz w:val="18"/>
-              </w:rPr>
-              <w:t>No</w:t>
-            </w:r>
-          </w:p>
-        </w:tc>
-        <w:tc>
-          <w:tcPr>
-            <w:tcW w:type="dxa" w:w="1008"/>
-            <w:shd w:fill="F7FAFC"/>
-            <w:tcMar>
-              <w:top w:w="90" w:type="dxa"/>
-              <w:bottom w:w="90" w:type="dxa"/>
-              <w:left w:w="120" w:type="dxa"/>
-              <w:right w:w="120" w:type="dxa"/>
-            </w:tcMar>
-          </w:tcPr>
-          <w:p>
-            <w:pPr>
-              <w:jc w:val="center"/>
-            </w:pPr>
-            <w:r>
-              <w:rPr>
-                <w:rFonts w:ascii="Calibri" w:hAnsi="Calibri"/>
-                <w:color w:val="2D3748"/>
-                <w:sz w:val="18"/>
-              </w:rPr>
-              <w:t>Yes</w:t>
-            </w:r>
-          </w:p>
-        </w:tc>
-        <w:tc>
-          <w:tcPr>
-            <w:tcW w:type="dxa" w:w="1440"/>
-            <w:shd w:fill="F7FAFC"/>
-            <w:tcMar>
-              <w:top w:w="90" w:type="dxa"/>
-              <w:bottom w:w="90" w:type="dxa"/>
-              <w:left w:w="120" w:type="dxa"/>
-              <w:right w:w="120" w:type="dxa"/>
-            </w:tcMar>
-          </w:tcPr>
-          <w:p>
-            <w:pPr>
-              <w:jc w:val="center"/>
-            </w:pPr>
-            <w:r>
-              <w:rPr>
-                <w:rFonts w:ascii="Calibri" w:hAnsi="Calibri"/>
-                <w:color w:val="2D3748"/>
-                <w:sz w:val="18"/>
-              </w:rPr>
-              <w:t>0</w:t>
-            </w:r>
-          </w:p>
-        </w:tc>
-        <w:tc>
-          <w:tcPr>
-            <w:tcW w:type="dxa" w:w="1440"/>
-            <w:shd w:fill="F7FAFC"/>
-            <w:tcMar>
-              <w:top w:w="90" w:type="dxa"/>
-              <w:bottom w:w="90" w:type="dxa"/>
-              <w:left w:w="120" w:type="dxa"/>
-              <w:right w:w="120" w:type="dxa"/>
-            </w:tcMar>
-          </w:tcPr>
-          <w:p>
-            <w:pPr>
-              <w:jc w:val="center"/>
-            </w:pPr>
-            <w:r>
-              <w:rPr>
-                <w:rFonts w:ascii="Calibri" w:hAnsi="Calibri"/>
-                <w:color w:val="2D3748"/>
-                <w:sz w:val="18"/>
-              </w:rPr>
-              <w:t>4</w:t>
-            </w:r>
-          </w:p>
-        </w:tc>
-        <w:tc>
-          <w:tcPr>
-            <w:tcW w:type="dxa" w:w="2880"/>
-            <w:shd w:fill="F7FAFC"/>
-            <w:tcMar>
-              <w:top w:w="90" w:type="dxa"/>
-              <w:bottom w:w="90" w:type="dxa"/>
-              <w:left w:w="120" w:type="dxa"/>
-              <w:right w:w="120" w:type="dxa"/>
-            </w:tcMar>
-          </w:tcPr>
-          <w:p>
-            <w:pPr>
-              <w:jc w:val="left"/>
-            </w:pPr>
-            <w:r>
-              <w:rPr>
-                <w:rFonts w:ascii="Calibri" w:hAnsi="Calibri"/>
-                <w:color w:val="2D3748"/>
-                <w:sz w:val="18"/>
-              </w:rPr>
-              <w:t>Week 2 Active Engager (4 comments, 3 tags)</w:t>
-            </w:r>
-          </w:p>
-        </w:tc>
-      </w:tr>
-      <w:tr>
-        <w:tc>
-          <w:tcPr>
-            <w:tcW w:type="dxa" w:w="2592"/>
-            <w:shd w:fill="FFFFFF"/>
-            <w:tcMar>
-              <w:top w:w="90" w:type="dxa"/>
-              <w:bottom w:w="90" w:type="dxa"/>
-              <w:left w:w="120" w:type="dxa"/>
-              <w:right w:w="120" w:type="dxa"/>
-            </w:tcMar>
-          </w:tcPr>
-          <w:p>
-            <w:pPr>
-              <w:jc w:val="left"/>
-            </w:pPr>
-            <w:r>
-              <w:rPr>
-                <w:rFonts w:ascii="Calibri" w:hAnsi="Calibri"/>
-                <w:b/>
-                <w:color w:val="002E5D"/>
-                <w:sz w:val="18"/>
-              </w:rPr>
-              <w:t>@kristinadams1</w:t>
-            </w:r>
-          </w:p>
-        </w:tc>
-        <w:tc>
-          <w:tcPr>
-            <w:tcW w:type="dxa" w:w="1008"/>
-            <w:shd w:fill="FFFFFF"/>
-            <w:tcMar>
-              <w:top w:w="90" w:type="dxa"/>
-              <w:bottom w:w="90" w:type="dxa"/>
-              <w:left w:w="120" w:type="dxa"/>
-              <w:right w:w="120" w:type="dxa"/>
-            </w:tcMar>
-          </w:tcPr>
-          <w:p>
-            <w:pPr>
-              <w:jc w:val="center"/>
-            </w:pPr>
-            <w:r>
-              <w:rPr>
-                <w:rFonts w:ascii="Calibri" w:hAnsi="Calibri"/>
-                <w:color w:val="2D3748"/>
-                <w:sz w:val="18"/>
-              </w:rPr>
-              <w:t>No</w:t>
-            </w:r>
-          </w:p>
-        </w:tc>
-        <w:tc>
-          <w:tcPr>
-            <w:tcW w:type="dxa" w:w="1008"/>
-            <w:shd w:fill="FFFFFF"/>
-            <w:tcMar>
-              <w:top w:w="90" w:type="dxa"/>
-              <w:bottom w:w="90" w:type="dxa"/>
-              <w:left w:w="120" w:type="dxa"/>
-              <w:right w:w="120" w:type="dxa"/>
-            </w:tcMar>
-          </w:tcPr>
-          <w:p>
-            <w:pPr>
-              <w:jc w:val="center"/>
-            </w:pPr>
-            <w:r>
-              <w:rPr>
-                <w:rFonts w:ascii="Calibri" w:hAnsi="Calibri"/>
-                <w:color w:val="2D3748"/>
-                <w:sz w:val="18"/>
-              </w:rPr>
-              <w:t>Yes</w:t>
-            </w:r>
-          </w:p>
-        </w:tc>
-        <w:tc>
-          <w:tcPr>
-            <w:tcW w:type="dxa" w:w="1440"/>
-            <w:shd w:fill="FFFFFF"/>
-            <w:tcMar>
-              <w:top w:w="90" w:type="dxa"/>
-              <w:bottom w:w="90" w:type="dxa"/>
-              <w:left w:w="120" w:type="dxa"/>
-              <w:right w:w="120" w:type="dxa"/>
-            </w:tcMar>
-          </w:tcPr>
-          <w:p>
-            <w:pPr>
-              <w:jc w:val="center"/>
-            </w:pPr>
-            <w:r>
-              <w:rPr>
-                <w:rFonts w:ascii="Calibri" w:hAnsi="Calibri"/>
-                <w:color w:val="2D3748"/>
-                <w:sz w:val="18"/>
-              </w:rPr>
-              <w:t>0</w:t>
-            </w:r>
-          </w:p>
-        </w:tc>
-        <w:tc>
-          <w:tcPr>
-            <w:tcW w:type="dxa" w:w="1440"/>
-            <w:shd w:fill="FFFFFF"/>
-            <w:tcMar>
-              <w:top w:w="90" w:type="dxa"/>
-              <w:bottom w:w="90" w:type="dxa"/>
-              <w:left w:w="120" w:type="dxa"/>
-              <w:right w:w="120" w:type="dxa"/>
-            </w:tcMar>
-          </w:tcPr>
-          <w:p>
-            <w:pPr>
-              <w:jc w:val="center"/>
-            </w:pPr>
-            <w:r>
-              <w:rPr>
-                <w:rFonts w:ascii="Calibri" w:hAnsi="Calibri"/>
-                <w:color w:val="2D3748"/>
-                <w:sz w:val="18"/>
-              </w:rPr>
-              <w:t>2</w:t>
-            </w:r>
-          </w:p>
-        </w:tc>
-        <w:tc>
-          <w:tcPr>
-            <w:tcW w:type="dxa" w:w="2880"/>
-            <w:shd w:fill="FFFFFF"/>
-            <w:tcMar>
-              <w:top w:w="90" w:type="dxa"/>
-              <w:bottom w:w="90" w:type="dxa"/>
-              <w:left w:w="120" w:type="dxa"/>
-              <w:right w:w="120" w:type="dxa"/>
-            </w:tcMar>
-          </w:tcPr>
-          <w:p>
-            <w:pPr>
-              <w:jc w:val="left"/>
-            </w:pPr>
-            <w:r>
-              <w:rPr>
-                <w:rFonts w:ascii="Calibri" w:hAnsi="Calibri"/>
-                <w:color w:val="2D3748"/>
-                <w:sz w:val="18"/>
-              </w:rPr>
-              <w:t>Week 2 Entrant (5 direct tags)</w:t>
-            </w:r>
-          </w:p>
-        </w:tc>
-      </w:tr>
-      <w:tr>
-        <w:tc>
-          <w:tcPr>
-            <w:tcW w:type="dxa" w:w="2592"/>
-            <w:shd w:fill="F7FAFC"/>
-            <w:tcMar>
-              <w:top w:w="90" w:type="dxa"/>
-              <w:bottom w:w="90" w:type="dxa"/>
-              <w:left w:w="120" w:type="dxa"/>
-              <w:right w:w="120" w:type="dxa"/>
-            </w:tcMar>
-          </w:tcPr>
-          <w:p>
-            <w:pPr>
-              <w:jc w:val="left"/>
-            </w:pPr>
-            <w:r>
-              <w:rPr>
-                <w:rFonts w:ascii="Calibri" w:hAnsi="Calibri"/>
-                <w:b/>
-                <w:color w:val="002E5D"/>
-                <w:sz w:val="18"/>
-              </w:rPr>
-              <w:t>@stewla</w:t>
-            </w:r>
-          </w:p>
-        </w:tc>
-        <w:tc>
-          <w:tcPr>
-            <w:tcW w:type="dxa" w:w="1008"/>
-            <w:shd w:fill="F7FAFC"/>
-            <w:tcMar>
-              <w:top w:w="90" w:type="dxa"/>
-              <w:bottom w:w="90" w:type="dxa"/>
-              <w:left w:w="120" w:type="dxa"/>
-              <w:right w:w="120" w:type="dxa"/>
-            </w:tcMar>
-          </w:tcPr>
-          <w:p>
-            <w:pPr>
-              <w:jc w:val="center"/>
-            </w:pPr>
-            <w:r>
-              <w:rPr>
-                <w:rFonts w:ascii="Calibri" w:hAnsi="Calibri"/>
-                <w:color w:val="2D3748"/>
-                <w:sz w:val="18"/>
-              </w:rPr>
-              <w:t>No</w:t>
-            </w:r>
-          </w:p>
-        </w:tc>
-        <w:tc>
-          <w:tcPr>
-            <w:tcW w:type="dxa" w:w="1008"/>
-            <w:shd w:fill="F7FAFC"/>
-            <w:tcMar>
-              <w:top w:w="90" w:type="dxa"/>
-              <w:bottom w:w="90" w:type="dxa"/>
-              <w:left w:w="120" w:type="dxa"/>
-              <w:right w:w="120" w:type="dxa"/>
-            </w:tcMar>
-          </w:tcPr>
-          <w:p>
-            <w:pPr>
-              <w:jc w:val="center"/>
-            </w:pPr>
-            <w:r>
-              <w:rPr>
-                <w:rFonts w:ascii="Calibri" w:hAnsi="Calibri"/>
-                <w:color w:val="2D3748"/>
-                <w:sz w:val="18"/>
-              </w:rPr>
-              <w:t>Yes</w:t>
-            </w:r>
-          </w:p>
-        </w:tc>
-        <w:tc>
-          <w:tcPr>
-            <w:tcW w:type="dxa" w:w="1440"/>
-            <w:shd w:fill="F7FAFC"/>
-            <w:tcMar>
-              <w:top w:w="90" w:type="dxa"/>
-              <w:bottom w:w="90" w:type="dxa"/>
-              <w:left w:w="120" w:type="dxa"/>
-              <w:right w:w="120" w:type="dxa"/>
-            </w:tcMar>
-          </w:tcPr>
-          <w:p>
-            <w:pPr>
-              <w:jc w:val="center"/>
-            </w:pPr>
-            <w:r>
-              <w:rPr>
-                <w:rFonts w:ascii="Calibri" w:hAnsi="Calibri"/>
-                <w:color w:val="2D3748"/>
-                <w:sz w:val="18"/>
-              </w:rPr>
-              <w:t>0</w:t>
-            </w:r>
-          </w:p>
-        </w:tc>
-        <w:tc>
-          <w:tcPr>
-            <w:tcW w:type="dxa" w:w="1440"/>
-            <w:shd w:fill="F7FAFC"/>
-            <w:tcMar>
-              <w:top w:w="90" w:type="dxa"/>
-              <w:bottom w:w="90" w:type="dxa"/>
-              <w:left w:w="120" w:type="dxa"/>
-              <w:right w:w="120" w:type="dxa"/>
-            </w:tcMar>
-          </w:tcPr>
-          <w:p>
-            <w:pPr>
-              <w:jc w:val="center"/>
-            </w:pPr>
-            <w:r>
-              <w:rPr>
-                <w:rFonts w:ascii="Calibri" w:hAnsi="Calibri"/>
-                <w:color w:val="2D3748"/>
-                <w:sz w:val="18"/>
-              </w:rPr>
-              <w:t>1</w:t>
-            </w:r>
-          </w:p>
-        </w:tc>
-        <w:tc>
-          <w:tcPr>
-            <w:tcW w:type="dxa" w:w="2880"/>
-            <w:shd w:fill="F7FAFC"/>
-            <w:tcMar>
-              <w:top w:w="90" w:type="dxa"/>
-              <w:bottom w:w="90" w:type="dxa"/>
-              <w:left w:w="120" w:type="dxa"/>
-              <w:right w:w="120" w:type="dxa"/>
-            </w:tcMar>
-          </w:tcPr>
-          <w:p>
-            <w:pPr>
-              <w:jc w:val="left"/>
-            </w:pPr>
-            <w:r>
-              <w:rPr>
-                <w:rFonts w:ascii="Calibri" w:hAnsi="Calibri"/>
-                <w:color w:val="2D3748"/>
-                <w:sz w:val="18"/>
-              </w:rPr>
-              <w:t>Week 2 Entrant (3 direct tags)</w:t>
-            </w:r>
-          </w:p>
-        </w:tc>
-      </w:tr>
-      <w:tr>
-        <w:tc>
-          <w:tcPr>
-            <w:tcW w:type="dxa" w:w="2592"/>
-            <w:shd w:fill="FFFFFF"/>
-            <w:tcMar>
-              <w:top w:w="90" w:type="dxa"/>
-              <w:bottom w:w="90" w:type="dxa"/>
-              <w:left w:w="120" w:type="dxa"/>
-              <w:right w:w="120" w:type="dxa"/>
-            </w:tcMar>
-          </w:tcPr>
-          <w:p>
-            <w:pPr>
-              <w:jc w:val="left"/>
-            </w:pPr>
-            <w:r>
-              <w:rPr>
-                <w:rFonts w:ascii="Calibri" w:hAnsi="Calibri"/>
-                <w:b/>
-                <w:color w:val="002E5D"/>
-                <w:sz w:val="18"/>
-              </w:rPr>
-              <w:t>@ceciherm1</w:t>
-            </w:r>
-          </w:p>
-        </w:tc>
-        <w:tc>
-          <w:tcPr>
-            <w:tcW w:type="dxa" w:w="1008"/>
-            <w:shd w:fill="FFFFFF"/>
-            <w:tcMar>
-              <w:top w:w="90" w:type="dxa"/>
-              <w:bottom w:w="90" w:type="dxa"/>
-              <w:left w:w="120" w:type="dxa"/>
-              <w:right w:w="120" w:type="dxa"/>
-            </w:tcMar>
-          </w:tcPr>
-          <w:p>
-            <w:pPr>
-              <w:jc w:val="center"/>
-            </w:pPr>
-            <w:r>
-              <w:rPr>
-                <w:rFonts w:ascii="Calibri" w:hAnsi="Calibri"/>
-                <w:color w:val="2D3748"/>
-                <w:sz w:val="18"/>
-              </w:rPr>
-              <w:t>No</w:t>
-            </w:r>
-          </w:p>
-        </w:tc>
-        <w:tc>
-          <w:tcPr>
-            <w:tcW w:type="dxa" w:w="1008"/>
-            <w:shd w:fill="FFFFFF"/>
-            <w:tcMar>
-              <w:top w:w="90" w:type="dxa"/>
-              <w:bottom w:w="90" w:type="dxa"/>
-              <w:left w:w="120" w:type="dxa"/>
-              <w:right w:w="120" w:type="dxa"/>
-            </w:tcMar>
-          </w:tcPr>
-          <w:p>
-            <w:pPr>
-              <w:jc w:val="center"/>
-            </w:pPr>
-            <w:r>
-              <w:rPr>
-                <w:rFonts w:ascii="Calibri" w:hAnsi="Calibri"/>
-                <w:color w:val="2D3748"/>
-                <w:sz w:val="18"/>
-              </w:rPr>
-              <w:t>Yes</w:t>
-            </w:r>
-          </w:p>
-        </w:tc>
-        <w:tc>
-          <w:tcPr>
-            <w:tcW w:type="dxa" w:w="1440"/>
-            <w:shd w:fill="FFFFFF"/>
-            <w:tcMar>
-              <w:top w:w="90" w:type="dxa"/>
-              <w:bottom w:w="90" w:type="dxa"/>
-              <w:left w:w="120" w:type="dxa"/>
-              <w:right w:w="120" w:type="dxa"/>
-            </w:tcMar>
-          </w:tcPr>
-          <w:p>
-            <w:pPr>
-              <w:jc w:val="center"/>
-            </w:pPr>
-            <w:r>
-              <w:rPr>
-                <w:rFonts w:ascii="Calibri" w:hAnsi="Calibri"/>
-                <w:color w:val="2D3748"/>
-                <w:sz w:val="18"/>
-              </w:rPr>
-              <w:t>0</w:t>
-            </w:r>
-          </w:p>
-        </w:tc>
-        <w:tc>
-          <w:tcPr>
-            <w:tcW w:type="dxa" w:w="1440"/>
-            <w:shd w:fill="FFFFFF"/>
-            <w:tcMar>
-              <w:top w:w="90" w:type="dxa"/>
-              <w:bottom w:w="90" w:type="dxa"/>
-              <w:left w:w="120" w:type="dxa"/>
-              <w:right w:w="120" w:type="dxa"/>
-            </w:tcMar>
-          </w:tcPr>
-          <w:p>
-            <w:pPr>
-              <w:jc w:val="center"/>
-            </w:pPr>
-            <w:r>
-              <w:rPr>
-                <w:rFonts w:ascii="Calibri" w:hAnsi="Calibri"/>
-                <w:color w:val="2D3748"/>
-                <w:sz w:val="18"/>
-              </w:rPr>
-              <w:t>1</w:t>
-            </w:r>
-          </w:p>
-        </w:tc>
-        <w:tc>
-          <w:tcPr>
-            <w:tcW w:type="dxa" w:w="2880"/>
-            <w:shd w:fill="FFFFFF"/>
-            <w:tcMar>
-              <w:top w:w="90" w:type="dxa"/>
-              <w:bottom w:w="90" w:type="dxa"/>
-              <w:left w:w="120" w:type="dxa"/>
-              <w:right w:w="120" w:type="dxa"/>
-            </w:tcMar>
-          </w:tcPr>
-          <w:p>
-            <w:pPr>
-              <w:jc w:val="left"/>
-            </w:pPr>
-            <w:r>
-              <w:rPr>
-                <w:rFonts w:ascii="Calibri" w:hAnsi="Calibri"/>
-                <w:color w:val="2D3748"/>
-                <w:sz w:val="18"/>
-              </w:rPr>
-              <w:t>Week 2 Entrant (3 direct tags)</w:t>
-            </w:r>
-          </w:p>
-        </w:tc>
-      </w:tr>
-      <w:tr>
-        <w:tc>
-          <w:tcPr>
-            <w:tcW w:type="dxa" w:w="2592"/>
-            <w:shd w:fill="F7FAFC"/>
-            <w:tcMar>
-              <w:top w:w="90" w:type="dxa"/>
-              <w:bottom w:w="90" w:type="dxa"/>
-              <w:left w:w="120" w:type="dxa"/>
-              <w:right w:w="120" w:type="dxa"/>
-            </w:tcMar>
-          </w:tcPr>
-          <w:p>
-            <w:pPr>
-              <w:jc w:val="left"/>
-            </w:pPr>
-            <w:r>
-              <w:rPr>
-                <w:rFonts w:ascii="Calibri" w:hAnsi="Calibri"/>
-                <w:b/>
-                <w:color w:val="002E5D"/>
-                <w:sz w:val="18"/>
-              </w:rPr>
-              <w:t>@lisacmcarthur</w:t>
-            </w:r>
-          </w:p>
-        </w:tc>
-        <w:tc>
-          <w:tcPr>
-            <w:tcW w:type="dxa" w:w="1008"/>
-            <w:shd w:fill="F7FAFC"/>
-            <w:tcMar>
-              <w:top w:w="90" w:type="dxa"/>
-              <w:bottom w:w="90" w:type="dxa"/>
-              <w:left w:w="120" w:type="dxa"/>
-              <w:right w:w="120" w:type="dxa"/>
-            </w:tcMar>
-          </w:tcPr>
-          <w:p>
-            <w:pPr>
-              <w:jc w:val="center"/>
-            </w:pPr>
-            <w:r>
-              <w:rPr>
-                <w:rFonts w:ascii="Calibri" w:hAnsi="Calibri"/>
-                <w:color w:val="2D3748"/>
-                <w:sz w:val="18"/>
-              </w:rPr>
-              <w:t>No</w:t>
-            </w:r>
-          </w:p>
-        </w:tc>
-        <w:tc>
-          <w:tcPr>
-            <w:tcW w:type="dxa" w:w="1008"/>
-            <w:shd w:fill="F7FAFC"/>
-            <w:tcMar>
-              <w:top w:w="90" w:type="dxa"/>
-              <w:bottom w:w="90" w:type="dxa"/>
-              <w:left w:w="120" w:type="dxa"/>
-              <w:right w:w="120" w:type="dxa"/>
-            </w:tcMar>
-          </w:tcPr>
-          <w:p>
-            <w:pPr>
-              <w:jc w:val="center"/>
-            </w:pPr>
-            <w:r>
-              <w:rPr>
-                <w:rFonts w:ascii="Calibri" w:hAnsi="Calibri"/>
-                <w:color w:val="2D3748"/>
-                <w:sz w:val="18"/>
-              </w:rPr>
-              <w:t>Yes</w:t>
-            </w:r>
-          </w:p>
-        </w:tc>
-        <w:tc>
-          <w:tcPr>
-            <w:tcW w:type="dxa" w:w="1440"/>
-            <w:shd w:fill="F7FAFC"/>
-            <w:tcMar>
-              <w:top w:w="90" w:type="dxa"/>
-              <w:bottom w:w="90" w:type="dxa"/>
-              <w:left w:w="120" w:type="dxa"/>
-              <w:right w:w="120" w:type="dxa"/>
-            </w:tcMar>
-          </w:tcPr>
-          <w:p>
-            <w:pPr>
-              <w:jc w:val="center"/>
-            </w:pPr>
-            <w:r>
-              <w:rPr>
-                <w:rFonts w:ascii="Calibri" w:hAnsi="Calibri"/>
-                <w:color w:val="2D3748"/>
-                <w:sz w:val="18"/>
-              </w:rPr>
-              <w:t>0</w:t>
-            </w:r>
-          </w:p>
-        </w:tc>
-        <w:tc>
-          <w:tcPr>
-            <w:tcW w:type="dxa" w:w="1440"/>
-            <w:shd w:fill="F7FAFC"/>
-            <w:tcMar>
-              <w:top w:w="90" w:type="dxa"/>
-              <w:bottom w:w="90" w:type="dxa"/>
-              <w:left w:w="120" w:type="dxa"/>
-              <w:right w:w="120" w:type="dxa"/>
-            </w:tcMar>
-          </w:tcPr>
-          <w:p>
-            <w:pPr>
-              <w:jc w:val="center"/>
-            </w:pPr>
-            <w:r>
-              <w:rPr>
-                <w:rFonts w:ascii="Calibri" w:hAnsi="Calibri"/>
-                <w:color w:val="2D3748"/>
-                <w:sz w:val="18"/>
-              </w:rPr>
-              <w:t>1</w:t>
-            </w:r>
-          </w:p>
-        </w:tc>
-        <w:tc>
-          <w:tcPr>
-            <w:tcW w:type="dxa" w:w="2880"/>
-            <w:shd w:fill="F7FAFC"/>
-            <w:tcMar>
-              <w:top w:w="90" w:type="dxa"/>
-              <w:bottom w:w="90" w:type="dxa"/>
-              <w:left w:w="120" w:type="dxa"/>
-              <w:right w:w="120" w:type="dxa"/>
-            </w:tcMar>
-          </w:tcPr>
-          <w:p>
-            <w:pPr>
-              <w:jc w:val="left"/>
-            </w:pPr>
-            <w:r>
-              <w:rPr>
-                <w:rFonts w:ascii="Calibri" w:hAnsi="Calibri"/>
-                <w:color w:val="2D3748"/>
-                <w:sz w:val="18"/>
-              </w:rPr>
-              <w:t>Week 2 Entrant (3 direct tags)</w:t>
-            </w:r>
-          </w:p>
-        </w:tc>
-      </w:tr>
-      <w:tr>
-        <w:tc>
-          <w:tcPr>
-            <w:tcW w:type="dxa" w:w="2592"/>
-            <w:shd w:fill="FFFFFF"/>
-            <w:tcMar>
-              <w:top w:w="90" w:type="dxa"/>
-              <w:bottom w:w="90" w:type="dxa"/>
-              <w:left w:w="120" w:type="dxa"/>
-              <w:right w:w="120" w:type="dxa"/>
-            </w:tcMar>
-          </w:tcPr>
-          <w:p>
-            <w:pPr>
-              <w:jc w:val="left"/>
-            </w:pPr>
-            <w:r>
-              <w:rPr>
-                <w:rFonts w:ascii="Calibri" w:hAnsi="Calibri"/>
-                <w:b/>
-                <w:color w:val="002E5D"/>
-                <w:sz w:val="18"/>
-              </w:rPr>
-              <w:t>@oakleesunshine</w:t>
-            </w:r>
-          </w:p>
-        </w:tc>
-        <w:tc>
-          <w:tcPr>
-            <w:tcW w:type="dxa" w:w="1008"/>
-            <w:shd w:fill="FFFFFF"/>
-            <w:tcMar>
-              <w:top w:w="90" w:type="dxa"/>
-              <w:bottom w:w="90" w:type="dxa"/>
-              <w:left w:w="120" w:type="dxa"/>
-              <w:right w:w="120" w:type="dxa"/>
-            </w:tcMar>
-          </w:tcPr>
-          <w:p>
-            <w:pPr>
-              <w:jc w:val="center"/>
-            </w:pPr>
-            <w:r>
-              <w:rPr>
-                <w:rFonts w:ascii="Calibri" w:hAnsi="Calibri"/>
-                <w:color w:val="2D3748"/>
-                <w:sz w:val="18"/>
-              </w:rPr>
-              <w:t>No</w:t>
-            </w:r>
-          </w:p>
-        </w:tc>
-        <w:tc>
-          <w:tcPr>
-            <w:tcW w:type="dxa" w:w="1008"/>
-            <w:shd w:fill="FFFFFF"/>
-            <w:tcMar>
-              <w:top w:w="90" w:type="dxa"/>
-              <w:bottom w:w="90" w:type="dxa"/>
-              <w:left w:w="120" w:type="dxa"/>
-              <w:right w:w="120" w:type="dxa"/>
-            </w:tcMar>
-          </w:tcPr>
-          <w:p>
-            <w:pPr>
-              <w:jc w:val="center"/>
-            </w:pPr>
-            <w:r>
-              <w:rPr>
-                <w:rFonts w:ascii="Calibri" w:hAnsi="Calibri"/>
-                <w:color w:val="2D3748"/>
-                <w:sz w:val="18"/>
-              </w:rPr>
-              <w:t>Yes</w:t>
-            </w:r>
-          </w:p>
-        </w:tc>
-        <w:tc>
-          <w:tcPr>
-            <w:tcW w:type="dxa" w:w="1440"/>
-            <w:shd w:fill="FFFFFF"/>
-            <w:tcMar>
-              <w:top w:w="90" w:type="dxa"/>
-              <w:bottom w:w="90" w:type="dxa"/>
-              <w:left w:w="120" w:type="dxa"/>
-              <w:right w:w="120" w:type="dxa"/>
-            </w:tcMar>
-          </w:tcPr>
-          <w:p>
-            <w:pPr>
-              <w:jc w:val="center"/>
-            </w:pPr>
-            <w:r>
-              <w:rPr>
-                <w:rFonts w:ascii="Calibri" w:hAnsi="Calibri"/>
-                <w:color w:val="2D3748"/>
-                <w:sz w:val="18"/>
-              </w:rPr>
-              <w:t>0</w:t>
-            </w:r>
-          </w:p>
-        </w:tc>
-        <w:tc>
-          <w:tcPr>
-            <w:tcW w:type="dxa" w:w="1440"/>
-            <w:shd w:fill="FFFFFF"/>
-            <w:tcMar>
-              <w:top w:w="90" w:type="dxa"/>
-              <w:bottom w:w="90" w:type="dxa"/>
-              <w:left w:w="120" w:type="dxa"/>
-              <w:right w:w="120" w:type="dxa"/>
-            </w:tcMar>
-          </w:tcPr>
-          <w:p>
-            <w:pPr>
-              <w:jc w:val="center"/>
-            </w:pPr>
-            <w:r>
-              <w:rPr>
-                <w:rFonts w:ascii="Calibri" w:hAnsi="Calibri"/>
-                <w:color w:val="2D3748"/>
-                <w:sz w:val="18"/>
-              </w:rPr>
-              <w:t>1</w:t>
-            </w:r>
-          </w:p>
-        </w:tc>
-        <w:tc>
-          <w:tcPr>
-            <w:tcW w:type="dxa" w:w="2880"/>
-            <w:shd w:fill="FFFFFF"/>
-            <w:tcMar>
-              <w:top w:w="90" w:type="dxa"/>
-              <w:bottom w:w="90" w:type="dxa"/>
-              <w:left w:w="120" w:type="dxa"/>
-              <w:right w:w="120" w:type="dxa"/>
-            </w:tcMar>
-          </w:tcPr>
-          <w:p>
-            <w:pPr>
-              <w:jc w:val="left"/>
-            </w:pPr>
-            <w:r>
-              <w:rPr>
-                <w:rFonts w:ascii="Calibri" w:hAnsi="Calibri"/>
-                <w:color w:val="2D3748"/>
-                <w:sz w:val="18"/>
-              </w:rPr>
-              <w:t>Week 2 Entrant (4 direct tags)</w:t>
-            </w:r>
-          </w:p>
-        </w:tc>
-      </w:tr>
-      <w:tr>
-        <w:tc>
-          <w:tcPr>
-            <w:tcW w:type="dxa" w:w="2592"/>
-            <w:shd w:fill="F7FAFC"/>
-            <w:tcMar>
-              <w:top w:w="90" w:type="dxa"/>
-              <w:bottom w:w="90" w:type="dxa"/>
-              <w:left w:w="120" w:type="dxa"/>
-              <w:right w:w="120" w:type="dxa"/>
-            </w:tcMar>
-          </w:tcPr>
-          <w:p>
-            <w:pPr>
-              <w:jc w:val="left"/>
-            </w:pPr>
-            <w:r>
-              <w:rPr>
-                <w:rFonts w:ascii="Calibri" w:hAnsi="Calibri"/>
-                <w:b/>
-                <w:color w:val="002E5D"/>
-                <w:sz w:val="18"/>
-              </w:rPr>
-              <w:t>@maddie.odaly</w:t>
-            </w:r>
-          </w:p>
-        </w:tc>
-        <w:tc>
-          <w:tcPr>
-            <w:tcW w:type="dxa" w:w="1008"/>
-            <w:shd w:fill="F7FAFC"/>
-            <w:tcMar>
-              <w:top w:w="90" w:type="dxa"/>
-              <w:bottom w:w="90" w:type="dxa"/>
-              <w:left w:w="120" w:type="dxa"/>
-              <w:right w:w="120" w:type="dxa"/>
-            </w:tcMar>
-          </w:tcPr>
-          <w:p>
-            <w:pPr>
-              <w:jc w:val="center"/>
-            </w:pPr>
-            <w:r>
-              <w:rPr>
-                <w:rFonts w:ascii="Calibri" w:hAnsi="Calibri"/>
-                <w:color w:val="2D3748"/>
-                <w:sz w:val="18"/>
-              </w:rPr>
-              <w:t>No</w:t>
-            </w:r>
-          </w:p>
-        </w:tc>
-        <w:tc>
-          <w:tcPr>
-            <w:tcW w:type="dxa" w:w="1008"/>
-            <w:shd w:fill="F7FAFC"/>
-            <w:tcMar>
-              <w:top w:w="90" w:type="dxa"/>
-              <w:bottom w:w="90" w:type="dxa"/>
-              <w:left w:w="120" w:type="dxa"/>
-              <w:right w:w="120" w:type="dxa"/>
-            </w:tcMar>
-          </w:tcPr>
-          <w:p>
-            <w:pPr>
-              <w:jc w:val="center"/>
-            </w:pPr>
-            <w:r>
-              <w:rPr>
-                <w:rFonts w:ascii="Calibri" w:hAnsi="Calibri"/>
-                <w:color w:val="2D3748"/>
-                <w:sz w:val="18"/>
-              </w:rPr>
-              <w:t>Yes</w:t>
-            </w:r>
-          </w:p>
-        </w:tc>
-        <w:tc>
-          <w:tcPr>
-            <w:tcW w:type="dxa" w:w="1440"/>
-            <w:shd w:fill="F7FAFC"/>
-            <w:tcMar>
-              <w:top w:w="90" w:type="dxa"/>
-              <w:bottom w:w="90" w:type="dxa"/>
-              <w:left w:w="120" w:type="dxa"/>
-              <w:right w:w="120" w:type="dxa"/>
-            </w:tcMar>
-          </w:tcPr>
-          <w:p>
-            <w:pPr>
-              <w:jc w:val="center"/>
-            </w:pPr>
-            <w:r>
-              <w:rPr>
-                <w:rFonts w:ascii="Calibri" w:hAnsi="Calibri"/>
-                <w:color w:val="2D3748"/>
-                <w:sz w:val="18"/>
-              </w:rPr>
-              <w:t>0</w:t>
-            </w:r>
-          </w:p>
-        </w:tc>
-        <w:tc>
-          <w:tcPr>
-            <w:tcW w:type="dxa" w:w="1440"/>
-            <w:shd w:fill="F7FAFC"/>
-            <w:tcMar>
-              <w:top w:w="90" w:type="dxa"/>
-              <w:bottom w:w="90" w:type="dxa"/>
-              <w:left w:w="120" w:type="dxa"/>
-              <w:right w:w="120" w:type="dxa"/>
-            </w:tcMar>
-          </w:tcPr>
-          <w:p>
-            <w:pPr>
-              <w:jc w:val="center"/>
-            </w:pPr>
-            <w:r>
-              <w:rPr>
-                <w:rFonts w:ascii="Calibri" w:hAnsi="Calibri"/>
-                <w:color w:val="2D3748"/>
-                <w:sz w:val="18"/>
-              </w:rPr>
-              <w:t>1</w:t>
-            </w:r>
-          </w:p>
-        </w:tc>
-        <w:tc>
-          <w:tcPr>
-            <w:tcW w:type="dxa" w:w="2880"/>
-            <w:shd w:fill="F7FAFC"/>
-            <w:tcMar>
-              <w:top w:w="90" w:type="dxa"/>
-              <w:bottom w:w="90" w:type="dxa"/>
-              <w:left w:w="120" w:type="dxa"/>
-              <w:right w:w="120" w:type="dxa"/>
-            </w:tcMar>
-          </w:tcPr>
-          <w:p>
-            <w:pPr>
-              <w:jc w:val="left"/>
-            </w:pPr>
-            <w:r>
-              <w:rPr>
-                <w:rFonts w:ascii="Calibri" w:hAnsi="Calibri"/>
-                <w:color w:val="2D3748"/>
-                <w:sz w:val="18"/>
-              </w:rPr>
-              <w:t>Week 2 Entrant (4 direct tags)</w:t>
-            </w:r>
-          </w:p>
-        </w:tc>
-      </w:tr>
-      <w:tr>
-        <w:tc>
-          <w:tcPr>
-            <w:tcW w:type="dxa" w:w="2592"/>
-            <w:shd w:fill="FFFFFF"/>
-            <w:tcMar>
-              <w:top w:w="90" w:type="dxa"/>
-              <w:bottom w:w="90" w:type="dxa"/>
-              <w:left w:w="120" w:type="dxa"/>
-              <w:right w:w="120" w:type="dxa"/>
-            </w:tcMar>
-          </w:tcPr>
-          <w:p>
-            <w:pPr>
-              <w:jc w:val="left"/>
-            </w:pPr>
-            <w:r>
-              <w:rPr>
-                <w:rFonts w:ascii="Calibri" w:hAnsi="Calibri"/>
-                <w:b/>
-                <w:color w:val="002E5D"/>
-                <w:sz w:val="18"/>
-              </w:rPr>
-              <w:t>@amandanwilson</w:t>
-            </w:r>
-          </w:p>
-        </w:tc>
-        <w:tc>
-          <w:tcPr>
-            <w:tcW w:type="dxa" w:w="1008"/>
-            <w:shd w:fill="FFFFFF"/>
-            <w:tcMar>
-              <w:top w:w="90" w:type="dxa"/>
-              <w:bottom w:w="90" w:type="dxa"/>
-              <w:left w:w="120" w:type="dxa"/>
-              <w:right w:w="120" w:type="dxa"/>
-            </w:tcMar>
-          </w:tcPr>
-          <w:p>
-            <w:pPr>
-              <w:jc w:val="center"/>
-            </w:pPr>
-            <w:r>
-              <w:rPr>
-                <w:rFonts w:ascii="Calibri" w:hAnsi="Calibri"/>
-                <w:color w:val="2D3748"/>
-                <w:sz w:val="18"/>
-              </w:rPr>
-              <w:t>No</w:t>
-            </w:r>
-          </w:p>
-        </w:tc>
-        <w:tc>
-          <w:tcPr>
-            <w:tcW w:type="dxa" w:w="1008"/>
-            <w:shd w:fill="FFFFFF"/>
-            <w:tcMar>
-              <w:top w:w="90" w:type="dxa"/>
-              <w:bottom w:w="90" w:type="dxa"/>
-              <w:left w:w="120" w:type="dxa"/>
-              <w:right w:w="120" w:type="dxa"/>
-            </w:tcMar>
-          </w:tcPr>
-          <w:p>
-            <w:pPr>
-              <w:jc w:val="center"/>
-            </w:pPr>
-            <w:r>
-              <w:rPr>
-                <w:rFonts w:ascii="Calibri" w:hAnsi="Calibri"/>
-                <w:color w:val="2D3748"/>
-                <w:sz w:val="18"/>
-              </w:rPr>
-              <w:t>Yes</w:t>
-            </w:r>
-          </w:p>
-        </w:tc>
-        <w:tc>
-          <w:tcPr>
-            <w:tcW w:type="dxa" w:w="1440"/>
-            <w:shd w:fill="FFFFFF"/>
-            <w:tcMar>
-              <w:top w:w="90" w:type="dxa"/>
-              <w:bottom w:w="90" w:type="dxa"/>
-              <w:left w:w="120" w:type="dxa"/>
-              <w:right w:w="120" w:type="dxa"/>
-            </w:tcMar>
-          </w:tcPr>
-          <w:p>
-            <w:pPr>
-              <w:jc w:val="center"/>
-            </w:pPr>
-            <w:r>
-              <w:rPr>
-                <w:rFonts w:ascii="Calibri" w:hAnsi="Calibri"/>
-                <w:color w:val="2D3748"/>
-                <w:sz w:val="18"/>
-              </w:rPr>
-              <w:t>0</w:t>
-            </w:r>
-          </w:p>
-        </w:tc>
-        <w:tc>
-          <w:tcPr>
-            <w:tcW w:type="dxa" w:w="1440"/>
-            <w:shd w:fill="FFFFFF"/>
-            <w:tcMar>
-              <w:top w:w="90" w:type="dxa"/>
-              <w:bottom w:w="90" w:type="dxa"/>
-              <w:left w:w="120" w:type="dxa"/>
-              <w:right w:w="120" w:type="dxa"/>
-            </w:tcMar>
-          </w:tcPr>
-          <w:p>
-            <w:pPr>
-              <w:jc w:val="center"/>
-            </w:pPr>
-            <w:r>
-              <w:rPr>
-                <w:rFonts w:ascii="Calibri" w:hAnsi="Calibri"/>
-                <w:color w:val="2D3748"/>
-                <w:sz w:val="18"/>
-              </w:rPr>
-              <w:t>1</w:t>
-            </w:r>
-          </w:p>
-        </w:tc>
-        <w:tc>
-          <w:tcPr>
-            <w:tcW w:type="dxa" w:w="2880"/>
-            <w:shd w:fill="FFFFFF"/>
-            <w:tcMar>
-              <w:top w:w="90" w:type="dxa"/>
-              <w:bottom w:w="90" w:type="dxa"/>
-              <w:left w:w="120" w:type="dxa"/>
-              <w:right w:w="120" w:type="dxa"/>
-            </w:tcMar>
-          </w:tcPr>
-          <w:p>
-            <w:pPr>
-              <w:jc w:val="left"/>
-            </w:pPr>
-            <w:r>
-              <w:rPr>
-                <w:rFonts w:ascii="Calibri" w:hAnsi="Calibri"/>
-                <w:color w:val="2D3748"/>
-                <w:sz w:val="18"/>
-              </w:rPr>
-              <w:t>Week 2 Entrant (3 direct tags)</w:t>
-            </w:r>
-          </w:p>
-        </w:tc>
-      </w:tr>
-    </w:tbl>
-    <w:p>
-      <w:pPr>
-        <w:spacing w:after="240"/>
-      </w:pPr>
-    </w:p>
-    <w:p>
-      <w:pPr>
-        <w:spacing w:before="240" w:after="120"/>
-      </w:pPr>
-      <w:r>
-        <w:rPr>
-          <w:rFonts w:ascii="Calibri" w:hAnsi="Calibri"/>
-          <w:b/>
-          <w:color w:val="002E5D"/>
-          <w:sz w:val="30"/>
-        </w:rPr>
-        <w:t>5. Customer Sentiment: What Products Entrants Love Most</w:t>
-      </w:r>
-    </w:p>
-    <w:p>
-      <w:pPr>
-        <w:spacing w:before="0" w:after="160" w:line="276" w:lineRule="auto"/>
-      </w:pPr>
-      <w:r>
-        <w:rPr>
-          <w:rFonts w:ascii="Calibri" w:hAnsi="Calibri"/>
-          <w:color w:val="2D3748"/>
-          <w:sz w:val="22"/>
-        </w:rPr>
-        <w:t>In Week 2, followers were prompted to share what they love most about Pioneer Party. Analyzing 1,548 comments revealed the top product categories and brand associations that drive community affinity:</w:t>
-      </w:r>
-    </w:p>
-    <w:p>
-      <w:pPr>
-        <w:spacing w:before="40" w:after="80" w:line="276" w:lineRule="auto"/>
-      </w:pPr>
-      <w:r>
-        <w:rPr>
-          <w:rFonts w:ascii="Calibri" w:hAnsi="Calibri"/>
-          <w:b/>
-          <w:color w:val="002E5D"/>
-          <w:sz w:val="21"/>
-        </w:rPr>
-        <w:t xml:space="preserve">• Balloons &amp; Balloon Bouquets (110 mentions): </w:t>
-      </w:r>
-      <w:r>
-        <w:rPr>
-          <w:rFonts w:ascii="Calibri" w:hAnsi="Calibri"/>
-          <w:color w:val="2D3748"/>
-          <w:sz w:val="21"/>
-        </w:rPr>
-        <w:t>Overwhelmingly the #1 product mentioned. Customers love Pioneer Party's custom arches, birthday bundles, and party installations.</w:t>
-      </w:r>
-    </w:p>
-    <w:p>
-      <w:pPr>
-        <w:spacing w:before="40" w:after="80" w:line="276" w:lineRule="auto"/>
-      </w:pPr>
-      <w:r>
-        <w:rPr>
-          <w:rFonts w:ascii="Calibri" w:hAnsi="Calibri"/>
-          <w:b/>
-          <w:color w:val="002E5D"/>
-          <w:sz w:val="21"/>
-        </w:rPr>
-        <w:t xml:space="preserve">• Candy, Cinnamon Bears &amp; Treats (89 mentions): </w:t>
-      </w:r>
-      <w:r>
-        <w:rPr>
-          <w:rFonts w:ascii="Calibri" w:hAnsi="Calibri"/>
-          <w:color w:val="2D3748"/>
-          <w:sz w:val="21"/>
-        </w:rPr>
-        <w:t>Beloved local staples! Specific shoutouts for nostalgic treats, cinnamon bears, churro bites, and party goodies.</w:t>
-      </w:r>
-    </w:p>
-    <w:p>
-      <w:pPr>
-        <w:spacing w:before="40" w:after="80" w:line="276" w:lineRule="auto"/>
-      </w:pPr>
-      <w:r>
-        <w:rPr>
-          <w:rFonts w:ascii="Calibri" w:hAnsi="Calibri"/>
-          <w:b/>
-          <w:color w:val="002E5D"/>
-          <w:sz w:val="21"/>
-        </w:rPr>
-        <w:t xml:space="preserve">• Ministering, Neighbor &amp; Teacher Gifts (54 mentions): </w:t>
-      </w:r>
-      <w:r>
-        <w:rPr>
-          <w:rFonts w:ascii="Calibri" w:hAnsi="Calibri"/>
-          <w:color w:val="2D3748"/>
-          <w:sz w:val="21"/>
-        </w:rPr>
-        <w:t>Pioneer Party is viewed as the go-to community hub for thoughtful, ready-to-go gifts and handouts.</w:t>
-      </w:r>
-    </w:p>
-    <w:p>
-      <w:pPr>
-        <w:spacing w:before="40" w:after="80" w:line="276" w:lineRule="auto"/>
-      </w:pPr>
-      <w:r>
-        <w:rPr>
-          <w:rFonts w:ascii="Calibri" w:hAnsi="Calibri"/>
-          <w:b/>
-          <w:color w:val="002E5D"/>
-          <w:sz w:val="21"/>
-        </w:rPr>
-        <w:t xml:space="preserve">• Inklings, Prints, Socks &amp; Cards (44 mentions): </w:t>
-      </w:r>
-      <w:r>
-        <w:rPr>
-          <w:rFonts w:ascii="Calibri" w:hAnsi="Calibri"/>
-          <w:color w:val="2D3748"/>
-          <w:sz w:val="21"/>
-        </w:rPr>
-        <w:t>High praise for unique boutique items, spiritual gifts, custom cards, and seasonal decor.</w:t>
-      </w:r>
-    </w:p>
-    <w:p>
-      <w:pPr>
-        <w:spacing w:before="40" w:after="80" w:line="276" w:lineRule="auto"/>
-      </w:pPr>
-      <w:r>
-        <w:rPr>
-          <w:rFonts w:ascii="Calibri" w:hAnsi="Calibri"/>
-          <w:b/>
-          <w:color w:val="002E5D"/>
-          <w:sz w:val="21"/>
-        </w:rPr>
-        <w:t xml:space="preserve">• Ribbons &amp; Bows (25 mentions): </w:t>
-      </w:r>
-      <w:r>
-        <w:rPr>
-          <w:rFonts w:ascii="Calibri" w:hAnsi="Calibri"/>
-          <w:color w:val="2D3748"/>
-          <w:sz w:val="21"/>
-        </w:rPr>
-        <w:t>Distinctive craft item that sets Pioneer Party apart for gift wrappers and crafters.</w:t>
-      </w:r>
-    </w:p>
-    <w:p>
-      <w:pPr>
-        <w:spacing w:before="40" w:after="80" w:line="276" w:lineRule="auto"/>
-      </w:pPr>
-      <w:r>
-        <w:rPr>
-          <w:rFonts w:ascii="Calibri" w:hAnsi="Calibri"/>
-          <w:b/>
-          <w:color w:val="002E5D"/>
-          <w:sz w:val="21"/>
-        </w:rPr>
-        <w:t xml:space="preserve">• Copy &amp; Print Services (14 mentions): </w:t>
-      </w:r>
-      <w:r>
-        <w:rPr>
-          <w:rFonts w:ascii="Calibri" w:hAnsi="Calibri"/>
-          <w:color w:val="2D3748"/>
-          <w:sz w:val="21"/>
-        </w:rPr>
-        <w:t>Appreciation for fast, reliable local copy, banner, and printing services.</w:t>
+        <w:t>Kennedy tagged 6 family members and activated three of them (@cadenceallen68, @kelseymallen, and @kelseymallen6), who generated 15 downstream comments reaching 11 people in a tight high-trust viral circle.</w:t>
       </w:r>
     </w:p>
     <w:sectPr>
       <w:pgSz w:w="12240" w:h="15840"/>
-      <w:pgMar w:top="1296" w:right="1296" w:bottom="1296" w:left="1296" w:header="720" w:footer="720" w:gutter="0"/>
+      <w:pgMar w:top="1224" w:right="1224" w:bottom="1224" w:left="1224" w:header="720" w:footer="720" w:gutter="0"/>
       <w:cols w:space="720"/>
       <w:docGrid w:linePitch="360"/>
     </w:sectPr>
